--- a/templates/raport-akhir.docx
+++ b/templates/raport-akhir.docx
@@ -5,6 +5,7 @@
     <w:p>
       <w:pPr>
         <w:pStyle w:val="BodyText"/>
+        <w:ind w:firstLine="720"/>
         <w:rPr>
           <w:rFonts w:ascii="Times New Roman"/>
           <w:b w:val="0"/>
@@ -20,16 +21,16 @@
           <w:sz w:val="20"/>
         </w:rPr>
         <w:drawing>
-          <wp:anchor distT="0" distB="71755" distL="0" distR="0" simplePos="0" relativeHeight="487587840" behindDoc="1" locked="0" layoutInCell="1" allowOverlap="1" wp14:anchorId="7E95F54E" wp14:editId="76ABD89D">
+          <wp:anchor distT="0" distB="36195" distL="0" distR="0" simplePos="0" relativeHeight="487587840" behindDoc="1" locked="0" layoutInCell="1" allowOverlap="1" wp14:anchorId="7E95F54E" wp14:editId="3A2F26D4">
             <wp:simplePos x="0" y="0"/>
             <wp:positionH relativeFrom="page">
-              <wp:posOffset>3011799</wp:posOffset>
+              <wp:posOffset>3094355</wp:posOffset>
             </wp:positionH>
             <wp:positionV relativeFrom="paragraph">
-              <wp:posOffset>1052195</wp:posOffset>
+              <wp:posOffset>929640</wp:posOffset>
             </wp:positionV>
-            <wp:extent cx="1609090" cy="480695"/>
-            <wp:effectExtent l="0" t="0" r="0" b="0"/>
+            <wp:extent cx="1426845" cy="396875"/>
+            <wp:effectExtent l="0" t="0" r="1905" b="3175"/>
             <wp:wrapTopAndBottom/>
             <wp:docPr id="2" name="Image 2"/>
             <wp:cNvGraphicFramePr>
@@ -51,7 +52,7 @@
                   <pic:spPr>
                     <a:xfrm>
                       <a:off x="0" y="0"/>
-                      <a:ext cx="1609090" cy="480695"/>
+                      <a:ext cx="1426845" cy="396875"/>
                     </a:xfrm>
                     <a:prstGeom prst="rect">
                       <a:avLst/>
@@ -72,101 +73,19 @@
       <w:r>
         <w:rPr>
           <w:noProof/>
-          <w:u w:val="none"/>
           <w:lang w:val="en-US"/>
         </w:rPr>
         <w:drawing>
-          <wp:anchor distT="0" distB="0" distL="114300" distR="114300" simplePos="0" relativeHeight="487593984" behindDoc="0" locked="0" layoutInCell="1" allowOverlap="1" wp14:anchorId="5EA6F4D5" wp14:editId="26E5414D">
+          <wp:anchor distT="0" distB="0" distL="114300" distR="114300" simplePos="0" relativeHeight="487595008" behindDoc="0" locked="0" layoutInCell="1" allowOverlap="1" wp14:anchorId="49B5E4B5" wp14:editId="19BD2B08">
             <wp:simplePos x="0" y="0"/>
             <wp:positionH relativeFrom="column">
-              <wp:posOffset>3093720</wp:posOffset>
+              <wp:posOffset>3978394</wp:posOffset>
             </wp:positionH>
             <wp:positionV relativeFrom="paragraph">
-              <wp:posOffset>635</wp:posOffset>
+              <wp:posOffset>-4494</wp:posOffset>
             </wp:positionV>
-            <wp:extent cx="974090" cy="970280"/>
-            <wp:effectExtent l="0" t="0" r="0" b="1270"/>
-            <wp:wrapNone/>
-            <wp:docPr id="4" name="Picture 4" descr="C:\Users\USER\Downloads\KOP KMI NEW.png"/>
-            <wp:cNvGraphicFramePr>
-              <a:graphicFrameLocks xmlns:a="http://schemas.openxmlformats.org/drawingml/2006/main" noChangeAspect="1"/>
-            </wp:cNvGraphicFramePr>
-            <a:graphic xmlns:a="http://schemas.openxmlformats.org/drawingml/2006/main">
-              <a:graphicData uri="http://schemas.openxmlformats.org/drawingml/2006/picture">
-                <pic:pic xmlns:pic="http://schemas.openxmlformats.org/drawingml/2006/picture">
-                  <pic:nvPicPr>
-                    <pic:cNvPr id="0" name="Picture 4" descr="C:\Users\USER\Downloads\KOP KMI NEW.png"/>
-                    <pic:cNvPicPr>
-                      <a:picLocks noChangeAspect="1" noChangeArrowheads="1"/>
-                    </pic:cNvPicPr>
-                  </pic:nvPicPr>
-                  <pic:blipFill rotWithShape="1">
-                    <a:blip r:embed="rId6">
-                      <a:grayscl/>
-                      <a:extLst>
-                        <a:ext uri="{BEBA8EAE-BF5A-486C-A8C5-ECC9F3942E4B}">
-                          <a14:imgProps xmlns:a14="http://schemas.microsoft.com/office/drawing/2010/main">
-                            <a14:imgLayer r:embed="rId7">
-                              <a14:imgEffect>
-                                <a14:sharpenSoften amount="50000"/>
-                              </a14:imgEffect>
-                            </a14:imgLayer>
-                          </a14:imgProps>
-                        </a:ext>
-                        <a:ext uri="{28A0092B-C50C-407E-A947-70E740481C1C}">
-                          <a14:useLocalDpi xmlns:a14="http://schemas.microsoft.com/office/drawing/2010/main" val="0"/>
-                        </a:ext>
-                      </a:extLst>
-                    </a:blip>
-                    <a:srcRect l="46934" r="40427"/>
-                    <a:stretch/>
-                  </pic:blipFill>
-                  <pic:spPr bwMode="auto">
-                    <a:xfrm>
-                      <a:off x="0" y="0"/>
-                      <a:ext cx="974090" cy="970280"/>
-                    </a:xfrm>
-                    <a:prstGeom prst="rect">
-                      <a:avLst/>
-                    </a:prstGeom>
-                    <a:noFill/>
-                    <a:ln>
-                      <a:noFill/>
-                    </a:ln>
-                    <a:extLst>
-                      <a:ext uri="{53640926-AAD7-44D8-BBD7-CCE9431645EC}">
-                        <a14:shadowObscured xmlns:a14="http://schemas.microsoft.com/office/drawing/2010/main"/>
-                      </a:ext>
-                    </a:extLst>
-                  </pic:spPr>
-                </pic:pic>
-              </a:graphicData>
-            </a:graphic>
-            <wp14:sizeRelH relativeFrom="page">
-              <wp14:pctWidth>0</wp14:pctWidth>
-            </wp14:sizeRelH>
-            <wp14:sizeRelV relativeFrom="page">
-              <wp14:pctHeight>0</wp14:pctHeight>
-            </wp14:sizeRelV>
-          </wp:anchor>
-        </w:drawing>
-      </w:r>
-      <w:r>
-        <w:rPr>
-          <w:noProof/>
-          <w:lang w:val="en-US"/>
-        </w:rPr>
-        <w:drawing>
-          <wp:anchor distT="0" distB="0" distL="114300" distR="114300" simplePos="0" relativeHeight="487595008" behindDoc="0" locked="0" layoutInCell="1" allowOverlap="1" wp14:anchorId="49B5E4B5" wp14:editId="677EEF1D">
-            <wp:simplePos x="0" y="0"/>
-            <wp:positionH relativeFrom="column">
-              <wp:posOffset>4067169</wp:posOffset>
-            </wp:positionH>
-            <wp:positionV relativeFrom="paragraph">
-              <wp:posOffset>635</wp:posOffset>
-            </wp:positionV>
-            <wp:extent cx="2983230" cy="970280"/>
-            <wp:effectExtent l="0" t="0" r="7620" b="1270"/>
+            <wp:extent cx="3067140" cy="873073"/>
+            <wp:effectExtent l="0" t="0" r="0" b="3810"/>
             <wp:wrapNone/>
             <wp:docPr id="3" name="Picture 3" descr="C:\Users\USER\Downloads\KOP KMI NEW.png"/>
             <wp:cNvGraphicFramePr>
@@ -205,7 +124,7 @@
                   <pic:spPr bwMode="auto">
                     <a:xfrm>
                       <a:off x="0" y="0"/>
-                      <a:ext cx="2983230" cy="970280"/>
+                      <a:ext cx="3069189" cy="873656"/>
                     </a:xfrm>
                     <a:prstGeom prst="rect">
                       <a:avLst/>
@@ -239,9 +158,93 @@
           <w:lang w:val="en-US"/>
         </w:rPr>
         <w:drawing>
-          <wp:inline distT="0" distB="0" distL="0" distR="0" wp14:anchorId="6D661975" wp14:editId="17D71C4D">
-            <wp:extent cx="3093720" cy="970280"/>
-            <wp:effectExtent l="0" t="0" r="0" b="1270"/>
+          <wp:anchor distT="0" distB="0" distL="114300" distR="114300" simplePos="0" relativeHeight="487593984" behindDoc="0" locked="0" layoutInCell="1" allowOverlap="1" wp14:anchorId="5EA6F4D5" wp14:editId="1BFB43F0">
+            <wp:simplePos x="0" y="0"/>
+            <wp:positionH relativeFrom="column">
+              <wp:posOffset>3136865</wp:posOffset>
+            </wp:positionH>
+            <wp:positionV relativeFrom="paragraph">
+              <wp:posOffset>-4445</wp:posOffset>
+            </wp:positionV>
+            <wp:extent cx="844061" cy="873125"/>
+            <wp:effectExtent l="0" t="0" r="0" b="3175"/>
+            <wp:wrapNone/>
+            <wp:docPr id="4" name="Picture 4" descr="C:\Users\USER\Downloads\KOP KMI NEW.png"/>
+            <wp:cNvGraphicFramePr>
+              <a:graphicFrameLocks xmlns:a="http://schemas.openxmlformats.org/drawingml/2006/main" noChangeAspect="1"/>
+            </wp:cNvGraphicFramePr>
+            <a:graphic xmlns:a="http://schemas.openxmlformats.org/drawingml/2006/main">
+              <a:graphicData uri="http://schemas.openxmlformats.org/drawingml/2006/picture">
+                <pic:pic xmlns:pic="http://schemas.openxmlformats.org/drawingml/2006/picture">
+                  <pic:nvPicPr>
+                    <pic:cNvPr id="0" name="Picture 4" descr="C:\Users\USER\Downloads\KOP KMI NEW.png"/>
+                    <pic:cNvPicPr>
+                      <a:picLocks noChangeAspect="1" noChangeArrowheads="1"/>
+                    </pic:cNvPicPr>
+                  </pic:nvPicPr>
+                  <pic:blipFill rotWithShape="1">
+                    <a:blip r:embed="rId8" cstate="print">
+                      <a:grayscl/>
+                      <a:extLst>
+                        <a:ext uri="{BEBA8EAE-BF5A-486C-A8C5-ECC9F3942E4B}">
+                          <a14:imgProps xmlns:a14="http://schemas.microsoft.com/office/drawing/2010/main">
+                            <a14:imgLayer r:embed="rId9">
+                              <a14:imgEffect>
+                                <a14:sharpenSoften amount="50000"/>
+                              </a14:imgEffect>
+                            </a14:imgLayer>
+                          </a14:imgProps>
+                        </a:ext>
+                        <a:ext uri="{28A0092B-C50C-407E-A947-70E740481C1C}">
+                          <a14:useLocalDpi xmlns:a14="http://schemas.microsoft.com/office/drawing/2010/main" val="0"/>
+                        </a:ext>
+                      </a:extLst>
+                    </a:blip>
+                    <a:srcRect l="46934" r="40427"/>
+                    <a:stretch/>
+                  </pic:blipFill>
+                  <pic:spPr bwMode="auto">
+                    <a:xfrm>
+                      <a:off x="0" y="0"/>
+                      <a:ext cx="844061" cy="873125"/>
+                    </a:xfrm>
+                    <a:prstGeom prst="rect">
+                      <a:avLst/>
+                    </a:prstGeom>
+                    <a:noFill/>
+                    <a:ln>
+                      <a:noFill/>
+                    </a:ln>
+                    <a:extLst>
+                      <a:ext uri="{53640926-AAD7-44D8-BBD7-CCE9431645EC}">
+                        <a14:shadowObscured xmlns:a14="http://schemas.microsoft.com/office/drawing/2010/main"/>
+                      </a:ext>
+                    </a:extLst>
+                  </pic:spPr>
+                </pic:pic>
+              </a:graphicData>
+            </a:graphic>
+            <wp14:sizeRelH relativeFrom="page">
+              <wp14:pctWidth>0</wp14:pctWidth>
+            </wp14:sizeRelH>
+            <wp14:sizeRelV relativeFrom="page">
+              <wp14:pctHeight>0</wp14:pctHeight>
+            </wp14:sizeRelV>
+          </wp:anchor>
+        </w:drawing>
+      </w:r>
+      <w:bookmarkStart w:id="0" w:name="_GoBack"/>
+      <w:bookmarkEnd w:id="0"/>
+      <w:r>
+        <w:rPr>
+          <w:noProof/>
+          <w:u w:val="none"/>
+          <w:lang w:val="en-US"/>
+        </w:rPr>
+        <w:drawing>
+          <wp:inline distT="0" distB="0" distL="0" distR="0" wp14:anchorId="6D661975" wp14:editId="4EE77374">
+            <wp:extent cx="3137781" cy="869183"/>
+            <wp:effectExtent l="0" t="0" r="5715" b="7620"/>
             <wp:docPr id="1" name="Picture 1" descr="C:\Users\USER\Downloads\KOP KMI NEW.png"/>
             <wp:cNvGraphicFramePr>
               <a:graphicFrameLocks xmlns:a="http://schemas.openxmlformats.org/drawingml/2006/main" noChangeAspect="1"/>
@@ -256,12 +259,12 @@
                     </pic:cNvPicPr>
                   </pic:nvPicPr>
                   <pic:blipFill rotWithShape="1">
-                    <a:blip r:embed="rId6" cstate="print">
+                    <a:blip r:embed="rId10" cstate="print">
                       <a:grayscl/>
                       <a:extLst>
                         <a:ext uri="{BEBA8EAE-BF5A-486C-A8C5-ECC9F3942E4B}">
                           <a14:imgProps xmlns:a14="http://schemas.microsoft.com/office/drawing/2010/main">
-                            <a14:imgLayer r:embed="rId7">
+                            <a14:imgLayer r:embed="rId11">
                               <a14:imgEffect>
                                 <a14:sharpenSoften amount="50000"/>
                               </a14:imgEffect>
@@ -279,7 +282,7 @@
                   <pic:spPr bwMode="auto">
                     <a:xfrm>
                       <a:off x="0" y="0"/>
-                      <a:ext cx="3095952" cy="970980"/>
+                      <a:ext cx="3165952" cy="876987"/>
                     </a:xfrm>
                     <a:prstGeom prst="rect">
                       <a:avLst/>
@@ -309,254 +312,6 @@
           <w:lang w:val="en-US"/>
         </w:rPr>
       </w:pPr>
-      <w:r>
-        <w:rPr>
-          <w:rFonts w:ascii="Times New Roman"/>
-          <w:b w:val="0"/>
-          <w:noProof/>
-          <w:sz w:val="20"/>
-        </w:rPr>
-        <mc:AlternateContent>
-          <mc:Choice Requires="wps">
-            <w:drawing>
-              <wp:anchor distT="0" distB="0" distL="114300" distR="114300" simplePos="0" relativeHeight="487591936" behindDoc="0" locked="0" layoutInCell="1" allowOverlap="1" wp14:anchorId="15249831" wp14:editId="14D915BF">
-                <wp:simplePos x="0" y="0"/>
-                <wp:positionH relativeFrom="column">
-                  <wp:posOffset>-17145</wp:posOffset>
-                </wp:positionH>
-                <wp:positionV relativeFrom="paragraph">
-                  <wp:posOffset>21590</wp:posOffset>
-                </wp:positionV>
-                <wp:extent cx="1943100" cy="246529"/>
-                <wp:effectExtent l="0" t="0" r="0" b="1270"/>
-                <wp:wrapNone/>
-                <wp:docPr id="7" name="Text Box 7"/>
-                <wp:cNvGraphicFramePr/>
-                <a:graphic xmlns:a="http://schemas.openxmlformats.org/drawingml/2006/main">
-                  <a:graphicData uri="http://schemas.microsoft.com/office/word/2010/wordprocessingShape">
-                    <wps:wsp>
-                      <wps:cNvSpPr txBox="1"/>
-                      <wps:spPr>
-                        <a:xfrm>
-                          <a:off x="0" y="0"/>
-                          <a:ext cx="1943100" cy="246529"/>
-                        </a:xfrm>
-                        <a:prstGeom prst="rect">
-                          <a:avLst/>
-                        </a:prstGeom>
-                        <a:solidFill>
-                          <a:schemeClr val="lt1"/>
-                        </a:solidFill>
-                        <a:ln w="6350">
-                          <a:noFill/>
-                        </a:ln>
-                      </wps:spPr>
-                      <wps:txbx>
-                        <w:txbxContent>
-                          <w:p>
-                            <w:pPr>
-                              <w:rPr>
-                                <w:b/>
-                                <w:bCs/>
-                                <w:sz w:val="16"/>
-                                <w:szCs w:val="16"/>
-                                <w:lang w:val="en-US"/>
-                              </w:rPr>
-                            </w:pPr>
-                            <w:r>
-                              <w:rPr>
-                                <w:b/>
-                                <w:bCs/>
-                                <w:sz w:val="16"/>
-                                <w:szCs w:val="16"/>
-                                <w:lang w:val="en-US"/>
-                              </w:rPr>
-                              <w:t>SERIAL NO</w:t>
-                            </w:r>
-                            <w:r>
-                              <w:rPr>
-                                <w:b/>
-                                <w:bCs/>
-                                <w:sz w:val="16"/>
-                                <w:szCs w:val="16"/>
-                                <w:lang w:val="en-US"/>
-                              </w:rPr>
-                              <w:t xml:space="preserve"> : </w:t>
-                            </w:r>
-                            <w:r>
-                              <w:rPr>
-                                <w:b/>
-                                <w:bCs/>
-                                <w:sz w:val="16"/>
-                                <w:szCs w:val="16"/>
-                                <w:lang w:val="en-US"/>
-                              </w:rPr>
-                              <w:t xml:space="preserve">        </w:t>
-                            </w:r>
-                            <w:r>
-                              <w:rPr>
-                                <w:b/>
-                                <w:bCs/>
-                                <w:sz w:val="16"/>
-                                <w:szCs w:val="16"/>
-                                <w:lang w:val="en-US"/>
-                              </w:rPr>
-                              <w:t xml:space="preserve">${serial </w:t>
-                            </w:r>
-                            <w:proofErr w:type="spellStart"/>
-                            <w:r>
-                              <w:rPr>
-                                <w:b/>
-                                <w:bCs/>
-                                <w:sz w:val="16"/>
-                                <w:szCs w:val="16"/>
-                                <w:lang w:val="en-US"/>
-                              </w:rPr>
-                              <w:t>nomor</w:t>
-                            </w:r>
-                            <w:proofErr w:type="spellEnd"/>
-                            <w:r>
-                              <w:rPr>
-                                <w:b/>
-                                <w:bCs/>
-                                <w:sz w:val="16"/>
-                                <w:szCs w:val="16"/>
-                                <w:lang w:val="en-US"/>
-                              </w:rPr>
-                              <w:t>|</w:t>
-                            </w:r>
-                          </w:p>
-                        </w:txbxContent>
-                      </wps:txbx>
-                      <wps:bodyPr rot="0" spcFirstLastPara="0" vertOverflow="overflow" horzOverflow="overflow" vert="horz" wrap="square" lIns="91440" tIns="45720" rIns="91440" bIns="45720" numCol="1" spcCol="0" rtlCol="0" fromWordArt="0" anchor="t" anchorCtr="0" forceAA="0" compatLnSpc="1">
-                        <a:prstTxWarp prst="textNoShape">
-                          <a:avLst/>
-                        </a:prstTxWarp>
-                        <a:noAutofit/>
-                      </wps:bodyPr>
-                    </wps:wsp>
-                  </a:graphicData>
-                </a:graphic>
-                <wp14:sizeRelH relativeFrom="margin">
-                  <wp14:pctWidth>0</wp14:pctWidth>
-                </wp14:sizeRelH>
-                <wp14:sizeRelV relativeFrom="margin">
-                  <wp14:pctHeight>0</wp14:pctHeight>
-                </wp14:sizeRelV>
-              </wp:anchor>
-            </w:drawing>
-          </mc:Choice>
-          <mc:Fallback>
-            <w:pict>
-              <v:shapetype w14:anchorId="15249831" id="_x0000_t202" coordsize="21600,21600" o:spt="202" path="m,l,21600r21600,l21600,xe">
-                <v:stroke joinstyle="miter"/>
-                <v:path gradientshapeok="t" o:connecttype="rect"/>
-              </v:shapetype>
-              <v:shape id="Text Box 7" o:spid="_x0000_s1026" type="#_x0000_t202" style="position:absolute;left:0;text-align:left;margin-left:-1.35pt;margin-top:1.7pt;width:153pt;height:19.4pt;z-index:487591936;visibility:visible;mso-wrap-style:square;mso-width-percent:0;mso-height-percent:0;mso-wrap-distance-left:9pt;mso-wrap-distance-top:0;mso-wrap-distance-right:9pt;mso-wrap-distance-bottom:0;mso-position-horizontal:absolute;mso-position-horizontal-relative:text;mso-position-vertical:absolute;mso-position-vertical-relative:text;mso-width-percent:0;mso-height-percent:0;mso-width-relative:margin;mso-height-relative:margin;v-text-anchor:top" o:gfxdata="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" fillcolor="white [3201]" stroked="f" strokeweight=".5pt">
-                <v:textbox>
-                  <w:txbxContent>
-                    <w:p>
-                      <w:pPr>
-                        <w:rPr>
-                          <w:b/>
-                          <w:bCs/>
-                          <w:sz w:val="16"/>
-                          <w:szCs w:val="16"/>
-                          <w:lang w:val="en-US"/>
-                        </w:rPr>
-                      </w:pPr>
-                      <w:r>
-                        <w:rPr>
-                          <w:b/>
-                          <w:bCs/>
-                          <w:sz w:val="16"/>
-                          <w:szCs w:val="16"/>
-                          <w:lang w:val="en-US"/>
-                        </w:rPr>
-                        <w:t xml:space="preserve">SERIAL </w:t>
-                      </w:r>
-                      <w:proofErr w:type="gramStart"/>
-                      <w:r>
-                        <w:rPr>
-                          <w:b/>
-                          <w:bCs/>
-                          <w:sz w:val="16"/>
-                          <w:szCs w:val="16"/>
-                          <w:lang w:val="en-US"/>
-                        </w:rPr>
-                        <w:t>NO</w:t>
-                      </w:r>
-                      <w:r>
-                        <w:rPr>
-                          <w:b/>
-                          <w:bCs/>
-                          <w:sz w:val="16"/>
-                          <w:szCs w:val="16"/>
-                          <w:lang w:val="en-US"/>
-                        </w:rPr>
-                        <w:t xml:space="preserve"> :</w:t>
-                      </w:r>
-                      <w:proofErr w:type="gramEnd"/>
-                      <w:r>
-                        <w:rPr>
-                          <w:b/>
-                          <w:bCs/>
-                          <w:sz w:val="16"/>
-                          <w:szCs w:val="16"/>
-                          <w:lang w:val="en-US"/>
-                        </w:rPr>
-                        <w:t xml:space="preserve"> </w:t>
-                      </w:r>
-                      <w:r>
-                        <w:rPr>
-                          <w:b/>
-                          <w:bCs/>
-                          <w:sz w:val="16"/>
-                          <w:szCs w:val="16"/>
-                          <w:lang w:val="en-US"/>
-                        </w:rPr>
-                        <w:t xml:space="preserve">        </w:t>
-                      </w:r>
-                      <w:r>
-                        <w:rPr>
-                          <w:b/>
-                          <w:bCs/>
-                          <w:sz w:val="16"/>
-                          <w:szCs w:val="16"/>
-                          <w:lang w:val="en-US"/>
-                        </w:rPr>
-                        <w:t xml:space="preserve">${serial </w:t>
-                      </w:r>
-                      <w:proofErr w:type="spellStart"/>
-                      <w:r>
-                        <w:rPr>
-                          <w:b/>
-                          <w:bCs/>
-                          <w:sz w:val="16"/>
-                          <w:szCs w:val="16"/>
-                          <w:lang w:val="en-US"/>
-                        </w:rPr>
-                        <w:t>nomor</w:t>
-                      </w:r>
-                      <w:proofErr w:type="spellEnd"/>
-                      <w:r>
-                        <w:rPr>
-                          <w:b/>
-                          <w:bCs/>
-                          <w:sz w:val="16"/>
-                          <w:szCs w:val="16"/>
-                          <w:lang w:val="en-US"/>
-                        </w:rPr>
-                        <w:t>|</w:t>
-                      </w:r>
-                    </w:p>
-                  </w:txbxContent>
-                </v:textbox>
-              </v:shape>
-            </w:pict>
-          </mc:Fallback>
-        </mc:AlternateContent>
-      </w:r>
       <w:r>
         <w:t>LAPORAN</w:t>
       </w:r>
@@ -603,7 +358,7 @@
     <w:p>
       <w:pPr>
         <w:pStyle w:val="BodyText"/>
-        <w:spacing w:before="14"/>
+        <w:spacing w:before="14" w:after="60"/>
         <w:ind w:right="31"/>
         <w:jc w:val="center"/>
         <w:rPr>
@@ -672,15 +427,6 @@
         <w:t>}</w:t>
       </w:r>
     </w:p>
-    <w:p>
-      <w:pPr>
-        <w:spacing w:before="2" w:after="1"/>
-        <w:rPr>
-          <w:b/>
-          <w:sz w:val="10"/>
-        </w:rPr>
-      </w:pPr>
-    </w:p>
     <w:tbl>
       <w:tblPr>
         <w:tblW w:w="10938" w:type="dxa"/>
@@ -701,41 +447,42 @@
         <w:tblLook w:val="01E0" w:firstRow="1" w:lastRow="1" w:firstColumn="1" w:lastColumn="1" w:noHBand="0" w:noVBand="0"/>
       </w:tblPr>
       <w:tblGrid>
-        <w:gridCol w:w="666"/>
-        <w:gridCol w:w="205"/>
-        <w:gridCol w:w="282"/>
-        <w:gridCol w:w="15"/>
+        <w:gridCol w:w="659"/>
+        <w:gridCol w:w="72"/>
+        <w:gridCol w:w="407"/>
+        <w:gridCol w:w="14"/>
         <w:gridCol w:w="186"/>
         <w:gridCol w:w="82"/>
+        <w:gridCol w:w="523"/>
+        <w:gridCol w:w="205"/>
+        <w:gridCol w:w="567"/>
+        <w:gridCol w:w="142"/>
+        <w:gridCol w:w="709"/>
+        <w:gridCol w:w="122"/>
         <w:gridCol w:w="425"/>
-        <w:gridCol w:w="98"/>
-        <w:gridCol w:w="752"/>
-        <w:gridCol w:w="30"/>
-        <w:gridCol w:w="687"/>
-        <w:gridCol w:w="276"/>
-        <w:gridCol w:w="425"/>
-        <w:gridCol w:w="168"/>
+        <w:gridCol w:w="162"/>
+        <w:gridCol w:w="6"/>
         <w:gridCol w:w="115"/>
+        <w:gridCol w:w="411"/>
+        <w:gridCol w:w="701"/>
+        <w:gridCol w:w="751"/>
+        <w:gridCol w:w="126"/>
+        <w:gridCol w:w="16"/>
         <w:gridCol w:w="142"/>
-        <w:gridCol w:w="269"/>
-        <w:gridCol w:w="701"/>
-        <w:gridCol w:w="877"/>
+        <w:gridCol w:w="283"/>
         <w:gridCol w:w="142"/>
-        <w:gridCol w:w="141"/>
+        <w:gridCol w:w="709"/>
+        <w:gridCol w:w="423"/>
         <w:gridCol w:w="142"/>
+        <w:gridCol w:w="495"/>
+        <w:gridCol w:w="213"/>
+        <w:gridCol w:w="282"/>
+        <w:gridCol w:w="131"/>
+        <w:gridCol w:w="144"/>
+        <w:gridCol w:w="294"/>
         <w:gridCol w:w="142"/>
-        <w:gridCol w:w="521"/>
-        <w:gridCol w:w="42"/>
-        <w:gridCol w:w="432"/>
-        <w:gridCol w:w="439"/>
-        <w:gridCol w:w="343"/>
-        <w:gridCol w:w="345"/>
-        <w:gridCol w:w="146"/>
-        <w:gridCol w:w="131"/>
-        <w:gridCol w:w="148"/>
-        <w:gridCol w:w="571"/>
-        <w:gridCol w:w="142"/>
-        <w:gridCol w:w="710"/>
+        <w:gridCol w:w="139"/>
+        <w:gridCol w:w="856"/>
       </w:tblGrid>
       <w:tr>
         <w:trPr>
@@ -743,7 +490,7 @@
         </w:trPr>
         <w:tc>
           <w:tcPr>
-            <w:tcW w:w="1168" w:type="dxa"/>
+            <w:tcW w:w="1152" w:type="dxa"/>
             <w:gridSpan w:val="4"/>
             <w:tcBorders>
               <w:top w:val="double" w:sz="6" w:space="0" w:color="000000"/>
@@ -847,7 +594,7 @@
         </w:tc>
         <w:tc>
           <w:tcPr>
-            <w:tcW w:w="3712" w:type="dxa"/>
+            <w:tcW w:w="3724" w:type="dxa"/>
             <w:gridSpan w:val="12"/>
             <w:tcBorders>
               <w:top w:val="double" w:sz="6" w:space="0" w:color="000000"/>
@@ -909,6 +656,7 @@
           <w:p>
             <w:pPr>
               <w:pStyle w:val="TableParagraph"/>
+              <w:bidi/>
               <w:jc w:val="center"/>
               <w:rPr>
                 <w:sz w:val="24"/>
@@ -928,8 +676,8 @@
         </w:tc>
         <w:tc>
           <w:tcPr>
-            <w:tcW w:w="1571" w:type="dxa"/>
-            <w:gridSpan w:val="4"/>
+            <w:tcW w:w="1575" w:type="dxa"/>
+            <w:gridSpan w:val="5"/>
             <w:tcBorders>
               <w:top w:val="double" w:sz="6" w:space="0" w:color="000000"/>
               <w:left w:val="nil"/>
@@ -966,7 +714,7 @@
         </w:trPr>
         <w:tc>
           <w:tcPr>
-            <w:tcW w:w="1168" w:type="dxa"/>
+            <w:tcW w:w="1152" w:type="dxa"/>
             <w:gridSpan w:val="4"/>
             <w:tcBorders>
               <w:top w:val="nil"/>
@@ -1084,7 +832,7 @@
         </w:tc>
         <w:tc>
           <w:tcPr>
-            <w:tcW w:w="3712" w:type="dxa"/>
+            <w:tcW w:w="3724" w:type="dxa"/>
             <w:gridSpan w:val="12"/>
             <w:tcBorders>
               <w:top w:val="single" w:sz="8" w:space="0" w:color="000000"/>
@@ -1146,6 +894,7 @@
           <w:p>
             <w:pPr>
               <w:pStyle w:val="TableParagraph"/>
+              <w:bidi/>
               <w:jc w:val="center"/>
               <w:rPr>
                 <w:sz w:val="24"/>
@@ -1165,8 +914,8 @@
         </w:tc>
         <w:tc>
           <w:tcPr>
-            <w:tcW w:w="1571" w:type="dxa"/>
-            <w:gridSpan w:val="4"/>
+            <w:tcW w:w="1575" w:type="dxa"/>
+            <w:gridSpan w:val="5"/>
             <w:tcBorders>
               <w:top w:val="nil"/>
               <w:left w:val="nil"/>
@@ -1203,7 +952,7 @@
         </w:trPr>
         <w:tc>
           <w:tcPr>
-            <w:tcW w:w="1168" w:type="dxa"/>
+            <w:tcW w:w="1152" w:type="dxa"/>
             <w:gridSpan w:val="4"/>
             <w:tcBorders>
               <w:top w:val="nil"/>
@@ -1310,7 +1059,7 @@
         </w:tc>
         <w:tc>
           <w:tcPr>
-            <w:tcW w:w="3712" w:type="dxa"/>
+            <w:tcW w:w="3724" w:type="dxa"/>
             <w:gridSpan w:val="12"/>
             <w:tcBorders>
               <w:top w:val="single" w:sz="8" w:space="0" w:color="000000"/>
@@ -1372,6 +1121,7 @@
           <w:p>
             <w:pPr>
               <w:pStyle w:val="TableParagraph"/>
+              <w:bidi/>
               <w:jc w:val="center"/>
               <w:rPr>
                 <w:sz w:val="24"/>
@@ -1391,8 +1141,8 @@
         </w:tc>
         <w:tc>
           <w:tcPr>
-            <w:tcW w:w="1571" w:type="dxa"/>
-            <w:gridSpan w:val="4"/>
+            <w:tcW w:w="1575" w:type="dxa"/>
+            <w:gridSpan w:val="5"/>
             <w:tcBorders>
               <w:top w:val="nil"/>
               <w:left w:val="nil"/>
@@ -1428,7 +1178,7 @@
         </w:trPr>
         <w:tc>
           <w:tcPr>
-            <w:tcW w:w="1168" w:type="dxa"/>
+            <w:tcW w:w="1152" w:type="dxa"/>
             <w:gridSpan w:val="4"/>
             <w:tcBorders>
               <w:top w:val="nil"/>
@@ -1550,7 +1300,7 @@
         </w:tc>
         <w:tc>
           <w:tcPr>
-            <w:tcW w:w="3712" w:type="dxa"/>
+            <w:tcW w:w="3724" w:type="dxa"/>
             <w:gridSpan w:val="12"/>
             <w:tcBorders>
               <w:top w:val="single" w:sz="8" w:space="0" w:color="000000"/>
@@ -1585,7 +1335,7 @@
                 <w:szCs w:val="24"/>
                 <w:lang w:val="en-US"/>
               </w:rPr>
-              <w:t>kelas_arab</w:t>
+              <w:t>semester_small_arab</w:t>
             </w:r>
             <w:proofErr w:type="spellEnd"/>
             <w:r>
@@ -1595,8 +1345,9 @@
                 <w:szCs w:val="24"/>
                 <w:lang w:val="en-US"/>
               </w:rPr>
-              <w:t xml:space="preserve">} </w:t>
-            </w:r>
+              <w:t>} / “${</w:t>
+            </w:r>
+            <w:proofErr w:type="spellStart"/>
             <w:r>
               <w:rPr>
                 <w:spacing w:val="-2"/>
@@ -1604,9 +1355,9 @@
                 <w:szCs w:val="24"/>
                 <w:lang w:val="en-US"/>
               </w:rPr>
-              <w:t xml:space="preserve"> / ${</w:t>
-            </w:r>
-            <w:proofErr w:type="spellStart"/>
+              <w:t>kelas_arab</w:t>
+            </w:r>
+            <w:proofErr w:type="spellEnd"/>
             <w:r>
               <w:rPr>
                 <w:spacing w:val="-2"/>
@@ -1614,9 +1365,9 @@
                 <w:szCs w:val="24"/>
                 <w:lang w:val="en-US"/>
               </w:rPr>
-              <w:t>semester_small_arab</w:t>
-            </w:r>
-            <w:proofErr w:type="spellEnd"/>
+              <w:t>}” ${</w:t>
+            </w:r>
+            <w:proofErr w:type="spellStart"/>
             <w:r>
               <w:rPr>
                 <w:spacing w:val="-2"/>
@@ -1624,6 +1375,16 @@
                 <w:szCs w:val="24"/>
                 <w:lang w:val="en-US"/>
               </w:rPr>
+              <w:t>kelas_huruf_arab</w:t>
+            </w:r>
+            <w:proofErr w:type="spellEnd"/>
+            <w:r>
+              <w:rPr>
+                <w:spacing w:val="-2"/>
+                <w:sz w:val="24"/>
+                <w:szCs w:val="24"/>
+                <w:lang w:val="en-US"/>
+              </w:rPr>
               <w:t>}</w:t>
             </w:r>
           </w:p>
@@ -1641,6 +1402,7 @@
           <w:p>
             <w:pPr>
               <w:pStyle w:val="TableParagraph"/>
+              <w:bidi/>
               <w:jc w:val="center"/>
               <w:rPr>
                 <w:sz w:val="24"/>
@@ -1660,8 +1422,8 @@
         </w:tc>
         <w:tc>
           <w:tcPr>
-            <w:tcW w:w="1571" w:type="dxa"/>
-            <w:gridSpan w:val="4"/>
+            <w:tcW w:w="1575" w:type="dxa"/>
+            <w:gridSpan w:val="5"/>
             <w:tcBorders>
               <w:top w:val="nil"/>
               <w:left w:val="nil"/>
@@ -1693,12 +1455,12 @@
       </w:tr>
       <w:tr>
         <w:trPr>
-          <w:trHeight w:val="64"/>
+          <w:trHeight w:val="23"/>
         </w:trPr>
         <w:tc>
           <w:tcPr>
             <w:tcW w:w="10938" w:type="dxa"/>
-            <w:gridSpan w:val="35"/>
+            <w:gridSpan w:val="36"/>
             <w:tcBorders>
               <w:top w:val="double" w:sz="6" w:space="0" w:color="000000"/>
               <w:left w:val="nil"/>
@@ -1709,8 +1471,10 @@
           <w:p>
             <w:pPr>
               <w:pStyle w:val="TableParagraph"/>
-              <w:rPr>
-                <w:sz w:val="2"/>
+              <w:bidi/>
+              <w:rPr>
+                <w:sz w:val="4"/>
+                <w:szCs w:val="6"/>
               </w:rPr>
             </w:pPr>
           </w:p>
@@ -1722,7 +1486,7 @@
         </w:trPr>
         <w:tc>
           <w:tcPr>
-            <w:tcW w:w="666" w:type="dxa"/>
+            <w:tcW w:w="659" w:type="dxa"/>
             <w:vMerge w:val="restart"/>
             <w:tcBorders>
               <w:top w:val="double" w:sz="6" w:space="0" w:color="000000"/>
@@ -1754,7 +1518,7 @@
         </w:tc>
         <w:tc>
           <w:tcPr>
-            <w:tcW w:w="2075" w:type="dxa"/>
+            <w:tcW w:w="2198" w:type="dxa"/>
             <w:gridSpan w:val="9"/>
             <w:vMerge w:val="restart"/>
             <w:tcBorders>
@@ -1801,7 +1565,7 @@
         </w:tc>
         <w:tc>
           <w:tcPr>
-            <w:tcW w:w="2783" w:type="dxa"/>
+            <w:tcW w:w="2651" w:type="dxa"/>
             <w:gridSpan w:val="8"/>
             <w:tcBorders>
               <w:top w:val="double" w:sz="6" w:space="0" w:color="000000"/>
@@ -1835,8 +1599,8 @@
         </w:tc>
         <w:tc>
           <w:tcPr>
-            <w:tcW w:w="2439" w:type="dxa"/>
-            <w:gridSpan w:val="8"/>
+            <w:tcW w:w="2169" w:type="dxa"/>
+            <w:gridSpan w:val="7"/>
             <w:tcBorders>
               <w:top w:val="double" w:sz="6" w:space="0" w:color="000000"/>
               <w:left w:val="double" w:sz="6" w:space="0" w:color="000000"/>
@@ -1851,7 +1615,7 @@
               <w:pStyle w:val="TableParagraph"/>
               <w:bidi/>
               <w:spacing w:line="200" w:lineRule="exact"/>
-              <w:ind w:left="412" w:right="408"/>
+              <w:ind w:left="8" w:hanging="8"/>
               <w:jc w:val="center"/>
               <w:rPr>
                 <w:rFonts w:cs="Arial"/>
@@ -1899,8 +1663,8 @@
         </w:tc>
         <w:tc>
           <w:tcPr>
-            <w:tcW w:w="2265" w:type="dxa"/>
-            <w:gridSpan w:val="8"/>
+            <w:tcW w:w="2405" w:type="dxa"/>
+            <w:gridSpan w:val="10"/>
             <w:vMerge w:val="restart"/>
             <w:tcBorders>
               <w:top w:val="double" w:sz="6" w:space="0" w:color="000000"/>
@@ -1938,7 +1702,7 @@
         </w:tc>
         <w:tc>
           <w:tcPr>
-            <w:tcW w:w="710" w:type="dxa"/>
+            <w:tcW w:w="856" w:type="dxa"/>
             <w:vMerge w:val="restart"/>
             <w:tcBorders>
               <w:top w:val="double" w:sz="6" w:space="0" w:color="000000"/>
@@ -1985,7 +1749,7 @@
         </w:trPr>
         <w:tc>
           <w:tcPr>
-            <w:tcW w:w="666" w:type="dxa"/>
+            <w:tcW w:w="659" w:type="dxa"/>
             <w:vMerge/>
             <w:tcBorders>
               <w:top w:val="nil"/>
@@ -2008,7 +1772,7 @@
         </w:tc>
         <w:tc>
           <w:tcPr>
-            <w:tcW w:w="2075" w:type="dxa"/>
+            <w:tcW w:w="2198" w:type="dxa"/>
             <w:gridSpan w:val="9"/>
             <w:vMerge/>
             <w:tcBorders>
@@ -2030,7 +1794,7 @@
         </w:tc>
         <w:tc>
           <w:tcPr>
-            <w:tcW w:w="687" w:type="dxa"/>
+            <w:tcW w:w="709" w:type="dxa"/>
             <w:tcBorders>
               <w:top w:val="single" w:sz="8" w:space="0" w:color="000000"/>
               <w:left w:val="single" w:sz="8" w:space="0" w:color="000000"/>
@@ -2063,7 +1827,7 @@
         </w:tc>
         <w:tc>
           <w:tcPr>
-            <w:tcW w:w="2096" w:type="dxa"/>
+            <w:tcW w:w="1942" w:type="dxa"/>
             <w:gridSpan w:val="7"/>
             <w:tcBorders>
               <w:top w:val="single" w:sz="8" w:space="0" w:color="000000"/>
@@ -2097,7 +1861,7 @@
         </w:tc>
         <w:tc>
           <w:tcPr>
-            <w:tcW w:w="1965" w:type="dxa"/>
+            <w:tcW w:w="1460" w:type="dxa"/>
             <w:gridSpan w:val="6"/>
             <w:tcBorders>
               <w:top w:val="single" w:sz="8" w:space="0" w:color="000000"/>
@@ -2113,7 +1877,6 @@
               <w:pStyle w:val="TableParagraph"/>
               <w:bidi/>
               <w:spacing w:line="202" w:lineRule="exact"/>
-              <w:ind w:left="819" w:hanging="142"/>
               <w:jc w:val="center"/>
               <w:rPr>
                 <w:rFonts w:cs="Arial"/>
@@ -2138,8 +1901,7 @@
         </w:tc>
         <w:tc>
           <w:tcPr>
-            <w:tcW w:w="474" w:type="dxa"/>
-            <w:gridSpan w:val="2"/>
+            <w:tcW w:w="709" w:type="dxa"/>
             <w:tcBorders>
               <w:top w:val="single" w:sz="8" w:space="0" w:color="000000"/>
               <w:left w:val="single" w:sz="8" w:space="0" w:color="000000"/>
@@ -2179,8 +1941,8 @@
         </w:tc>
         <w:tc>
           <w:tcPr>
-            <w:tcW w:w="2265" w:type="dxa"/>
-            <w:gridSpan w:val="8"/>
+            <w:tcW w:w="2405" w:type="dxa"/>
+            <w:gridSpan w:val="10"/>
             <w:vMerge/>
             <w:tcBorders>
               <w:top w:val="nil"/>
@@ -2192,6 +1954,7 @@
           </w:tcPr>
           <w:p>
             <w:pPr>
+              <w:bidi/>
               <w:rPr>
                 <w:sz w:val="2"/>
                 <w:szCs w:val="2"/>
@@ -2201,7 +1964,7 @@
         </w:tc>
         <w:tc>
           <w:tcPr>
-            <w:tcW w:w="710" w:type="dxa"/>
+            <w:tcW w:w="856" w:type="dxa"/>
             <w:vMerge/>
             <w:tcBorders>
               <w:top w:val="nil"/>
@@ -2213,6 +1976,7 @@
           </w:tcPr>
           <w:p>
             <w:pPr>
+              <w:bidi/>
               <w:jc w:val="center"/>
               <w:rPr>
                 <w:sz w:val="2"/>
@@ -2224,11 +1988,11 @@
       </w:tr>
       <w:tr>
         <w:trPr>
-          <w:trHeight w:val="297"/>
+          <w:trHeight w:val="25"/>
         </w:trPr>
         <w:tc>
           <w:tcPr>
-            <w:tcW w:w="666" w:type="dxa"/>
+            <w:tcW w:w="659" w:type="dxa"/>
             <w:tcBorders>
               <w:top w:val="double" w:sz="6" w:space="0" w:color="000000"/>
               <w:left w:val="double" w:sz="6" w:space="0" w:color="000000"/>
@@ -2261,7 +2025,7 @@
         </w:tc>
         <w:tc>
           <w:tcPr>
-            <w:tcW w:w="2075" w:type="dxa"/>
+            <w:tcW w:w="2198" w:type="dxa"/>
             <w:gridSpan w:val="9"/>
             <w:tcBorders>
               <w:top w:val="double" w:sz="6" w:space="0" w:color="000000"/>
@@ -2314,7 +2078,7 @@
         </w:tc>
         <w:tc>
           <w:tcPr>
-            <w:tcW w:w="687" w:type="dxa"/>
+            <w:tcW w:w="709" w:type="dxa"/>
             <w:tcBorders>
               <w:top w:val="double" w:sz="6" w:space="0" w:color="000000"/>
               <w:left w:val="single" w:sz="8" w:space="0" w:color="000000"/>
@@ -2367,7 +2131,7 @@
         </w:tc>
         <w:tc>
           <w:tcPr>
-            <w:tcW w:w="2096" w:type="dxa"/>
+            <w:tcW w:w="1942" w:type="dxa"/>
             <w:gridSpan w:val="7"/>
             <w:tcBorders>
               <w:top w:val="double" w:sz="6" w:space="0" w:color="000000"/>
@@ -2425,7 +2189,7 @@
         </w:tc>
         <w:tc>
           <w:tcPr>
-            <w:tcW w:w="1965" w:type="dxa"/>
+            <w:tcW w:w="1460" w:type="dxa"/>
             <w:gridSpan w:val="6"/>
             <w:tcBorders>
               <w:top w:val="double" w:sz="6" w:space="0" w:color="000000"/>
@@ -2445,8 +2209,8 @@
                 <w:rFonts w:cs="Arial"/>
                 <w:b/>
                 <w:bCs/>
-                <w:sz w:val="20"/>
-                <w:szCs w:val="20"/>
+                <w:sz w:val="18"/>
+                <w:szCs w:val="18"/>
                 <w:lang w:val="en-US"/>
               </w:rPr>
             </w:pPr>
@@ -2455,8 +2219,8 @@
                 <w:rFonts w:cs="Arial"/>
                 <w:b/>
                 <w:bCs/>
-                <w:sz w:val="20"/>
-                <w:szCs w:val="20"/>
+                <w:sz w:val="18"/>
+                <w:szCs w:val="18"/>
                 <w:lang w:val="en-US"/>
               </w:rPr>
               <w:t>${</w:t>
@@ -2467,8 +2231,8 @@
                 <w:rFonts w:cs="Arial"/>
                 <w:b/>
                 <w:bCs/>
-                <w:sz w:val="20"/>
-                <w:szCs w:val="20"/>
+                <w:sz w:val="18"/>
+                <w:szCs w:val="18"/>
                 <w:lang w:val="en-US"/>
               </w:rPr>
               <w:t>nilai_rapor</w:t>
@@ -2478,8 +2242,8 @@
                 <w:rFonts w:cs="Arial"/>
                 <w:b/>
                 <w:bCs/>
-                <w:sz w:val="20"/>
-                <w:szCs w:val="20"/>
+                <w:sz w:val="18"/>
+                <w:szCs w:val="18"/>
                 <w:lang w:val="en-US"/>
               </w:rPr>
               <w:t>_bilangan_arab</w:t>
@@ -2490,8 +2254,8 @@
                 <w:rFonts w:cs="Arial"/>
                 <w:b/>
                 <w:bCs/>
-                <w:sz w:val="20"/>
-                <w:szCs w:val="20"/>
+                <w:sz w:val="18"/>
+                <w:szCs w:val="18"/>
                 <w:lang w:val="en-US"/>
               </w:rPr>
               <w:t>}</w:t>
@@ -2500,8 +2264,7 @@
         </w:tc>
         <w:tc>
           <w:tcPr>
-            <w:tcW w:w="474" w:type="dxa"/>
-            <w:gridSpan w:val="2"/>
+            <w:tcW w:w="709" w:type="dxa"/>
             <w:tcBorders>
               <w:top w:val="double" w:sz="6" w:space="0" w:color="000000"/>
               <w:left w:val="single" w:sz="8" w:space="0" w:color="000000"/>
@@ -2519,8 +2282,8 @@
               <w:rPr>
                 <w:b/>
                 <w:bCs/>
-                <w:sz w:val="20"/>
-                <w:szCs w:val="20"/>
+                <w:sz w:val="18"/>
+                <w:szCs w:val="18"/>
                 <w:lang w:val="en-US"/>
               </w:rPr>
             </w:pPr>
@@ -2529,8 +2292,8 @@
                 <w:b/>
                 <w:bCs/>
                 <w:spacing w:val="-5"/>
-                <w:sz w:val="20"/>
-                <w:szCs w:val="20"/>
+                <w:sz w:val="18"/>
+                <w:szCs w:val="18"/>
                 <w:lang w:val="en-US"/>
               </w:rPr>
               <w:t>${</w:t>
@@ -2541,8 +2304,8 @@
                 <w:b/>
                 <w:bCs/>
                 <w:spacing w:val="-5"/>
-                <w:sz w:val="20"/>
-                <w:szCs w:val="20"/>
+                <w:sz w:val="18"/>
+                <w:szCs w:val="18"/>
                 <w:lang w:val="en-US"/>
               </w:rPr>
               <w:t>nilai_rapor</w:t>
@@ -2552,8 +2315,8 @@
                 <w:b/>
                 <w:bCs/>
                 <w:spacing w:val="-5"/>
-                <w:sz w:val="20"/>
-                <w:szCs w:val="20"/>
+                <w:sz w:val="18"/>
+                <w:szCs w:val="18"/>
                 <w:lang w:val="en-US"/>
               </w:rPr>
               <w:t>_arab</w:t>
@@ -2564,8 +2327,8 @@
                 <w:b/>
                 <w:bCs/>
                 <w:spacing w:val="-5"/>
-                <w:sz w:val="20"/>
-                <w:szCs w:val="20"/>
+                <w:sz w:val="18"/>
+                <w:szCs w:val="18"/>
                 <w:lang w:val="en-US"/>
               </w:rPr>
               <w:t>}</w:t>
@@ -2574,8 +2337,8 @@
         </w:tc>
         <w:tc>
           <w:tcPr>
-            <w:tcW w:w="2265" w:type="dxa"/>
-            <w:gridSpan w:val="8"/>
+            <w:tcW w:w="2405" w:type="dxa"/>
+            <w:gridSpan w:val="10"/>
             <w:tcBorders>
               <w:top w:val="double" w:sz="6" w:space="0" w:color="000000"/>
               <w:left w:val="single" w:sz="8" w:space="0" w:color="000000"/>
@@ -2587,15 +2350,19 @@
           <w:p>
             <w:pPr>
               <w:pStyle w:val="TableParagraph"/>
+              <w:tabs>
+                <w:tab w:val="right" w:pos="2393"/>
+                <w:tab w:val="right" w:pos="2535"/>
+              </w:tabs>
               <w:bidi/>
               <w:spacing w:line="271" w:lineRule="exact"/>
-              <w:ind w:left="274"/>
+              <w:ind w:left="125"/>
               <w:rPr>
                 <w:rFonts w:cs="Arial"/>
                 <w:b/>
                 <w:bCs/>
-                <w:sz w:val="20"/>
-                <w:szCs w:val="20"/>
+                <w:sz w:val="18"/>
+                <w:szCs w:val="18"/>
                 <w:lang w:val="en-US"/>
               </w:rPr>
             </w:pPr>
@@ -2604,8 +2371,8 @@
                 <w:rFonts w:cs="Arial"/>
                 <w:b/>
                 <w:bCs/>
-                <w:sz w:val="20"/>
-                <w:szCs w:val="20"/>
+                <w:sz w:val="18"/>
+                <w:szCs w:val="18"/>
                 <w:lang w:val="en-US"/>
               </w:rPr>
               <w:t>${</w:t>
@@ -2616,8 +2383,8 @@
                 <w:rFonts w:cs="Arial"/>
                 <w:b/>
                 <w:bCs/>
-                <w:sz w:val="20"/>
-                <w:szCs w:val="20"/>
+                <w:sz w:val="18"/>
+                <w:szCs w:val="18"/>
                 <w:lang w:val="en-US"/>
               </w:rPr>
               <w:t>mapel_arab</w:t>
@@ -2628,19 +2395,17 @@
                 <w:rFonts w:cs="Arial"/>
                 <w:b/>
                 <w:bCs/>
-                <w:sz w:val="20"/>
-                <w:szCs w:val="20"/>
+                <w:sz w:val="18"/>
+                <w:szCs w:val="18"/>
                 <w:lang w:val="en-US"/>
               </w:rPr>
               <w:t>}</w:t>
             </w:r>
-            <w:bookmarkStart w:id="0" w:name="_GoBack"/>
-            <w:bookmarkEnd w:id="0"/>
-          </w:p>
-        </w:tc>
-        <w:tc>
-          <w:tcPr>
-            <w:tcW w:w="710" w:type="dxa"/>
+          </w:p>
+        </w:tc>
+        <w:tc>
+          <w:tcPr>
+            <w:tcW w:w="856" w:type="dxa"/>
             <w:tcBorders>
               <w:top w:val="double" w:sz="6" w:space="0" w:color="000000"/>
               <w:left w:val="single" w:sz="8" w:space="0" w:color="000000"/>
@@ -2659,8 +2424,8 @@
               <w:rPr>
                 <w:b/>
                 <w:bCs/>
-                <w:sz w:val="20"/>
-                <w:szCs w:val="20"/>
+                <w:sz w:val="18"/>
+                <w:szCs w:val="18"/>
                 <w:lang w:val="en-US"/>
               </w:rPr>
             </w:pPr>
@@ -2669,8 +2434,8 @@
                 <w:b/>
                 <w:bCs/>
                 <w:spacing w:val="-10"/>
-                <w:sz w:val="20"/>
-                <w:szCs w:val="20"/>
+                <w:sz w:val="18"/>
+                <w:szCs w:val="18"/>
                 <w:lang w:val="en-US"/>
               </w:rPr>
               <w:t>${</w:t>
@@ -2681,8 +2446,8 @@
                 <w:b/>
                 <w:bCs/>
                 <w:spacing w:val="-10"/>
-                <w:sz w:val="20"/>
-                <w:szCs w:val="20"/>
+                <w:sz w:val="18"/>
+                <w:szCs w:val="18"/>
                 <w:lang w:val="en-US"/>
               </w:rPr>
               <w:t>no_arab</w:t>
@@ -2693,8 +2458,8 @@
                 <w:b/>
                 <w:bCs/>
                 <w:spacing w:val="-10"/>
-                <w:sz w:val="20"/>
-                <w:szCs w:val="20"/>
+                <w:sz w:val="18"/>
+                <w:szCs w:val="18"/>
                 <w:lang w:val="en-US"/>
               </w:rPr>
               <w:t>}</w:t>
@@ -2708,7 +2473,7 @@
         </w:trPr>
         <w:tc>
           <w:tcPr>
-            <w:tcW w:w="1354" w:type="dxa"/>
+            <w:tcW w:w="1338" w:type="dxa"/>
             <w:gridSpan w:val="5"/>
             <w:tcBorders>
               <w:top w:val="double" w:sz="6" w:space="0" w:color="000000"/>
@@ -2759,7 +2524,7 @@
         <w:tc>
           <w:tcPr>
             <w:tcW w:w="605" w:type="dxa"/>
-            <w:gridSpan w:val="3"/>
+            <w:gridSpan w:val="2"/>
             <w:tcBorders>
               <w:top w:val="double" w:sz="6" w:space="0" w:color="000000"/>
               <w:left w:val="nil"/>
@@ -2792,8 +2557,8 @@
         </w:tc>
         <w:tc>
           <w:tcPr>
-            <w:tcW w:w="782" w:type="dxa"/>
-            <w:gridSpan w:val="2"/>
+            <w:tcW w:w="914" w:type="dxa"/>
+            <w:gridSpan w:val="3"/>
             <w:tcBorders>
               <w:top w:val="double" w:sz="6" w:space="0" w:color="000000"/>
               <w:left w:val="nil"/>
@@ -2859,8 +2624,8 @@
         </w:tc>
         <w:tc>
           <w:tcPr>
-            <w:tcW w:w="1556" w:type="dxa"/>
-            <w:gridSpan w:val="4"/>
+            <w:tcW w:w="1424" w:type="dxa"/>
+            <w:gridSpan w:val="5"/>
             <w:tcBorders>
               <w:top w:val="double" w:sz="6" w:space="0" w:color="000000"/>
               <w:left w:val="single" w:sz="8" w:space="0" w:color="000000"/>
@@ -2901,7 +2666,7 @@
         <w:tc>
           <w:tcPr>
             <w:tcW w:w="526" w:type="dxa"/>
-            <w:gridSpan w:val="3"/>
+            <w:gridSpan w:val="2"/>
             <w:tcBorders>
               <w:top w:val="double" w:sz="6" w:space="0" w:color="000000"/>
               <w:left w:val="nil"/>
@@ -3002,6 +2767,7 @@
         <w:tc>
           <w:tcPr>
             <w:tcW w:w="877" w:type="dxa"/>
+            <w:gridSpan w:val="2"/>
             <w:tcBorders>
               <w:top w:val="double" w:sz="6" w:space="0" w:color="000000"/>
               <w:left w:val="double" w:sz="6" w:space="0" w:color="000000"/>
@@ -3079,7 +2845,7 @@
         </w:tc>
         <w:tc>
           <w:tcPr>
-            <w:tcW w:w="283" w:type="dxa"/>
+            <w:tcW w:w="158" w:type="dxa"/>
             <w:gridSpan w:val="2"/>
             <w:tcBorders>
               <w:top w:val="double" w:sz="6" w:space="0" w:color="000000"/>
@@ -3114,8 +2880,8 @@
         </w:tc>
         <w:tc>
           <w:tcPr>
-            <w:tcW w:w="1279" w:type="dxa"/>
-            <w:gridSpan w:val="5"/>
+            <w:tcW w:w="1134" w:type="dxa"/>
+            <w:gridSpan w:val="3"/>
             <w:tcBorders>
               <w:top w:val="double" w:sz="6" w:space="0" w:color="000000"/>
               <w:left w:val="nil"/>
@@ -3152,8 +2918,8 @@
         </w:tc>
         <w:tc>
           <w:tcPr>
-            <w:tcW w:w="782" w:type="dxa"/>
-            <w:gridSpan w:val="2"/>
+            <w:tcW w:w="1060" w:type="dxa"/>
+            <w:gridSpan w:val="3"/>
             <w:tcBorders>
               <w:top w:val="double" w:sz="6" w:space="0" w:color="000000"/>
               <w:left w:val="single" w:sz="8" w:space="0" w:color="000000"/>
@@ -3231,7 +2997,7 @@
         </w:tc>
         <w:tc>
           <w:tcPr>
-            <w:tcW w:w="491" w:type="dxa"/>
+            <w:tcW w:w="495" w:type="dxa"/>
             <w:gridSpan w:val="2"/>
             <w:tcBorders>
               <w:top w:val="double" w:sz="6" w:space="0" w:color="000000"/>
@@ -3266,8 +3032,8 @@
         </w:tc>
         <w:tc>
           <w:tcPr>
-            <w:tcW w:w="1702" w:type="dxa"/>
-            <w:gridSpan w:val="5"/>
+            <w:tcW w:w="1706" w:type="dxa"/>
+            <w:gridSpan w:val="6"/>
             <w:tcBorders>
               <w:top w:val="double" w:sz="6" w:space="0" w:color="000000"/>
               <w:left w:val="nil"/>
@@ -3309,7 +3075,7 @@
         </w:trPr>
         <w:tc>
           <w:tcPr>
-            <w:tcW w:w="1354" w:type="dxa"/>
+            <w:tcW w:w="1338" w:type="dxa"/>
             <w:gridSpan w:val="5"/>
             <w:tcBorders>
               <w:top w:val="single" w:sz="4" w:space="0" w:color="000000"/>
@@ -3375,7 +3141,7 @@
         <w:tc>
           <w:tcPr>
             <w:tcW w:w="605" w:type="dxa"/>
-            <w:gridSpan w:val="3"/>
+            <w:gridSpan w:val="2"/>
             <w:tcBorders>
               <w:top w:val="single" w:sz="4" w:space="0" w:color="000000"/>
               <w:left w:val="nil"/>
@@ -3401,8 +3167,8 @@
         </w:tc>
         <w:tc>
           <w:tcPr>
-            <w:tcW w:w="782" w:type="dxa"/>
-            <w:gridSpan w:val="2"/>
+            <w:tcW w:w="914" w:type="dxa"/>
+            <w:gridSpan w:val="3"/>
             <w:tcBorders>
               <w:top w:val="single" w:sz="4" w:space="0" w:color="000000"/>
               <w:left w:val="nil"/>
@@ -3459,8 +3225,8 @@
         </w:tc>
         <w:tc>
           <w:tcPr>
-            <w:tcW w:w="1556" w:type="dxa"/>
-            <w:gridSpan w:val="4"/>
+            <w:tcW w:w="1424" w:type="dxa"/>
+            <w:gridSpan w:val="5"/>
             <w:tcBorders>
               <w:top w:val="single" w:sz="4" w:space="0" w:color="000000"/>
               <w:left w:val="single" w:sz="8" w:space="0" w:color="000000"/>
@@ -3503,7 +3269,7 @@
         <w:tc>
           <w:tcPr>
             <w:tcW w:w="526" w:type="dxa"/>
-            <w:gridSpan w:val="3"/>
+            <w:gridSpan w:val="2"/>
             <w:tcBorders>
               <w:top w:val="single" w:sz="4" w:space="0" w:color="000000"/>
               <w:left w:val="nil"/>
@@ -3609,7 +3375,7 @@
         </w:tc>
         <w:tc>
           <w:tcPr>
-            <w:tcW w:w="877" w:type="dxa"/>
+            <w:tcW w:w="751" w:type="dxa"/>
             <w:tcBorders>
               <w:top w:val="single" w:sz="4" w:space="0" w:color="000000"/>
               <w:left w:val="double" w:sz="6" w:space="0" w:color="000000"/>
@@ -3620,6 +3386,7 @@
           </w:tcPr>
           <w:p>
             <w:pPr>
+              <w:bidi/>
               <w:jc w:val="center"/>
               <w:rPr>
                 <w:b/>
@@ -3704,8 +3471,8 @@
         </w:tc>
         <w:tc>
           <w:tcPr>
-            <w:tcW w:w="995" w:type="dxa"/>
-            <w:gridSpan w:val="3"/>
+            <w:tcW w:w="851" w:type="dxa"/>
+            <w:gridSpan w:val="2"/>
             <w:tcBorders>
               <w:top w:val="single" w:sz="4" w:space="0" w:color="000000"/>
               <w:left w:val="nil"/>
@@ -3717,8 +3484,11 @@
           <w:p>
             <w:pPr>
               <w:pStyle w:val="TableParagraph"/>
+              <w:tabs>
+                <w:tab w:val="right" w:pos="839"/>
+              </w:tabs>
               <w:bidi/>
-              <w:ind w:left="252" w:right="215"/>
+              <w:jc w:val="center"/>
               <w:rPr>
                 <w:rFonts w:cs="Arial"/>
                 <w:b/>
@@ -3743,8 +3513,8 @@
         </w:tc>
         <w:tc>
           <w:tcPr>
-            <w:tcW w:w="782" w:type="dxa"/>
-            <w:gridSpan w:val="2"/>
+            <w:tcW w:w="1060" w:type="dxa"/>
+            <w:gridSpan w:val="3"/>
             <w:tcBorders>
               <w:top w:val="single" w:sz="4" w:space="0" w:color="000000"/>
               <w:left w:val="single" w:sz="8" w:space="0" w:color="000000"/>
@@ -3803,7 +3573,7 @@
         </w:tc>
         <w:tc>
           <w:tcPr>
-            <w:tcW w:w="491" w:type="dxa"/>
+            <w:tcW w:w="495" w:type="dxa"/>
             <w:gridSpan w:val="2"/>
             <w:tcBorders>
               <w:top w:val="single" w:sz="4" w:space="0" w:color="000000"/>
@@ -3841,8 +3611,8 @@
         </w:tc>
         <w:tc>
           <w:tcPr>
-            <w:tcW w:w="1702" w:type="dxa"/>
-            <w:gridSpan w:val="5"/>
+            <w:tcW w:w="1706" w:type="dxa"/>
+            <w:gridSpan w:val="6"/>
             <w:tcBorders>
               <w:top w:val="single" w:sz="4" w:space="0" w:color="000000"/>
               <w:left w:val="nil"/>
@@ -3885,7 +3655,7 @@
         </w:trPr>
         <w:tc>
           <w:tcPr>
-            <w:tcW w:w="1153" w:type="dxa"/>
+            <w:tcW w:w="1138" w:type="dxa"/>
             <w:gridSpan w:val="3"/>
             <w:tcBorders>
               <w:top w:val="double" w:sz="6" w:space="0" w:color="000000"/>
@@ -3898,7 +3668,7 @@
           <w:p>
             <w:pPr>
               <w:pStyle w:val="TableParagraph"/>
-              <w:ind w:left="15" w:right="-15"/>
+              <w:ind w:left="159" w:right="-15"/>
               <w:rPr>
                 <w:b/>
                 <w:sz w:val="18"/>
@@ -3915,6 +3685,138 @@
                 <w:lang w:val="en-US"/>
               </w:rPr>
               <w:t>Kelakuan</w:t>
+            </w:r>
+            <w:proofErr w:type="spellEnd"/>
+          </w:p>
+        </w:tc>
+        <w:tc>
+          <w:tcPr>
+            <w:tcW w:w="282" w:type="dxa"/>
+            <w:gridSpan w:val="3"/>
+            <w:tcBorders>
+              <w:top w:val="double" w:sz="6" w:space="0" w:color="000000"/>
+              <w:left w:val="nil"/>
+              <w:bottom w:val="double" w:sz="6" w:space="0" w:color="000000"/>
+              <w:right w:val="nil"/>
+            </w:tcBorders>
+            <w:vAlign w:val="center"/>
+          </w:tcPr>
+          <w:p>
+            <w:pPr>
+              <w:pStyle w:val="TableParagraph"/>
+              <w:ind w:left="15" w:right="121"/>
+              <w:rPr>
+                <w:b/>
+                <w:spacing w:val="-10"/>
+                <w:sz w:val="18"/>
+                <w:szCs w:val="18"/>
+              </w:rPr>
+            </w:pPr>
+            <w:r>
+              <w:rPr>
+                <w:spacing w:val="-2"/>
+                <w:sz w:val="18"/>
+                <w:szCs w:val="18"/>
+                <w:lang w:val="en-US"/>
+              </w:rPr>
+              <w:t>:</w:t>
+            </w:r>
+          </w:p>
+        </w:tc>
+        <w:tc>
+          <w:tcPr>
+            <w:tcW w:w="1437" w:type="dxa"/>
+            <w:gridSpan w:val="4"/>
+            <w:tcBorders>
+              <w:top w:val="double" w:sz="6" w:space="0" w:color="000000"/>
+              <w:left w:val="nil"/>
+              <w:bottom w:val="double" w:sz="6" w:space="0" w:color="000000"/>
+              <w:right w:val="single" w:sz="8" w:space="0" w:color="000000"/>
+            </w:tcBorders>
+            <w:vAlign w:val="center"/>
+          </w:tcPr>
+          <w:p>
+            <w:pPr>
+              <w:pStyle w:val="TableParagraph"/>
+              <w:ind w:left="15"/>
+              <w:rPr>
+                <w:b/>
+                <w:spacing w:val="-2"/>
+                <w:sz w:val="18"/>
+                <w:szCs w:val="18"/>
+                <w:lang w:val="en-US"/>
+              </w:rPr>
+            </w:pPr>
+            <w:r>
+              <w:rPr>
+                <w:spacing w:val="-5"/>
+                <w:sz w:val="18"/>
+                <w:szCs w:val="18"/>
+                <w:lang w:val="en-US"/>
+              </w:rPr>
+              <w:t>${</w:t>
+            </w:r>
+            <w:proofErr w:type="spellStart"/>
+            <w:r>
+              <w:rPr>
+                <w:spacing w:val="-5"/>
+                <w:sz w:val="18"/>
+                <w:szCs w:val="18"/>
+                <w:lang w:val="en-US"/>
+              </w:rPr>
+              <w:t>kelakuan</w:t>
+            </w:r>
+            <w:proofErr w:type="spellEnd"/>
+            <w:r>
+              <w:rPr>
+                <w:spacing w:val="-5"/>
+                <w:sz w:val="18"/>
+                <w:szCs w:val="18"/>
+                <w:lang w:val="en-US"/>
+              </w:rPr>
+              <w:t>}</w:t>
+            </w:r>
+          </w:p>
+        </w:tc>
+        <w:tc>
+          <w:tcPr>
+            <w:tcW w:w="1256" w:type="dxa"/>
+            <w:gridSpan w:val="3"/>
+            <w:tcBorders>
+              <w:top w:val="double" w:sz="6" w:space="0" w:color="000000"/>
+              <w:left w:val="single" w:sz="8" w:space="0" w:color="000000"/>
+              <w:bottom w:val="double" w:sz="6" w:space="0" w:color="000000"/>
+              <w:right w:val="nil"/>
+            </w:tcBorders>
+            <w:vAlign w:val="center"/>
+          </w:tcPr>
+          <w:p>
+            <w:pPr>
+              <w:pStyle w:val="TableParagraph"/>
+              <w:ind w:left="114"/>
+              <w:rPr>
+                <w:b/>
+                <w:sz w:val="18"/>
+                <w:szCs w:val="18"/>
+                <w:lang w:val="en-US"/>
+              </w:rPr>
+            </w:pPr>
+            <w:r>
+              <w:rPr>
+                <w:sz w:val="18"/>
+                <w:szCs w:val="18"/>
+                <w:lang w:val="en-US"/>
+              </w:rPr>
+              <w:t xml:space="preserve">Hizbul </w:t>
+            </w:r>
+            <w:proofErr w:type="spellStart"/>
+            <w:r>
+              <w:rPr>
+                <w:sz w:val="18"/>
+                <w:szCs w:val="18"/>
+                <w:lang w:val="en-US"/>
+              </w:rPr>
+              <w:t>Wathan</w:t>
             </w:r>
             <w:proofErr w:type="spellEnd"/>
           </w:p>
@@ -3934,48 +3836,49 @@
           <w:p>
             <w:pPr>
               <w:pStyle w:val="TableParagraph"/>
-              <w:ind w:left="15" w:right="121"/>
+              <w:ind w:left="15"/>
               <w:rPr>
                 <w:b/>
                 <w:spacing w:val="-10"/>
                 <w:sz w:val="18"/>
                 <w:szCs w:val="18"/>
-              </w:rPr>
-            </w:pPr>
-            <w:r>
-              <w:rPr>
+                <w:lang w:val="en-US"/>
+              </w:rPr>
+            </w:pPr>
+            <w:r>
+              <w:rPr>
+                <w:rFonts w:cs="Arial"/>
+                <w:sz w:val="18"/>
+                <w:szCs w:val="18"/>
+                <w:lang w:val="en-US"/>
+              </w:rPr>
+              <w:t>:</w:t>
+            </w:r>
+          </w:p>
+        </w:tc>
+        <w:tc>
+          <w:tcPr>
+            <w:tcW w:w="1112" w:type="dxa"/>
+            <w:gridSpan w:val="2"/>
+            <w:tcBorders>
+              <w:top w:val="double" w:sz="6" w:space="0" w:color="000000"/>
+              <w:left w:val="nil"/>
+              <w:bottom w:val="double" w:sz="6" w:space="0" w:color="000000"/>
+              <w:right w:val="double" w:sz="6" w:space="0" w:color="000000"/>
+            </w:tcBorders>
+            <w:vAlign w:val="center"/>
+          </w:tcPr>
+          <w:p>
+            <w:pPr>
+              <w:pStyle w:val="TableParagraph"/>
+              <w:ind w:left="15"/>
+              <w:rPr>
+                <w:b/>
                 <w:spacing w:val="-2"/>
                 <w:sz w:val="18"/>
                 <w:szCs w:val="18"/>
                 <w:lang w:val="en-US"/>
               </w:rPr>
-              <w:t>:</w:t>
-            </w:r>
-          </w:p>
-        </w:tc>
-        <w:tc>
-          <w:tcPr>
-            <w:tcW w:w="1305" w:type="dxa"/>
-            <w:gridSpan w:val="4"/>
-            <w:tcBorders>
-              <w:top w:val="double" w:sz="6" w:space="0" w:color="000000"/>
-              <w:left w:val="nil"/>
-              <w:bottom w:val="double" w:sz="6" w:space="0" w:color="000000"/>
-              <w:right w:val="single" w:sz="8" w:space="0" w:color="000000"/>
-            </w:tcBorders>
-            <w:vAlign w:val="center"/>
-          </w:tcPr>
-          <w:p>
-            <w:pPr>
-              <w:pStyle w:val="TableParagraph"/>
-              <w:ind w:left="15"/>
-              <w:rPr>
-                <w:b/>
-                <w:spacing w:val="-2"/>
-                <w:sz w:val="18"/>
-                <w:szCs w:val="18"/>
-                <w:lang w:val="en-US"/>
-              </w:rPr>
             </w:pPr>
             <w:r>
               <w:rPr>
@@ -3994,7 +3897,7 @@
                 <w:szCs w:val="18"/>
                 <w:lang w:val="en-US"/>
               </w:rPr>
-              <w:t>kelakuan</w:t>
+              <w:t>hw</w:t>
             </w:r>
             <w:proofErr w:type="spellEnd"/>
             <w:r>
@@ -4010,141 +3913,8 @@
         </w:tc>
         <w:tc>
           <w:tcPr>
-            <w:tcW w:w="1388" w:type="dxa"/>
+            <w:tcW w:w="893" w:type="dxa"/>
             <w:gridSpan w:val="3"/>
-            <w:tcBorders>
-              <w:top w:val="double" w:sz="6" w:space="0" w:color="000000"/>
-              <w:left w:val="single" w:sz="8" w:space="0" w:color="000000"/>
-              <w:bottom w:val="double" w:sz="6" w:space="0" w:color="000000"/>
-              <w:right w:val="nil"/>
-            </w:tcBorders>
-            <w:vAlign w:val="center"/>
-          </w:tcPr>
-          <w:p>
-            <w:pPr>
-              <w:pStyle w:val="TableParagraph"/>
-              <w:ind w:left="15"/>
-              <w:rPr>
-                <w:b/>
-                <w:sz w:val="18"/>
-                <w:szCs w:val="18"/>
-                <w:lang w:val="en-US"/>
-              </w:rPr>
-            </w:pPr>
-            <w:r>
-              <w:rPr>
-                <w:sz w:val="18"/>
-                <w:szCs w:val="18"/>
-                <w:lang w:val="en-US"/>
-              </w:rPr>
-              <w:t xml:space="preserve">Hizbul </w:t>
-            </w:r>
-            <w:proofErr w:type="spellStart"/>
-            <w:r>
-              <w:rPr>
-                <w:sz w:val="18"/>
-                <w:szCs w:val="18"/>
-                <w:lang w:val="en-US"/>
-              </w:rPr>
-              <w:t>Wathan</w:t>
-            </w:r>
-            <w:proofErr w:type="spellEnd"/>
-          </w:p>
-        </w:tc>
-        <w:tc>
-          <w:tcPr>
-            <w:tcW w:w="283" w:type="dxa"/>
-            <w:gridSpan w:val="2"/>
-            <w:tcBorders>
-              <w:top w:val="double" w:sz="6" w:space="0" w:color="000000"/>
-              <w:left w:val="nil"/>
-              <w:bottom w:val="double" w:sz="6" w:space="0" w:color="000000"/>
-              <w:right w:val="nil"/>
-            </w:tcBorders>
-            <w:vAlign w:val="center"/>
-          </w:tcPr>
-          <w:p>
-            <w:pPr>
-              <w:pStyle w:val="TableParagraph"/>
-              <w:ind w:left="15"/>
-              <w:rPr>
-                <w:b/>
-                <w:spacing w:val="-10"/>
-                <w:sz w:val="18"/>
-                <w:szCs w:val="18"/>
-                <w:lang w:val="en-US"/>
-              </w:rPr>
-            </w:pPr>
-            <w:r>
-              <w:rPr>
-                <w:rFonts w:cs="Arial"/>
-                <w:sz w:val="18"/>
-                <w:szCs w:val="18"/>
-                <w:lang w:val="en-US"/>
-              </w:rPr>
-              <w:t>:</w:t>
-            </w:r>
-          </w:p>
-        </w:tc>
-        <w:tc>
-          <w:tcPr>
-            <w:tcW w:w="1112" w:type="dxa"/>
-            <w:gridSpan w:val="3"/>
-            <w:tcBorders>
-              <w:top w:val="double" w:sz="6" w:space="0" w:color="000000"/>
-              <w:left w:val="nil"/>
-              <w:bottom w:val="double" w:sz="6" w:space="0" w:color="000000"/>
-              <w:right w:val="double" w:sz="6" w:space="0" w:color="000000"/>
-            </w:tcBorders>
-            <w:vAlign w:val="center"/>
-          </w:tcPr>
-          <w:p>
-            <w:pPr>
-              <w:pStyle w:val="TableParagraph"/>
-              <w:ind w:left="15"/>
-              <w:rPr>
-                <w:b/>
-                <w:spacing w:val="-2"/>
-                <w:sz w:val="18"/>
-                <w:szCs w:val="18"/>
-                <w:lang w:val="en-US"/>
-              </w:rPr>
-            </w:pPr>
-            <w:r>
-              <w:rPr>
-                <w:spacing w:val="-5"/>
-                <w:sz w:val="18"/>
-                <w:szCs w:val="18"/>
-                <w:lang w:val="en-US"/>
-              </w:rPr>
-              <w:t>${</w:t>
-            </w:r>
-            <w:proofErr w:type="spellStart"/>
-            <w:r>
-              <w:rPr>
-                <w:spacing w:val="-5"/>
-                <w:sz w:val="18"/>
-                <w:szCs w:val="18"/>
-                <w:lang w:val="en-US"/>
-              </w:rPr>
-              <w:t>hw</w:t>
-            </w:r>
-            <w:proofErr w:type="spellEnd"/>
-            <w:r>
-              <w:rPr>
-                <w:spacing w:val="-5"/>
-                <w:sz w:val="18"/>
-                <w:szCs w:val="18"/>
-                <w:lang w:val="en-US"/>
-              </w:rPr>
-              <w:t>}</w:t>
-            </w:r>
-          </w:p>
-        </w:tc>
-        <w:tc>
-          <w:tcPr>
-            <w:tcW w:w="1019" w:type="dxa"/>
-            <w:gridSpan w:val="2"/>
             <w:tcBorders>
               <w:top w:val="double" w:sz="6" w:space="0" w:color="000000"/>
               <w:left w:val="double" w:sz="6" w:space="0" w:color="000000"/>
@@ -4206,8 +3976,7 @@
         </w:tc>
         <w:tc>
           <w:tcPr>
-            <w:tcW w:w="283" w:type="dxa"/>
-            <w:gridSpan w:val="2"/>
+            <w:tcW w:w="142" w:type="dxa"/>
             <w:tcBorders>
               <w:top w:val="double" w:sz="6" w:space="0" w:color="000000"/>
               <w:left w:val="nil"/>
@@ -4241,8 +4010,8 @@
         </w:tc>
         <w:tc>
           <w:tcPr>
-            <w:tcW w:w="1137" w:type="dxa"/>
-            <w:gridSpan w:val="4"/>
+            <w:tcW w:w="1134" w:type="dxa"/>
+            <w:gridSpan w:val="3"/>
             <w:tcBorders>
               <w:top w:val="double" w:sz="6" w:space="0" w:color="000000"/>
               <w:left w:val="nil"/>
@@ -4255,7 +4024,7 @@
             <w:pPr>
               <w:pStyle w:val="TableParagraph"/>
               <w:bidi/>
-              <w:ind w:left="16"/>
+              <w:ind w:left="128"/>
               <w:rPr>
                 <w:rFonts w:cs="Arial"/>
                 <w:sz w:val="20"/>
@@ -4276,8 +4045,8 @@
         </w:tc>
         <w:tc>
           <w:tcPr>
-            <w:tcW w:w="1127" w:type="dxa"/>
-            <w:gridSpan w:val="3"/>
+            <w:tcW w:w="1555" w:type="dxa"/>
+            <w:gridSpan w:val="5"/>
             <w:tcBorders>
               <w:top w:val="double" w:sz="6" w:space="0" w:color="000000"/>
               <w:left w:val="single" w:sz="8" w:space="0" w:color="000000"/>
@@ -4331,8 +4100,8 @@
         </w:tc>
         <w:tc>
           <w:tcPr>
-            <w:tcW w:w="425" w:type="dxa"/>
-            <w:gridSpan w:val="3"/>
+            <w:tcW w:w="275" w:type="dxa"/>
+            <w:gridSpan w:val="2"/>
             <w:tcBorders>
               <w:top w:val="double" w:sz="6" w:space="0" w:color="000000"/>
               <w:left w:val="nil"/>
@@ -4366,8 +4135,8 @@
         </w:tc>
         <w:tc>
           <w:tcPr>
-            <w:tcW w:w="1423" w:type="dxa"/>
-            <w:gridSpan w:val="3"/>
+            <w:tcW w:w="1431" w:type="dxa"/>
+            <w:gridSpan w:val="4"/>
             <w:tcBorders>
               <w:top w:val="double" w:sz="6" w:space="0" w:color="000000"/>
               <w:left w:val="nil"/>
@@ -4380,7 +4149,7 @@
             <w:pPr>
               <w:pStyle w:val="TableParagraph"/>
               <w:bidi/>
-              <w:ind w:left="16" w:right="343"/>
+              <w:ind w:left="265" w:right="343"/>
               <w:rPr>
                 <w:rFonts w:cs="Arial"/>
                 <w:sz w:val="20"/>
@@ -4406,7 +4175,7 @@
         </w:trPr>
         <w:tc>
           <w:tcPr>
-            <w:tcW w:w="1153" w:type="dxa"/>
+            <w:tcW w:w="1138" w:type="dxa"/>
             <w:gridSpan w:val="3"/>
             <w:tcBorders>
               <w:top w:val="double" w:sz="6" w:space="0" w:color="000000"/>
@@ -4419,7 +4188,7 @@
           <w:p>
             <w:pPr>
               <w:pStyle w:val="TableParagraph"/>
-              <w:ind w:left="15" w:right="-15"/>
+              <w:ind w:left="159" w:right="-15"/>
               <w:rPr>
                 <w:spacing w:val="-10"/>
                 <w:sz w:val="18"/>
@@ -4436,6 +4205,146 @@
                 <w:lang w:val="en-US"/>
               </w:rPr>
               <w:t>Kerapihan</w:t>
+            </w:r>
+            <w:proofErr w:type="spellEnd"/>
+          </w:p>
+        </w:tc>
+        <w:tc>
+          <w:tcPr>
+            <w:tcW w:w="282" w:type="dxa"/>
+            <w:gridSpan w:val="3"/>
+            <w:tcBorders>
+              <w:top w:val="double" w:sz="6" w:space="0" w:color="000000"/>
+              <w:left w:val="nil"/>
+              <w:bottom w:val="double" w:sz="6" w:space="0" w:color="000000"/>
+              <w:right w:val="nil"/>
+            </w:tcBorders>
+            <w:vAlign w:val="center"/>
+          </w:tcPr>
+          <w:p>
+            <w:pPr>
+              <w:pStyle w:val="TableParagraph"/>
+              <w:ind w:left="15" w:right="121"/>
+              <w:rPr>
+                <w:spacing w:val="-2"/>
+                <w:sz w:val="18"/>
+                <w:szCs w:val="18"/>
+                <w:lang w:val="en-US"/>
+              </w:rPr>
+            </w:pPr>
+            <w:r>
+              <w:rPr>
+                <w:spacing w:val="-2"/>
+                <w:sz w:val="18"/>
+                <w:szCs w:val="18"/>
+                <w:lang w:val="en-US"/>
+              </w:rPr>
+              <w:t>:</w:t>
+            </w:r>
+          </w:p>
+        </w:tc>
+        <w:tc>
+          <w:tcPr>
+            <w:tcW w:w="1437" w:type="dxa"/>
+            <w:gridSpan w:val="4"/>
+            <w:tcBorders>
+              <w:top w:val="double" w:sz="6" w:space="0" w:color="000000"/>
+              <w:left w:val="nil"/>
+              <w:bottom w:val="double" w:sz="6" w:space="0" w:color="000000"/>
+              <w:right w:val="single" w:sz="8" w:space="0" w:color="000000"/>
+            </w:tcBorders>
+            <w:vAlign w:val="center"/>
+          </w:tcPr>
+          <w:p>
+            <w:pPr>
+              <w:pStyle w:val="TableParagraph"/>
+              <w:ind w:left="15"/>
+              <w:rPr>
+                <w:spacing w:val="-5"/>
+                <w:sz w:val="18"/>
+                <w:szCs w:val="18"/>
+                <w:lang w:val="en-US"/>
+              </w:rPr>
+            </w:pPr>
+            <w:r>
+              <w:rPr>
+                <w:spacing w:val="-5"/>
+                <w:sz w:val="18"/>
+                <w:szCs w:val="18"/>
+                <w:lang w:val="en-US"/>
+              </w:rPr>
+              <w:t>${</w:t>
+            </w:r>
+            <w:proofErr w:type="spellStart"/>
+            <w:r>
+              <w:rPr>
+                <w:spacing w:val="-5"/>
+                <w:sz w:val="18"/>
+                <w:szCs w:val="18"/>
+                <w:lang w:val="en-US"/>
+              </w:rPr>
+              <w:t>kerapihan</w:t>
+            </w:r>
+            <w:proofErr w:type="spellEnd"/>
+            <w:r>
+              <w:rPr>
+                <w:spacing w:val="-5"/>
+                <w:sz w:val="18"/>
+                <w:szCs w:val="18"/>
+                <w:lang w:val="en-US"/>
+              </w:rPr>
+              <w:t>}</w:t>
+            </w:r>
+          </w:p>
+        </w:tc>
+        <w:tc>
+          <w:tcPr>
+            <w:tcW w:w="1256" w:type="dxa"/>
+            <w:gridSpan w:val="3"/>
+            <w:tcBorders>
+              <w:top w:val="double" w:sz="6" w:space="0" w:color="000000"/>
+              <w:left w:val="single" w:sz="8" w:space="0" w:color="000000"/>
+              <w:bottom w:val="double" w:sz="6" w:space="0" w:color="000000"/>
+              <w:right w:val="nil"/>
+            </w:tcBorders>
+            <w:vAlign w:val="center"/>
+          </w:tcPr>
+          <w:p>
+            <w:pPr>
+              <w:pStyle w:val="TableParagraph"/>
+              <w:ind w:left="114"/>
+              <w:rPr>
+                <w:sz w:val="18"/>
+                <w:szCs w:val="18"/>
+                <w:lang w:val="en-US"/>
+              </w:rPr>
+            </w:pPr>
+            <w:proofErr w:type="spellStart"/>
+            <w:r>
+              <w:rPr>
+                <w:sz w:val="18"/>
+                <w:szCs w:val="18"/>
+                <w:lang w:val="en-US"/>
+              </w:rPr>
+              <w:t>Tapak</w:t>
+            </w:r>
+            <w:proofErr w:type="spellEnd"/>
+            <w:r>
+              <w:rPr>
+                <w:sz w:val="18"/>
+                <w:szCs w:val="18"/>
+                <w:lang w:val="en-US"/>
+              </w:rPr>
+              <w:t xml:space="preserve"> </w:t>
+            </w:r>
+            <w:proofErr w:type="spellStart"/>
+            <w:r>
+              <w:rPr>
+                <w:sz w:val="18"/>
+                <w:szCs w:val="18"/>
+                <w:lang w:val="en-US"/>
+              </w:rPr>
+              <w:t>Suci</w:t>
             </w:r>
             <w:proofErr w:type="spellEnd"/>
           </w:p>
@@ -4455,17 +4364,17 @@
           <w:p>
             <w:pPr>
               <w:pStyle w:val="TableParagraph"/>
-              <w:ind w:left="15" w:right="121"/>
-              <w:rPr>
-                <w:spacing w:val="-2"/>
-                <w:sz w:val="18"/>
-                <w:szCs w:val="18"/>
-                <w:lang w:val="en-US"/>
-              </w:rPr>
-            </w:pPr>
-            <w:r>
-              <w:rPr>
-                <w:spacing w:val="-2"/>
+              <w:ind w:left="15"/>
+              <w:rPr>
+                <w:rFonts w:cs="Arial"/>
+                <w:sz w:val="18"/>
+                <w:szCs w:val="18"/>
+                <w:lang w:val="en-US"/>
+              </w:rPr>
+            </w:pPr>
+            <w:r>
+              <w:rPr>
+                <w:rFonts w:cs="Arial"/>
                 <w:sz w:val="18"/>
                 <w:szCs w:val="18"/>
                 <w:lang w:val="en-US"/>
@@ -4476,13 +4385,13 @@
         </w:tc>
         <w:tc>
           <w:tcPr>
-            <w:tcW w:w="1305" w:type="dxa"/>
-            <w:gridSpan w:val="4"/>
+            <w:tcW w:w="1112" w:type="dxa"/>
+            <w:gridSpan w:val="2"/>
             <w:tcBorders>
               <w:top w:val="double" w:sz="6" w:space="0" w:color="000000"/>
               <w:left w:val="nil"/>
               <w:bottom w:val="double" w:sz="6" w:space="0" w:color="000000"/>
-              <w:right w:val="single" w:sz="8" w:space="0" w:color="000000"/>
+              <w:right w:val="double" w:sz="6" w:space="0" w:color="000000"/>
             </w:tcBorders>
             <w:vAlign w:val="center"/>
           </w:tcPr>
@@ -4514,7 +4423,7 @@
                 <w:szCs w:val="18"/>
                 <w:lang w:val="en-US"/>
               </w:rPr>
-              <w:t>kerapihan</w:t>
+              <w:t>ts</w:t>
             </w:r>
             <w:proofErr w:type="spellEnd"/>
             <w:r>
@@ -4530,148 +4439,8 @@
         </w:tc>
         <w:tc>
           <w:tcPr>
-            <w:tcW w:w="1388" w:type="dxa"/>
+            <w:tcW w:w="893" w:type="dxa"/>
             <w:gridSpan w:val="3"/>
-            <w:tcBorders>
-              <w:top w:val="double" w:sz="6" w:space="0" w:color="000000"/>
-              <w:left w:val="single" w:sz="8" w:space="0" w:color="000000"/>
-              <w:bottom w:val="double" w:sz="6" w:space="0" w:color="000000"/>
-              <w:right w:val="nil"/>
-            </w:tcBorders>
-            <w:vAlign w:val="center"/>
-          </w:tcPr>
-          <w:p>
-            <w:pPr>
-              <w:pStyle w:val="TableParagraph"/>
-              <w:ind w:left="15"/>
-              <w:rPr>
-                <w:sz w:val="18"/>
-                <w:szCs w:val="18"/>
-                <w:lang w:val="en-US"/>
-              </w:rPr>
-            </w:pPr>
-            <w:proofErr w:type="spellStart"/>
-            <w:r>
-              <w:rPr>
-                <w:sz w:val="18"/>
-                <w:szCs w:val="18"/>
-                <w:lang w:val="en-US"/>
-              </w:rPr>
-              <w:t>Tapak</w:t>
-            </w:r>
-            <w:proofErr w:type="spellEnd"/>
-            <w:r>
-              <w:rPr>
-                <w:sz w:val="18"/>
-                <w:szCs w:val="18"/>
-                <w:lang w:val="en-US"/>
-              </w:rPr>
-              <w:t xml:space="preserve"> </w:t>
-            </w:r>
-            <w:proofErr w:type="spellStart"/>
-            <w:r>
-              <w:rPr>
-                <w:sz w:val="18"/>
-                <w:szCs w:val="18"/>
-                <w:lang w:val="en-US"/>
-              </w:rPr>
-              <w:t>Suci</w:t>
-            </w:r>
-            <w:proofErr w:type="spellEnd"/>
-          </w:p>
-        </w:tc>
-        <w:tc>
-          <w:tcPr>
-            <w:tcW w:w="283" w:type="dxa"/>
-            <w:gridSpan w:val="2"/>
-            <w:tcBorders>
-              <w:top w:val="double" w:sz="6" w:space="0" w:color="000000"/>
-              <w:left w:val="nil"/>
-              <w:bottom w:val="double" w:sz="6" w:space="0" w:color="000000"/>
-              <w:right w:val="nil"/>
-            </w:tcBorders>
-            <w:vAlign w:val="center"/>
-          </w:tcPr>
-          <w:p>
-            <w:pPr>
-              <w:pStyle w:val="TableParagraph"/>
-              <w:ind w:left="15"/>
-              <w:rPr>
-                <w:rFonts w:cs="Arial"/>
-                <w:sz w:val="18"/>
-                <w:szCs w:val="18"/>
-                <w:lang w:val="en-US"/>
-              </w:rPr>
-            </w:pPr>
-            <w:r>
-              <w:rPr>
-                <w:rFonts w:cs="Arial"/>
-                <w:sz w:val="18"/>
-                <w:szCs w:val="18"/>
-                <w:lang w:val="en-US"/>
-              </w:rPr>
-              <w:t>:</w:t>
-            </w:r>
-          </w:p>
-        </w:tc>
-        <w:tc>
-          <w:tcPr>
-            <w:tcW w:w="1112" w:type="dxa"/>
-            <w:gridSpan w:val="3"/>
-            <w:tcBorders>
-              <w:top w:val="double" w:sz="6" w:space="0" w:color="000000"/>
-              <w:left w:val="nil"/>
-              <w:bottom w:val="double" w:sz="6" w:space="0" w:color="000000"/>
-              <w:right w:val="double" w:sz="6" w:space="0" w:color="000000"/>
-            </w:tcBorders>
-            <w:vAlign w:val="center"/>
-          </w:tcPr>
-          <w:p>
-            <w:pPr>
-              <w:pStyle w:val="TableParagraph"/>
-              <w:ind w:left="15"/>
-              <w:rPr>
-                <w:spacing w:val="-5"/>
-                <w:sz w:val="18"/>
-                <w:szCs w:val="18"/>
-                <w:lang w:val="en-US"/>
-              </w:rPr>
-            </w:pPr>
-            <w:r>
-              <w:rPr>
-                <w:spacing w:val="-5"/>
-                <w:sz w:val="18"/>
-                <w:szCs w:val="18"/>
-                <w:lang w:val="en-US"/>
-              </w:rPr>
-              <w:t>${</w:t>
-            </w:r>
-            <w:proofErr w:type="spellStart"/>
-            <w:r>
-              <w:rPr>
-                <w:spacing w:val="-5"/>
-                <w:sz w:val="18"/>
-                <w:szCs w:val="18"/>
-                <w:lang w:val="en-US"/>
-              </w:rPr>
-              <w:t>ts</w:t>
-            </w:r>
-            <w:proofErr w:type="spellEnd"/>
-            <w:r>
-              <w:rPr>
-                <w:spacing w:val="-5"/>
-                <w:sz w:val="18"/>
-                <w:szCs w:val="18"/>
-                <w:lang w:val="en-US"/>
-              </w:rPr>
-              <w:t>}</w:t>
-            </w:r>
-          </w:p>
-        </w:tc>
-        <w:tc>
-          <w:tcPr>
-            <w:tcW w:w="1019" w:type="dxa"/>
-            <w:gridSpan w:val="2"/>
             <w:tcBorders>
               <w:top w:val="double" w:sz="6" w:space="0" w:color="000000"/>
               <w:left w:val="double" w:sz="6" w:space="0" w:color="000000"/>
@@ -4724,8 +4493,7 @@
         </w:tc>
         <w:tc>
           <w:tcPr>
-            <w:tcW w:w="283" w:type="dxa"/>
-            <w:gridSpan w:val="2"/>
+            <w:tcW w:w="142" w:type="dxa"/>
             <w:tcBorders>
               <w:top w:val="double" w:sz="6" w:space="0" w:color="000000"/>
               <w:left w:val="nil"/>
@@ -4759,8 +4527,8 @@
         </w:tc>
         <w:tc>
           <w:tcPr>
-            <w:tcW w:w="1137" w:type="dxa"/>
-            <w:gridSpan w:val="4"/>
+            <w:tcW w:w="1134" w:type="dxa"/>
+            <w:gridSpan w:val="3"/>
             <w:tcBorders>
               <w:top w:val="double" w:sz="6" w:space="0" w:color="000000"/>
               <w:left w:val="nil"/>
@@ -4773,7 +4541,7 @@
             <w:pPr>
               <w:pStyle w:val="TableParagraph"/>
               <w:bidi/>
-              <w:ind w:left="16" w:right="215"/>
+              <w:ind w:left="128" w:right="215"/>
               <w:rPr>
                 <w:rFonts w:cs="Arial"/>
                 <w:sz w:val="20"/>
@@ -4794,8 +4562,8 @@
         </w:tc>
         <w:tc>
           <w:tcPr>
-            <w:tcW w:w="1127" w:type="dxa"/>
-            <w:gridSpan w:val="3"/>
+            <w:tcW w:w="1555" w:type="dxa"/>
+            <w:gridSpan w:val="5"/>
             <w:tcBorders>
               <w:top w:val="double" w:sz="6" w:space="0" w:color="000000"/>
               <w:left w:val="single" w:sz="8" w:space="0" w:color="000000"/>
@@ -4849,8 +4617,8 @@
         </w:tc>
         <w:tc>
           <w:tcPr>
-            <w:tcW w:w="425" w:type="dxa"/>
-            <w:gridSpan w:val="3"/>
+            <w:tcW w:w="275" w:type="dxa"/>
+            <w:gridSpan w:val="2"/>
             <w:tcBorders>
               <w:top w:val="double" w:sz="6" w:space="0" w:color="000000"/>
               <w:left w:val="nil"/>
@@ -4884,8 +4652,8 @@
         </w:tc>
         <w:tc>
           <w:tcPr>
-            <w:tcW w:w="1423" w:type="dxa"/>
-            <w:gridSpan w:val="3"/>
+            <w:tcW w:w="1431" w:type="dxa"/>
+            <w:gridSpan w:val="4"/>
             <w:tcBorders>
               <w:top w:val="double" w:sz="6" w:space="0" w:color="000000"/>
               <w:left w:val="nil"/>
@@ -4898,7 +4666,7 @@
             <w:pPr>
               <w:pStyle w:val="TableParagraph"/>
               <w:bidi/>
-              <w:ind w:left="16" w:right="343"/>
+              <w:ind w:left="265" w:right="343"/>
               <w:rPr>
                 <w:rFonts w:cs="Arial"/>
                 <w:sz w:val="20"/>
@@ -4924,7 +4692,7 @@
         </w:trPr>
         <w:tc>
           <w:tcPr>
-            <w:tcW w:w="1153" w:type="dxa"/>
+            <w:tcW w:w="1138" w:type="dxa"/>
             <w:gridSpan w:val="3"/>
             <w:tcBorders>
               <w:top w:val="double" w:sz="6" w:space="0" w:color="000000"/>
@@ -4937,7 +4705,7 @@
           <w:p>
             <w:pPr>
               <w:pStyle w:val="TableParagraph"/>
-              <w:ind w:left="15" w:right="-15"/>
+              <w:ind w:left="159" w:right="-15"/>
               <w:rPr>
                 <w:spacing w:val="-10"/>
                 <w:sz w:val="18"/>
@@ -4954,6 +4722,128 @@
                 <w:lang w:val="en-US"/>
               </w:rPr>
               <w:t>Kebersihan</w:t>
+            </w:r>
+            <w:proofErr w:type="spellEnd"/>
+          </w:p>
+        </w:tc>
+        <w:tc>
+          <w:tcPr>
+            <w:tcW w:w="282" w:type="dxa"/>
+            <w:gridSpan w:val="3"/>
+            <w:tcBorders>
+              <w:top w:val="double" w:sz="6" w:space="0" w:color="000000"/>
+              <w:left w:val="nil"/>
+              <w:bottom w:val="double" w:sz="6" w:space="0" w:color="000000"/>
+              <w:right w:val="nil"/>
+            </w:tcBorders>
+            <w:vAlign w:val="center"/>
+          </w:tcPr>
+          <w:p>
+            <w:pPr>
+              <w:pStyle w:val="TableParagraph"/>
+              <w:ind w:left="15" w:right="121"/>
+              <w:rPr>
+                <w:spacing w:val="-2"/>
+                <w:sz w:val="18"/>
+                <w:szCs w:val="18"/>
+                <w:lang w:val="en-US"/>
+              </w:rPr>
+            </w:pPr>
+            <w:r>
+              <w:rPr>
+                <w:spacing w:val="-2"/>
+                <w:sz w:val="18"/>
+                <w:szCs w:val="18"/>
+                <w:lang w:val="en-US"/>
+              </w:rPr>
+              <w:t>:</w:t>
+            </w:r>
+          </w:p>
+        </w:tc>
+        <w:tc>
+          <w:tcPr>
+            <w:tcW w:w="1437" w:type="dxa"/>
+            <w:gridSpan w:val="4"/>
+            <w:tcBorders>
+              <w:top w:val="double" w:sz="6" w:space="0" w:color="000000"/>
+              <w:left w:val="nil"/>
+              <w:bottom w:val="double" w:sz="6" w:space="0" w:color="000000"/>
+              <w:right w:val="single" w:sz="8" w:space="0" w:color="000000"/>
+            </w:tcBorders>
+            <w:vAlign w:val="center"/>
+          </w:tcPr>
+          <w:p>
+            <w:pPr>
+              <w:pStyle w:val="TableParagraph"/>
+              <w:ind w:left="15"/>
+              <w:rPr>
+                <w:spacing w:val="-5"/>
+                <w:sz w:val="18"/>
+                <w:szCs w:val="18"/>
+                <w:lang w:val="en-US"/>
+              </w:rPr>
+            </w:pPr>
+            <w:r>
+              <w:rPr>
+                <w:spacing w:val="-5"/>
+                <w:sz w:val="18"/>
+                <w:szCs w:val="18"/>
+                <w:lang w:val="en-US"/>
+              </w:rPr>
+              <w:t>${</w:t>
+            </w:r>
+            <w:proofErr w:type="spellStart"/>
+            <w:r>
+              <w:rPr>
+                <w:spacing w:val="-5"/>
+                <w:sz w:val="18"/>
+                <w:szCs w:val="18"/>
+                <w:lang w:val="en-US"/>
+              </w:rPr>
+              <w:t>kebersihan</w:t>
+            </w:r>
+            <w:proofErr w:type="spellEnd"/>
+            <w:r>
+              <w:rPr>
+                <w:spacing w:val="-5"/>
+                <w:sz w:val="18"/>
+                <w:szCs w:val="18"/>
+                <w:lang w:val="en-US"/>
+              </w:rPr>
+              <w:t>}</w:t>
+            </w:r>
+          </w:p>
+        </w:tc>
+        <w:tc>
+          <w:tcPr>
+            <w:tcW w:w="1256" w:type="dxa"/>
+            <w:gridSpan w:val="3"/>
+            <w:tcBorders>
+              <w:top w:val="double" w:sz="6" w:space="0" w:color="000000"/>
+              <w:left w:val="single" w:sz="8" w:space="0" w:color="000000"/>
+              <w:bottom w:val="double" w:sz="6" w:space="0" w:color="000000"/>
+              <w:right w:val="nil"/>
+            </w:tcBorders>
+            <w:vAlign w:val="center"/>
+          </w:tcPr>
+          <w:p>
+            <w:pPr>
+              <w:pStyle w:val="TableParagraph"/>
+              <w:ind w:left="114"/>
+              <w:rPr>
+                <w:sz w:val="18"/>
+                <w:szCs w:val="18"/>
+                <w:lang w:val="en-US"/>
+              </w:rPr>
+            </w:pPr>
+            <w:proofErr w:type="spellStart"/>
+            <w:r>
+              <w:rPr>
+                <w:sz w:val="18"/>
+                <w:szCs w:val="18"/>
+                <w:lang w:val="en-US"/>
+              </w:rPr>
+              <w:t>Muhadloroh</w:t>
             </w:r>
             <w:proofErr w:type="spellEnd"/>
           </w:p>
@@ -4973,17 +4863,17 @@
           <w:p>
             <w:pPr>
               <w:pStyle w:val="TableParagraph"/>
-              <w:ind w:left="15" w:right="121"/>
-              <w:rPr>
-                <w:spacing w:val="-2"/>
-                <w:sz w:val="18"/>
-                <w:szCs w:val="18"/>
-                <w:lang w:val="en-US"/>
-              </w:rPr>
-            </w:pPr>
-            <w:r>
-              <w:rPr>
-                <w:spacing w:val="-2"/>
+              <w:ind w:left="15"/>
+              <w:rPr>
+                <w:rFonts w:cs="Arial"/>
+                <w:sz w:val="18"/>
+                <w:szCs w:val="18"/>
+                <w:lang w:val="en-US"/>
+              </w:rPr>
+            </w:pPr>
+            <w:r>
+              <w:rPr>
+                <w:rFonts w:cs="Arial"/>
                 <w:sz w:val="18"/>
                 <w:szCs w:val="18"/>
                 <w:lang w:val="en-US"/>
@@ -4994,13 +4884,13 @@
         </w:tc>
         <w:tc>
           <w:tcPr>
-            <w:tcW w:w="1305" w:type="dxa"/>
-            <w:gridSpan w:val="4"/>
+            <w:tcW w:w="1112" w:type="dxa"/>
+            <w:gridSpan w:val="2"/>
             <w:tcBorders>
               <w:top w:val="double" w:sz="6" w:space="0" w:color="000000"/>
               <w:left w:val="nil"/>
               <w:bottom w:val="double" w:sz="6" w:space="0" w:color="000000"/>
-              <w:right w:val="single" w:sz="8" w:space="0" w:color="000000"/>
+              <w:right w:val="double" w:sz="6" w:space="0" w:color="000000"/>
             </w:tcBorders>
             <w:vAlign w:val="center"/>
           </w:tcPr>
@@ -5032,7 +4922,7 @@
                 <w:szCs w:val="18"/>
                 <w:lang w:val="en-US"/>
               </w:rPr>
-              <w:t>kebersihan</w:t>
+              <w:t>muhadloroh</w:t>
             </w:r>
             <w:proofErr w:type="spellEnd"/>
             <w:r>
@@ -5048,130 +4938,8 @@
         </w:tc>
         <w:tc>
           <w:tcPr>
-            <w:tcW w:w="1388" w:type="dxa"/>
+            <w:tcW w:w="893" w:type="dxa"/>
             <w:gridSpan w:val="3"/>
-            <w:tcBorders>
-              <w:top w:val="double" w:sz="6" w:space="0" w:color="000000"/>
-              <w:left w:val="single" w:sz="8" w:space="0" w:color="000000"/>
-              <w:bottom w:val="double" w:sz="6" w:space="0" w:color="000000"/>
-              <w:right w:val="nil"/>
-            </w:tcBorders>
-            <w:vAlign w:val="center"/>
-          </w:tcPr>
-          <w:p>
-            <w:pPr>
-              <w:pStyle w:val="TableParagraph"/>
-              <w:ind w:left="15"/>
-              <w:rPr>
-                <w:sz w:val="18"/>
-                <w:szCs w:val="18"/>
-                <w:lang w:val="en-US"/>
-              </w:rPr>
-            </w:pPr>
-            <w:proofErr w:type="spellStart"/>
-            <w:r>
-              <w:rPr>
-                <w:sz w:val="18"/>
-                <w:szCs w:val="18"/>
-                <w:lang w:val="en-US"/>
-              </w:rPr>
-              <w:t>Muhadloroh</w:t>
-            </w:r>
-            <w:proofErr w:type="spellEnd"/>
-          </w:p>
-        </w:tc>
-        <w:tc>
-          <w:tcPr>
-            <w:tcW w:w="283" w:type="dxa"/>
-            <w:gridSpan w:val="2"/>
-            <w:tcBorders>
-              <w:top w:val="double" w:sz="6" w:space="0" w:color="000000"/>
-              <w:left w:val="nil"/>
-              <w:bottom w:val="double" w:sz="6" w:space="0" w:color="000000"/>
-              <w:right w:val="nil"/>
-            </w:tcBorders>
-            <w:vAlign w:val="center"/>
-          </w:tcPr>
-          <w:p>
-            <w:pPr>
-              <w:pStyle w:val="TableParagraph"/>
-              <w:ind w:left="15"/>
-              <w:rPr>
-                <w:rFonts w:cs="Arial"/>
-                <w:sz w:val="18"/>
-                <w:szCs w:val="18"/>
-                <w:lang w:val="en-US"/>
-              </w:rPr>
-            </w:pPr>
-            <w:r>
-              <w:rPr>
-                <w:rFonts w:cs="Arial"/>
-                <w:sz w:val="18"/>
-                <w:szCs w:val="18"/>
-                <w:lang w:val="en-US"/>
-              </w:rPr>
-              <w:t>:</w:t>
-            </w:r>
-          </w:p>
-        </w:tc>
-        <w:tc>
-          <w:tcPr>
-            <w:tcW w:w="1112" w:type="dxa"/>
-            <w:gridSpan w:val="3"/>
-            <w:tcBorders>
-              <w:top w:val="double" w:sz="6" w:space="0" w:color="000000"/>
-              <w:left w:val="nil"/>
-              <w:bottom w:val="double" w:sz="6" w:space="0" w:color="000000"/>
-              <w:right w:val="double" w:sz="6" w:space="0" w:color="000000"/>
-            </w:tcBorders>
-            <w:vAlign w:val="center"/>
-          </w:tcPr>
-          <w:p>
-            <w:pPr>
-              <w:pStyle w:val="TableParagraph"/>
-              <w:ind w:left="15"/>
-              <w:rPr>
-                <w:spacing w:val="-5"/>
-                <w:sz w:val="18"/>
-                <w:szCs w:val="18"/>
-                <w:lang w:val="en-US"/>
-              </w:rPr>
-            </w:pPr>
-            <w:r>
-              <w:rPr>
-                <w:spacing w:val="-5"/>
-                <w:sz w:val="18"/>
-                <w:szCs w:val="18"/>
-                <w:lang w:val="en-US"/>
-              </w:rPr>
-              <w:t>${</w:t>
-            </w:r>
-            <w:proofErr w:type="spellStart"/>
-            <w:r>
-              <w:rPr>
-                <w:spacing w:val="-5"/>
-                <w:sz w:val="18"/>
-                <w:szCs w:val="18"/>
-                <w:lang w:val="en-US"/>
-              </w:rPr>
-              <w:t>muhadloroh</w:t>
-            </w:r>
-            <w:proofErr w:type="spellEnd"/>
-            <w:r>
-              <w:rPr>
-                <w:spacing w:val="-5"/>
-                <w:sz w:val="18"/>
-                <w:szCs w:val="18"/>
-                <w:lang w:val="en-US"/>
-              </w:rPr>
-              <w:t>}</w:t>
-            </w:r>
-          </w:p>
-        </w:tc>
-        <w:tc>
-          <w:tcPr>
-            <w:tcW w:w="1019" w:type="dxa"/>
-            <w:gridSpan w:val="2"/>
             <w:tcBorders>
               <w:top w:val="double" w:sz="6" w:space="0" w:color="000000"/>
               <w:left w:val="double" w:sz="6" w:space="0" w:color="000000"/>
@@ -5224,8 +4992,7 @@
         </w:tc>
         <w:tc>
           <w:tcPr>
-            <w:tcW w:w="283" w:type="dxa"/>
-            <w:gridSpan w:val="2"/>
+            <w:tcW w:w="142" w:type="dxa"/>
             <w:tcBorders>
               <w:top w:val="double" w:sz="6" w:space="0" w:color="000000"/>
               <w:left w:val="nil"/>
@@ -5259,8 +5026,8 @@
         </w:tc>
         <w:tc>
           <w:tcPr>
-            <w:tcW w:w="1137" w:type="dxa"/>
-            <w:gridSpan w:val="4"/>
+            <w:tcW w:w="1134" w:type="dxa"/>
+            <w:gridSpan w:val="3"/>
             <w:tcBorders>
               <w:top w:val="double" w:sz="6" w:space="0" w:color="000000"/>
               <w:left w:val="nil"/>
@@ -5273,7 +5040,7 @@
             <w:pPr>
               <w:pStyle w:val="TableParagraph"/>
               <w:bidi/>
-              <w:ind w:left="16" w:right="215"/>
+              <w:ind w:left="128" w:right="215"/>
               <w:rPr>
                 <w:rFonts w:cs="Arial"/>
                 <w:sz w:val="20"/>
@@ -5294,8 +5061,8 @@
         </w:tc>
         <w:tc>
           <w:tcPr>
-            <w:tcW w:w="1127" w:type="dxa"/>
-            <w:gridSpan w:val="3"/>
+            <w:tcW w:w="1555" w:type="dxa"/>
+            <w:gridSpan w:val="5"/>
             <w:tcBorders>
               <w:top w:val="double" w:sz="6" w:space="0" w:color="000000"/>
               <w:left w:val="single" w:sz="8" w:space="0" w:color="000000"/>
@@ -5349,8 +5116,8 @@
         </w:tc>
         <w:tc>
           <w:tcPr>
-            <w:tcW w:w="425" w:type="dxa"/>
-            <w:gridSpan w:val="3"/>
+            <w:tcW w:w="275" w:type="dxa"/>
+            <w:gridSpan w:val="2"/>
             <w:tcBorders>
               <w:top w:val="double" w:sz="6" w:space="0" w:color="000000"/>
               <w:left w:val="nil"/>
@@ -5384,8 +5151,8 @@
         </w:tc>
         <w:tc>
           <w:tcPr>
-            <w:tcW w:w="1423" w:type="dxa"/>
-            <w:gridSpan w:val="3"/>
+            <w:tcW w:w="1431" w:type="dxa"/>
+            <w:gridSpan w:val="4"/>
             <w:tcBorders>
               <w:top w:val="double" w:sz="6" w:space="0" w:color="000000"/>
               <w:left w:val="nil"/>
@@ -5398,7 +5165,7 @@
             <w:pPr>
               <w:pStyle w:val="TableParagraph"/>
               <w:bidi/>
-              <w:ind w:left="16" w:right="343"/>
+              <w:ind w:left="265" w:right="343"/>
               <w:rPr>
                 <w:rFonts w:cs="Arial"/>
                 <w:sz w:val="20"/>
@@ -5420,11 +5187,11 @@
       </w:tr>
       <w:tr>
         <w:trPr>
-          <w:trHeight w:val="18"/>
+          <w:trHeight w:val="188"/>
         </w:trPr>
         <w:tc>
           <w:tcPr>
-            <w:tcW w:w="871" w:type="dxa"/>
+            <w:tcW w:w="731" w:type="dxa"/>
             <w:gridSpan w:val="2"/>
             <w:tcBorders>
               <w:top w:val="double" w:sz="6" w:space="0" w:color="000000"/>
@@ -5437,7 +5204,7 @@
           <w:p>
             <w:pPr>
               <w:pStyle w:val="TableParagraph"/>
-              <w:ind w:left="15" w:right="-15"/>
+              <w:ind w:left="8" w:right="-11" w:firstLine="9"/>
               <w:rPr>
                 <w:spacing w:val="-10"/>
                 <w:sz w:val="18"/>
@@ -5445,6 +5212,15 @@
                 <w:lang w:val="en-US"/>
               </w:rPr>
             </w:pPr>
+            <w:r>
+              <w:rPr>
+                <w:spacing w:val="-10"/>
+                <w:sz w:val="18"/>
+                <w:szCs w:val="18"/>
+                <w:lang w:val="en-US"/>
+              </w:rPr>
+              <w:t xml:space="preserve">     </w:t>
+            </w:r>
             <w:proofErr w:type="spellStart"/>
             <w:r>
               <w:rPr>
@@ -5460,8 +5236,8 @@
         </w:tc>
         <w:tc>
           <w:tcPr>
-            <w:tcW w:w="990" w:type="dxa"/>
-            <w:gridSpan w:val="5"/>
+            <w:tcW w:w="1417" w:type="dxa"/>
+            <w:gridSpan w:val="6"/>
             <w:tcBorders>
               <w:top w:val="double" w:sz="6" w:space="0" w:color="000000"/>
               <w:left w:val="nil"/>
@@ -5514,7 +5290,92 @@
         </w:tc>
         <w:tc>
           <w:tcPr>
-            <w:tcW w:w="850" w:type="dxa"/>
+            <w:tcW w:w="567" w:type="dxa"/>
+            <w:tcBorders>
+              <w:top w:val="double" w:sz="6" w:space="0" w:color="000000"/>
+              <w:left w:val="nil"/>
+              <w:bottom w:val="double" w:sz="6" w:space="0" w:color="000000"/>
+              <w:right w:val="nil"/>
+            </w:tcBorders>
+            <w:vAlign w:val="center"/>
+          </w:tcPr>
+          <w:p>
+            <w:pPr>
+              <w:pStyle w:val="TableParagraph"/>
+              <w:ind w:left="15"/>
+              <w:rPr>
+                <w:spacing w:val="-5"/>
+                <w:sz w:val="18"/>
+                <w:szCs w:val="18"/>
+                <w:lang w:val="en-US"/>
+              </w:rPr>
+            </w:pPr>
+            <w:proofErr w:type="spellStart"/>
+            <w:r>
+              <w:rPr>
+                <w:spacing w:val="-5"/>
+                <w:sz w:val="18"/>
+                <w:szCs w:val="18"/>
+                <w:lang w:val="en-US"/>
+              </w:rPr>
+              <w:t>Izin</w:t>
+            </w:r>
+            <w:proofErr w:type="spellEnd"/>
+          </w:p>
+        </w:tc>
+        <w:tc>
+          <w:tcPr>
+            <w:tcW w:w="973" w:type="dxa"/>
+            <w:gridSpan w:val="3"/>
+            <w:tcBorders>
+              <w:top w:val="double" w:sz="6" w:space="0" w:color="000000"/>
+              <w:left w:val="nil"/>
+              <w:bottom w:val="double" w:sz="6" w:space="0" w:color="000000"/>
+              <w:right w:val="nil"/>
+            </w:tcBorders>
+            <w:vAlign w:val="center"/>
+          </w:tcPr>
+          <w:p>
+            <w:pPr>
+              <w:pStyle w:val="TableParagraph"/>
+              <w:ind w:left="15"/>
+              <w:rPr>
+                <w:sz w:val="18"/>
+                <w:szCs w:val="18"/>
+                <w:lang w:val="en-US"/>
+              </w:rPr>
+            </w:pPr>
+            <w:r>
+              <w:rPr>
+                <w:sz w:val="18"/>
+                <w:szCs w:val="18"/>
+                <w:lang w:val="en-US"/>
+              </w:rPr>
+              <w:t>: ${</w:t>
+            </w:r>
+            <w:proofErr w:type="spellStart"/>
+            <w:r>
+              <w:rPr>
+                <w:sz w:val="18"/>
+                <w:szCs w:val="18"/>
+                <w:lang w:val="en-US"/>
+              </w:rPr>
+              <w:t>izin</w:t>
+            </w:r>
+            <w:proofErr w:type="spellEnd"/>
+            <w:r>
+              <w:rPr>
+                <w:sz w:val="18"/>
+                <w:szCs w:val="18"/>
+                <w:lang w:val="en-US"/>
+              </w:rPr>
+              <w:t>}</w:t>
+            </w:r>
+          </w:p>
+        </w:tc>
+        <w:tc>
+          <w:tcPr>
+            <w:tcW w:w="587" w:type="dxa"/>
             <w:gridSpan w:val="2"/>
             <w:tcBorders>
               <w:top w:val="double" w:sz="6" w:space="0" w:color="000000"/>
@@ -5529,29 +5390,113 @@
               <w:pStyle w:val="TableParagraph"/>
               <w:ind w:left="15"/>
               <w:rPr>
+                <w:rFonts w:cs="Arial"/>
+                <w:sz w:val="18"/>
+                <w:szCs w:val="18"/>
+                <w:lang w:val="en-US"/>
+              </w:rPr>
+            </w:pPr>
+            <w:r>
+              <w:rPr>
+                <w:rFonts w:cs="Arial"/>
+                <w:sz w:val="18"/>
+                <w:szCs w:val="18"/>
+                <w:lang w:val="en-US"/>
+              </w:rPr>
+              <w:t>Alpha</w:t>
+            </w:r>
+          </w:p>
+        </w:tc>
+        <w:tc>
+          <w:tcPr>
+            <w:tcW w:w="1233" w:type="dxa"/>
+            <w:gridSpan w:val="4"/>
+            <w:tcBorders>
+              <w:top w:val="double" w:sz="6" w:space="0" w:color="000000"/>
+              <w:left w:val="nil"/>
+              <w:bottom w:val="double" w:sz="6" w:space="0" w:color="000000"/>
+              <w:right w:val="double" w:sz="6" w:space="0" w:color="000000"/>
+            </w:tcBorders>
+            <w:vAlign w:val="center"/>
+          </w:tcPr>
+          <w:p>
+            <w:pPr>
+              <w:pStyle w:val="TableParagraph"/>
+              <w:ind w:left="15"/>
+              <w:rPr>
                 <w:spacing w:val="-5"/>
                 <w:sz w:val="18"/>
                 <w:szCs w:val="18"/>
                 <w:lang w:val="en-US"/>
               </w:rPr>
             </w:pPr>
+            <w:r>
+              <w:rPr>
+                <w:spacing w:val="-5"/>
+                <w:sz w:val="18"/>
+                <w:szCs w:val="18"/>
+                <w:lang w:val="en-US"/>
+              </w:rPr>
+              <w:t>: ${alfa}</w:t>
+            </w:r>
+          </w:p>
+        </w:tc>
+        <w:tc>
+          <w:tcPr>
+            <w:tcW w:w="893" w:type="dxa"/>
+            <w:gridSpan w:val="3"/>
+            <w:tcBorders>
+              <w:top w:val="double" w:sz="6" w:space="0" w:color="000000"/>
+              <w:left w:val="double" w:sz="6" w:space="0" w:color="000000"/>
+              <w:bottom w:val="double" w:sz="6" w:space="0" w:color="000000"/>
+              <w:right w:val="nil"/>
+            </w:tcBorders>
+            <w:vAlign w:val="center"/>
+          </w:tcPr>
+          <w:p>
+            <w:pPr>
+              <w:bidi/>
+              <w:rPr>
+                <w:rFonts w:cs="Arial"/>
+                <w:sz w:val="20"/>
+                <w:szCs w:val="20"/>
+                <w:lang w:val="en-US"/>
+              </w:rPr>
+            </w:pPr>
+            <w:r>
+              <w:rPr>
+                <w:rFonts w:cs="Arial"/>
+                <w:sz w:val="20"/>
+                <w:szCs w:val="20"/>
+                <w:lang w:val="en-US"/>
+              </w:rPr>
+              <w:t>${</w:t>
+            </w:r>
             <w:proofErr w:type="spellStart"/>
             <w:r>
               <w:rPr>
-                <w:spacing w:val="-5"/>
-                <w:sz w:val="18"/>
-                <w:szCs w:val="18"/>
-                <w:lang w:val="en-US"/>
-              </w:rPr>
-              <w:t>Izin</w:t>
+                <w:rFonts w:cs="Arial"/>
+                <w:sz w:val="20"/>
+                <w:szCs w:val="20"/>
+                <w:lang w:val="en-US"/>
+              </w:rPr>
+              <w:t>alfa_arab</w:t>
             </w:r>
             <w:proofErr w:type="spellEnd"/>
-          </w:p>
-        </w:tc>
-        <w:tc>
-          <w:tcPr>
-            <w:tcW w:w="993" w:type="dxa"/>
-            <w:gridSpan w:val="3"/>
+            <w:r>
+              <w:rPr>
+                <w:rFonts w:cs="Arial"/>
+                <w:sz w:val="20"/>
+                <w:szCs w:val="20"/>
+                <w:lang w:val="en-US"/>
+              </w:rPr>
+              <w:t>}</w:t>
+            </w:r>
+          </w:p>
+        </w:tc>
+        <w:tc>
+          <w:tcPr>
+            <w:tcW w:w="142" w:type="dxa"/>
             <w:tcBorders>
               <w:top w:val="double" w:sz="6" w:space="0" w:color="000000"/>
               <w:left w:val="nil"/>
@@ -5563,202 +5508,30 @@
           <w:p>
             <w:pPr>
               <w:pStyle w:val="TableParagraph"/>
-              <w:ind w:left="15"/>
-              <w:rPr>
-                <w:sz w:val="18"/>
-                <w:szCs w:val="18"/>
-                <w:lang w:val="en-US"/>
-              </w:rPr>
-            </w:pPr>
-            <w:r>
-              <w:rPr>
-                <w:sz w:val="18"/>
-                <w:szCs w:val="18"/>
-                <w:lang w:val="en-US"/>
-              </w:rPr>
-              <w:t>: ${</w:t>
-            </w:r>
-            <w:proofErr w:type="spellStart"/>
-            <w:r>
-              <w:rPr>
-                <w:sz w:val="18"/>
-                <w:szCs w:val="18"/>
-                <w:lang w:val="en-US"/>
-              </w:rPr>
-              <w:t>izin</w:t>
-            </w:r>
-            <w:proofErr w:type="spellEnd"/>
-            <w:r>
-              <w:rPr>
-                <w:sz w:val="18"/>
-                <w:szCs w:val="18"/>
-                <w:lang w:val="en-US"/>
-              </w:rPr>
-              <w:t>}</w:t>
-            </w:r>
-          </w:p>
-        </w:tc>
-        <w:tc>
-          <w:tcPr>
-            <w:tcW w:w="850" w:type="dxa"/>
-            <w:gridSpan w:val="4"/>
-            <w:tcBorders>
-              <w:top w:val="double" w:sz="6" w:space="0" w:color="000000"/>
-              <w:left w:val="nil"/>
-              <w:bottom w:val="double" w:sz="6" w:space="0" w:color="000000"/>
-              <w:right w:val="nil"/>
-            </w:tcBorders>
-            <w:vAlign w:val="center"/>
-          </w:tcPr>
-          <w:p>
-            <w:pPr>
-              <w:pStyle w:val="TableParagraph"/>
-              <w:ind w:left="15"/>
-              <w:rPr>
-                <w:rFonts w:cs="Arial"/>
-                <w:sz w:val="18"/>
-                <w:szCs w:val="18"/>
-                <w:lang w:val="en-US"/>
-              </w:rPr>
-            </w:pPr>
-            <w:r>
-              <w:rPr>
-                <w:rFonts w:cs="Arial"/>
-                <w:sz w:val="18"/>
-                <w:szCs w:val="18"/>
-                <w:lang w:val="en-US"/>
-              </w:rPr>
-              <w:t>Alpha</w:t>
-            </w:r>
-          </w:p>
-        </w:tc>
-        <w:tc>
-          <w:tcPr>
-            <w:tcW w:w="970" w:type="dxa"/>
-            <w:gridSpan w:val="2"/>
-            <w:tcBorders>
-              <w:top w:val="double" w:sz="6" w:space="0" w:color="000000"/>
-              <w:left w:val="nil"/>
-              <w:bottom w:val="double" w:sz="6" w:space="0" w:color="000000"/>
-              <w:right w:val="double" w:sz="6" w:space="0" w:color="000000"/>
-            </w:tcBorders>
-            <w:vAlign w:val="center"/>
-          </w:tcPr>
-          <w:p>
-            <w:pPr>
-              <w:pStyle w:val="TableParagraph"/>
-              <w:ind w:left="15"/>
-              <w:rPr>
-                <w:spacing w:val="-5"/>
-                <w:sz w:val="18"/>
-                <w:szCs w:val="18"/>
-                <w:lang w:val="en-US"/>
-              </w:rPr>
-            </w:pPr>
-            <w:r>
-              <w:rPr>
-                <w:spacing w:val="-5"/>
-                <w:sz w:val="18"/>
-                <w:szCs w:val="18"/>
-                <w:lang w:val="en-US"/>
-              </w:rPr>
-              <w:t>: ${</w:t>
-            </w:r>
-            <w:r>
-              <w:rPr>
-                <w:spacing w:val="-5"/>
-                <w:sz w:val="18"/>
-                <w:szCs w:val="18"/>
-                <w:lang w:val="en-US"/>
-              </w:rPr>
-              <w:t>alfa</w:t>
-            </w:r>
-            <w:r>
-              <w:rPr>
-                <w:spacing w:val="-5"/>
-                <w:sz w:val="18"/>
-                <w:szCs w:val="18"/>
-                <w:lang w:val="en-US"/>
-              </w:rPr>
-              <w:t>}</w:t>
-            </w:r>
-          </w:p>
-        </w:tc>
-        <w:tc>
-          <w:tcPr>
-            <w:tcW w:w="877" w:type="dxa"/>
-            <w:tcBorders>
-              <w:top w:val="double" w:sz="6" w:space="0" w:color="000000"/>
-              <w:left w:val="double" w:sz="6" w:space="0" w:color="000000"/>
-              <w:bottom w:val="double" w:sz="6" w:space="0" w:color="000000"/>
-              <w:right w:val="nil"/>
-            </w:tcBorders>
-            <w:vAlign w:val="center"/>
-          </w:tcPr>
-          <w:p>
-            <w:pPr>
               <w:bidi/>
               <w:ind w:left="16"/>
               <w:rPr>
-                <w:rFonts w:cs="Arial"/>
-                <w:sz w:val="20"/>
-                <w:szCs w:val="20"/>
-                <w:lang w:val="en-US"/>
-              </w:rPr>
-            </w:pPr>
-            <w:r>
-              <w:rPr>
-                <w:rFonts w:cs="Arial"/>
-                <w:sz w:val="20"/>
-                <w:szCs w:val="20"/>
-                <w:lang w:val="en-US"/>
-              </w:rPr>
-              <w:t>: ${</w:t>
-            </w:r>
-            <w:proofErr w:type="spellStart"/>
-            <w:r>
-              <w:rPr>
-                <w:rFonts w:cs="Arial"/>
-                <w:sz w:val="20"/>
-                <w:szCs w:val="20"/>
-                <w:lang w:val="en-US"/>
-              </w:rPr>
-              <w:t>al</w:t>
-            </w:r>
-            <w:r>
-              <w:rPr>
-                <w:rFonts w:cs="Arial"/>
-                <w:sz w:val="20"/>
-                <w:szCs w:val="20"/>
-                <w:lang w:val="en-US"/>
-              </w:rPr>
-              <w:t>f</w:t>
-            </w:r>
-            <w:r>
-              <w:rPr>
-                <w:rFonts w:cs="Arial"/>
-                <w:sz w:val="20"/>
-                <w:szCs w:val="20"/>
-                <w:lang w:val="en-US"/>
-              </w:rPr>
-              <w:t>a_arab</w:t>
-            </w:r>
-            <w:proofErr w:type="spellEnd"/>
-            <w:r>
-              <w:rPr>
-                <w:rFonts w:cs="Arial"/>
-                <w:sz w:val="20"/>
-                <w:szCs w:val="20"/>
-                <w:lang w:val="en-US"/>
-              </w:rPr>
-              <w:t>}</w:t>
-            </w:r>
-          </w:p>
-        </w:tc>
-        <w:tc>
-          <w:tcPr>
-            <w:tcW w:w="1130" w:type="dxa"/>
-            <w:gridSpan w:val="6"/>
+                <w:spacing w:val="-10"/>
+                <w:sz w:val="20"/>
+                <w:szCs w:val="20"/>
+                <w:lang w:val="en-US"/>
+              </w:rPr>
+            </w:pPr>
+            <w:r>
+              <w:rPr>
+                <w:spacing w:val="-10"/>
+                <w:sz w:val="20"/>
+                <w:szCs w:val="20"/>
+                <w:lang w:val="en-US"/>
+              </w:rPr>
+              <w:t>:</w:t>
+            </w:r>
+          </w:p>
+        </w:tc>
+        <w:tc>
+          <w:tcPr>
+            <w:tcW w:w="425" w:type="dxa"/>
+            <w:gridSpan w:val="2"/>
             <w:tcBorders>
               <w:top w:val="double" w:sz="6" w:space="0" w:color="000000"/>
               <w:left w:val="nil"/>
@@ -5794,7 +5567,7 @@
         </w:tc>
         <w:tc>
           <w:tcPr>
-            <w:tcW w:w="871" w:type="dxa"/>
+            <w:tcW w:w="1132" w:type="dxa"/>
             <w:gridSpan w:val="2"/>
             <w:tcBorders>
               <w:top w:val="double" w:sz="6" w:space="0" w:color="000000"/>
@@ -5807,8 +5580,11 @@
           <w:p>
             <w:pPr>
               <w:pStyle w:val="TableParagraph"/>
+              <w:tabs>
+                <w:tab w:val="right" w:pos="853"/>
+              </w:tabs>
               <w:bidi/>
-              <w:ind w:right="215"/>
+              <w:ind w:firstLine="1"/>
               <w:rPr>
                 <w:rFonts w:cs="Arial"/>
                 <w:sz w:val="20"/>
@@ -5850,8 +5626,7 @@
         </w:tc>
         <w:tc>
           <w:tcPr>
-            <w:tcW w:w="834" w:type="dxa"/>
-            <w:gridSpan w:val="3"/>
+            <w:tcW w:w="142" w:type="dxa"/>
             <w:tcBorders>
               <w:top w:val="double" w:sz="6" w:space="0" w:color="000000"/>
               <w:left w:val="nil"/>
@@ -5864,7 +5639,7 @@
             <w:pPr>
               <w:pStyle w:val="TableParagraph"/>
               <w:bidi/>
-              <w:ind w:left="16" w:right="-15"/>
+              <w:ind w:right="215" w:firstLine="1"/>
               <w:rPr>
                 <w:spacing w:val="-4"/>
                 <w:sz w:val="20"/>
@@ -5874,10 +5649,45 @@
             </w:pPr>
             <w:r>
               <w:rPr>
-                <w:rFonts w:cs="Arial"/>
                 <w:spacing w:val="-4"/>
                 <w:sz w:val="20"/>
                 <w:szCs w:val="20"/>
+                <w:lang w:val="en-US"/>
+              </w:rPr>
+              <w:t>:</w:t>
+            </w:r>
+          </w:p>
+        </w:tc>
+        <w:tc>
+          <w:tcPr>
+            <w:tcW w:w="708" w:type="dxa"/>
+            <w:gridSpan w:val="2"/>
+            <w:tcBorders>
+              <w:top w:val="double" w:sz="6" w:space="0" w:color="000000"/>
+              <w:left w:val="nil"/>
+              <w:bottom w:val="double" w:sz="6" w:space="0" w:color="000000"/>
+              <w:right w:val="nil"/>
+            </w:tcBorders>
+            <w:vAlign w:val="center"/>
+          </w:tcPr>
+          <w:p>
+            <w:pPr>
+              <w:pStyle w:val="TableParagraph"/>
+              <w:bidi/>
+              <w:ind w:right="215" w:firstLine="1"/>
+              <w:rPr>
+                <w:spacing w:val="-4"/>
+                <w:sz w:val="20"/>
+                <w:szCs w:val="20"/>
+                <w:lang w:val="en-US"/>
+              </w:rPr>
+            </w:pPr>
+            <w:r>
+              <w:rPr>
+                <w:rFonts w:cs="Arial"/>
+                <w:spacing w:val="-4"/>
+                <w:sz w:val="20"/>
+                <w:szCs w:val="20"/>
                 <w:rtl/>
                 <w:lang w:val="en-US"/>
               </w:rPr>
@@ -5887,8 +5697,62 @@
         </w:tc>
         <w:tc>
           <w:tcPr>
-            <w:tcW w:w="850" w:type="dxa"/>
-            <w:gridSpan w:val="3"/>
+            <w:tcW w:w="851" w:type="dxa"/>
+            <w:gridSpan w:val="4"/>
+            <w:tcBorders>
+              <w:top w:val="double" w:sz="6" w:space="0" w:color="000000"/>
+              <w:left w:val="nil"/>
+              <w:bottom w:val="double" w:sz="6" w:space="0" w:color="000000"/>
+              <w:right w:val="nil"/>
+            </w:tcBorders>
+            <w:vAlign w:val="center"/>
+          </w:tcPr>
+          <w:p>
+            <w:pPr>
+              <w:pStyle w:val="TableParagraph"/>
+              <w:bidi/>
+              <w:ind w:right="215" w:firstLine="1"/>
+              <w:rPr>
+                <w:spacing w:val="-10"/>
+                <w:sz w:val="20"/>
+                <w:szCs w:val="20"/>
+                <w:lang w:val="en-US"/>
+              </w:rPr>
+            </w:pPr>
+            <w:r>
+              <w:rPr>
+                <w:spacing w:val="-10"/>
+                <w:sz w:val="20"/>
+                <w:szCs w:val="20"/>
+                <w:lang w:val="en-US"/>
+              </w:rPr>
+              <w:t>${</w:t>
+            </w:r>
+            <w:proofErr w:type="spellStart"/>
+            <w:r>
+              <w:rPr>
+                <w:spacing w:val="-10"/>
+                <w:sz w:val="20"/>
+                <w:szCs w:val="20"/>
+                <w:lang w:val="en-US"/>
+              </w:rPr>
+              <w:t>sakit_arab</w:t>
+            </w:r>
+            <w:proofErr w:type="spellEnd"/>
+            <w:r>
+              <w:rPr>
+                <w:spacing w:val="-10"/>
+                <w:sz w:val="20"/>
+                <w:szCs w:val="20"/>
+                <w:lang w:val="en-US"/>
+              </w:rPr>
+              <w:t>}</w:t>
+            </w:r>
+          </w:p>
+        </w:tc>
+        <w:tc>
+          <w:tcPr>
+            <w:tcW w:w="142" w:type="dxa"/>
             <w:tcBorders>
               <w:top w:val="double" w:sz="6" w:space="0" w:color="000000"/>
               <w:left w:val="nil"/>
@@ -5916,33 +5780,13 @@
                 <w:szCs w:val="20"/>
                 <w:lang w:val="en-US"/>
               </w:rPr>
-              <w:t>: ${</w:t>
-            </w:r>
-            <w:proofErr w:type="spellStart"/>
-            <w:r>
-              <w:rPr>
-                <w:spacing w:val="-10"/>
-                <w:sz w:val="20"/>
-                <w:szCs w:val="20"/>
-                <w:lang w:val="en-US"/>
-              </w:rPr>
-              <w:t>sakit_arab</w:t>
-            </w:r>
-            <w:proofErr w:type="spellEnd"/>
-            <w:r>
-              <w:rPr>
-                <w:spacing w:val="-10"/>
-                <w:sz w:val="20"/>
-                <w:szCs w:val="20"/>
-                <w:lang w:val="en-US"/>
-              </w:rPr>
-              <w:t>}</w:t>
-            </w:r>
-          </w:p>
-        </w:tc>
-        <w:tc>
-          <w:tcPr>
-            <w:tcW w:w="852" w:type="dxa"/>
+              <w:t>:</w:t>
+            </w:r>
+          </w:p>
+        </w:tc>
+        <w:tc>
+          <w:tcPr>
+            <w:tcW w:w="995" w:type="dxa"/>
             <w:gridSpan w:val="2"/>
             <w:tcBorders>
               <w:top w:val="double" w:sz="6" w:space="0" w:color="000000"/>
@@ -5956,7 +5800,7 @@
             <w:pPr>
               <w:pStyle w:val="TableParagraph"/>
               <w:bidi/>
-              <w:ind w:left="16" w:right="343"/>
+              <w:ind w:left="13" w:right="-3"/>
               <w:rPr>
                 <w:rFonts w:cs="Arial"/>
                 <w:sz w:val="20"/>
@@ -5964,6 +5808,15 @@
                 <w:rtl/>
               </w:rPr>
             </w:pPr>
+            <w:r>
+              <w:rPr>
+                <w:rFonts w:cs="Arial"/>
+                <w:sz w:val="20"/>
+                <w:szCs w:val="20"/>
+                <w:lang w:val="en-US"/>
+              </w:rPr>
+              <w:t xml:space="preserve">     </w:t>
+            </w:r>
             <w:r>
               <w:rPr>
                 <w:rFonts w:cs="Arial"/>
@@ -5979,7 +5832,7 @@
     </w:tbl>
     <w:p>
       <w:pPr>
-        <w:spacing w:before="120"/>
+        <w:spacing w:before="60"/>
         <w:ind w:right="493"/>
         <w:jc w:val="right"/>
         <w:rPr>
@@ -5987,6 +5840,184 @@
           <w:lang w:val="en-US"/>
         </w:rPr>
       </w:pPr>
+      <w:r>
+        <w:rPr>
+          <w:rFonts w:ascii="Times New Roman" w:cs="Times New Roman"/>
+          <w:noProof/>
+          <w:spacing w:val="-4"/>
+          <w:sz w:val="21"/>
+          <w:szCs w:val="21"/>
+          <w:lang w:val="en-US"/>
+        </w:rPr>
+        <mc:AlternateContent>
+          <mc:Choice Requires="wps">
+            <w:drawing>
+              <wp:anchor distT="0" distB="0" distL="114300" distR="114300" simplePos="0" relativeHeight="487592960" behindDoc="0" locked="0" layoutInCell="1" allowOverlap="1" wp14:anchorId="2DF7566F" wp14:editId="32AA55FE">
+                <wp:simplePos x="0" y="0"/>
+                <wp:positionH relativeFrom="column">
+                  <wp:posOffset>4984750</wp:posOffset>
+                </wp:positionH>
+                <wp:positionV relativeFrom="paragraph">
+                  <wp:posOffset>191135</wp:posOffset>
+                </wp:positionV>
+                <wp:extent cx="1703705" cy="889000"/>
+                <wp:effectExtent l="0" t="0" r="0" b="0"/>
+                <wp:wrapNone/>
+                <wp:docPr id="5" name="Rectangle 5"/>
+                <wp:cNvGraphicFramePr/>
+                <a:graphic xmlns:a="http://schemas.openxmlformats.org/drawingml/2006/main">
+                  <a:graphicData uri="http://schemas.microsoft.com/office/word/2010/wordprocessingShape">
+                    <wps:wsp>
+                      <wps:cNvSpPr/>
+                      <wps:spPr>
+                        <a:xfrm>
+                          <a:off x="0" y="0"/>
+                          <a:ext cx="1703705" cy="889000"/>
+                        </a:xfrm>
+                        <a:prstGeom prst="rect">
+                          <a:avLst/>
+                        </a:prstGeom>
+                        <a:noFill/>
+                        <a:ln>
+                          <a:noFill/>
+                        </a:ln>
+                      </wps:spPr>
+                      <wps:style>
+                        <a:lnRef idx="2">
+                          <a:schemeClr val="accent1">
+                            <a:shade val="50000"/>
+                          </a:schemeClr>
+                        </a:lnRef>
+                        <a:fillRef idx="1">
+                          <a:schemeClr val="accent1"/>
+                        </a:fillRef>
+                        <a:effectRef idx="0">
+                          <a:schemeClr val="accent1"/>
+                        </a:effectRef>
+                        <a:fontRef idx="minor">
+                          <a:schemeClr val="lt1"/>
+                        </a:fontRef>
+                      </wps:style>
+                      <wps:txbx>
+                        <w:txbxContent>
+                          <w:p>
+                            <w:pPr>
+                              <w:jc w:val="center"/>
+                              <w:rPr>
+                                <w:color w:val="000000" w:themeColor="text1"/>
+                              </w:rPr>
+                            </w:pPr>
+                            <w:r>
+                              <w:rPr>
+                                <w:rFonts w:ascii="Times New Roman" w:cs="Times New Roman"/>
+                                <w:color w:val="000000" w:themeColor="text1"/>
+                                <w:spacing w:val="-4"/>
+                                <w:sz w:val="21"/>
+                                <w:szCs w:val="21"/>
+                                <w:lang w:val="en-US"/>
+                              </w:rPr>
+                              <w:t>${</w:t>
+                            </w:r>
+                            <w:proofErr w:type="spellStart"/>
+                            <w:r>
+                              <w:rPr>
+                                <w:rFonts w:ascii="Times New Roman" w:cs="Times New Roman"/>
+                                <w:color w:val="000000" w:themeColor="text1"/>
+                                <w:spacing w:val="-4"/>
+                                <w:sz w:val="21"/>
+                                <w:szCs w:val="21"/>
+                                <w:lang w:val="en-US"/>
+                              </w:rPr>
+                              <w:t>ttd</w:t>
+                            </w:r>
+                            <w:proofErr w:type="spellEnd"/>
+                            <w:r>
+                              <w:rPr>
+                                <w:rFonts w:ascii="Times New Roman" w:cs="Times New Roman"/>
+                                <w:color w:val="000000" w:themeColor="text1"/>
+                                <w:spacing w:val="-4"/>
+                                <w:sz w:val="21"/>
+                                <w:szCs w:val="21"/>
+                                <w:lang w:val="en-US"/>
+                              </w:rPr>
+                              <w:t>}</w:t>
+                            </w:r>
+                          </w:p>
+                        </w:txbxContent>
+                      </wps:txbx>
+                      <wps:bodyPr rot="0" spcFirstLastPara="0" vertOverflow="overflow" horzOverflow="overflow" vert="horz" wrap="square" lIns="91440" tIns="45720" rIns="91440" bIns="45720" numCol="1" spcCol="0" rtlCol="0" fromWordArt="0" anchor="ctr" anchorCtr="0" forceAA="0" compatLnSpc="1">
+                        <a:prstTxWarp prst="textNoShape">
+                          <a:avLst/>
+                        </a:prstTxWarp>
+                        <a:noAutofit/>
+                      </wps:bodyPr>
+                    </wps:wsp>
+                  </a:graphicData>
+                </a:graphic>
+                <wp14:sizeRelH relativeFrom="margin">
+                  <wp14:pctWidth>0</wp14:pctWidth>
+                </wp14:sizeRelH>
+                <wp14:sizeRelV relativeFrom="margin">
+                  <wp14:pctHeight>0</wp14:pctHeight>
+                </wp14:sizeRelV>
+              </wp:anchor>
+            </w:drawing>
+          </mc:Choice>
+          <mc:Fallback>
+            <w:pict>
+              <v:rect w14:anchorId="2DF7566F" id="Rectangle 5" o:spid="_x0000_s1026" style="position:absolute;left:0;text-align:left;margin-left:392.5pt;margin-top:15.05pt;width:134.15pt;height:70pt;z-index:487592960;visibility:visible;mso-wrap-style:square;mso-width-percent:0;mso-height-percent:0;mso-wrap-distance-left:9pt;mso-wrap-distance-top:0;mso-wrap-distance-right:9pt;mso-wrap-distance-bottom:0;mso-position-horizontal:absolute;mso-position-horizontal-relative:text;mso-position-vertical:absolute;mso-position-vertical-relative:text;mso-width-percent:0;mso-height-percent:0;mso-width-relative:margin;mso-height-relative:margin;v-text-anchor:middle" o:gfxdata="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" filled="f" stroked="f" strokeweight="2pt">
+                <v:textbox>
+                  <w:txbxContent>
+                    <w:p>
+                      <w:pPr>
+                        <w:jc w:val="center"/>
+                        <w:rPr>
+                          <w:color w:val="000000" w:themeColor="text1"/>
+                        </w:rPr>
+                      </w:pPr>
+                      <w:r>
+                        <w:rPr>
+                          <w:rFonts w:ascii="Times New Roman" w:cs="Times New Roman"/>
+                          <w:color w:val="000000" w:themeColor="text1"/>
+                          <w:spacing w:val="-4"/>
+                          <w:sz w:val="21"/>
+                          <w:szCs w:val="21"/>
+                          <w:lang w:val="en-US"/>
+                        </w:rPr>
+                        <w:t>${</w:t>
+                      </w:r>
+                      <w:proofErr w:type="spellStart"/>
+                      <w:r>
+                        <w:rPr>
+                          <w:rFonts w:ascii="Times New Roman" w:cs="Times New Roman"/>
+                          <w:color w:val="000000" w:themeColor="text1"/>
+                          <w:spacing w:val="-4"/>
+                          <w:sz w:val="21"/>
+                          <w:szCs w:val="21"/>
+                          <w:lang w:val="en-US"/>
+                        </w:rPr>
+                        <w:t>ttd</w:t>
+                      </w:r>
+                      <w:proofErr w:type="spellEnd"/>
+                      <w:r>
+                        <w:rPr>
+                          <w:rFonts w:ascii="Times New Roman" w:cs="Times New Roman"/>
+                          <w:color w:val="000000" w:themeColor="text1"/>
+                          <w:spacing w:val="-4"/>
+                          <w:sz w:val="21"/>
+                          <w:szCs w:val="21"/>
+                          <w:lang w:val="en-US"/>
+                        </w:rPr>
+                        <w:t>}</w:t>
+                      </w:r>
+                    </w:p>
+                  </w:txbxContent>
+                </v:textbox>
+              </v:rect>
+            </w:pict>
+          </mc:Fallback>
+        </mc:AlternateContent>
+      </w:r>
       <w:r>
         <w:rPr>
           <w:rFonts w:ascii="Times New Roman"/>
@@ -6088,7 +6119,7 @@
       <w:tblGrid>
         <w:gridCol w:w="3421"/>
         <w:gridCol w:w="3705"/>
-        <w:gridCol w:w="3222"/>
+        <w:gridCol w:w="3647"/>
       </w:tblGrid>
       <w:tr>
         <w:tc>
@@ -6172,7 +6203,7 @@
         </w:tc>
         <w:tc>
           <w:tcPr>
-            <w:tcW w:w="3222" w:type="dxa"/>
+            <w:tcW w:w="3647" w:type="dxa"/>
           </w:tcPr>
           <w:p>
             <w:pPr>
@@ -6186,181 +6217,6 @@
                 <w:lang w:val="en-US"/>
               </w:rPr>
             </w:pPr>
-            <w:r>
-              <w:rPr>
-                <w:rFonts w:ascii="Times New Roman" w:cs="Times New Roman"/>
-                <w:noProof/>
-                <w:spacing w:val="-4"/>
-                <w:sz w:val="21"/>
-                <w:szCs w:val="21"/>
-                <w:lang w:val="en-US"/>
-              </w:rPr>
-              <mc:AlternateContent>
-                <mc:Choice Requires="wps">
-                  <w:drawing>
-                    <wp:anchor distT="0" distB="0" distL="114300" distR="114300" simplePos="0" relativeHeight="487592960" behindDoc="0" locked="0" layoutInCell="1" allowOverlap="1" wp14:anchorId="2DF7566F" wp14:editId="333479D8">
-                      <wp:simplePos x="0" y="0"/>
-                      <wp:positionH relativeFrom="column">
-                        <wp:posOffset>61364</wp:posOffset>
-                      </wp:positionH>
-                      <wp:positionV relativeFrom="paragraph">
-                        <wp:posOffset>131445</wp:posOffset>
-                      </wp:positionV>
-                      <wp:extent cx="1704109" cy="889462"/>
-                      <wp:effectExtent l="0" t="0" r="0" b="0"/>
-                      <wp:wrapNone/>
-                      <wp:docPr id="5" name="Rectangle 5"/>
-                      <wp:cNvGraphicFramePr/>
-                      <a:graphic xmlns:a="http://schemas.openxmlformats.org/drawingml/2006/main">
-                        <a:graphicData uri="http://schemas.microsoft.com/office/word/2010/wordprocessingShape">
-                          <wps:wsp>
-                            <wps:cNvSpPr/>
-                            <wps:spPr>
-                              <a:xfrm>
-                                <a:off x="0" y="0"/>
-                                <a:ext cx="1704109" cy="889462"/>
-                              </a:xfrm>
-                              <a:prstGeom prst="rect">
-                                <a:avLst/>
-                              </a:prstGeom>
-                              <a:noFill/>
-                              <a:ln>
-                                <a:noFill/>
-                              </a:ln>
-                            </wps:spPr>
-                            <wps:style>
-                              <a:lnRef idx="2">
-                                <a:schemeClr val="accent1">
-                                  <a:shade val="50000"/>
-                                </a:schemeClr>
-                              </a:lnRef>
-                              <a:fillRef idx="1">
-                                <a:schemeClr val="accent1"/>
-                              </a:fillRef>
-                              <a:effectRef idx="0">
-                                <a:schemeClr val="accent1"/>
-                              </a:effectRef>
-                              <a:fontRef idx="minor">
-                                <a:schemeClr val="lt1"/>
-                              </a:fontRef>
-                            </wps:style>
-                            <wps:txbx>
-                              <w:txbxContent>
-                                <w:p>
-                                  <w:pPr>
-                                    <w:jc w:val="center"/>
-                                    <w:rPr>
-                                      <w:color w:val="000000" w:themeColor="text1"/>
-                                    </w:rPr>
-                                  </w:pPr>
-                                  <w:r>
-                                    <w:rPr>
-                                      <w:rFonts w:ascii="Times New Roman" w:cs="Times New Roman"/>
-                                      <w:color w:val="000000" w:themeColor="text1"/>
-                                      <w:spacing w:val="-4"/>
-                                      <w:sz w:val="21"/>
-                                      <w:szCs w:val="21"/>
-                                      <w:lang w:val="en-US"/>
-                                    </w:rPr>
-                                    <w:t>${</w:t>
-                                  </w:r>
-                                  <w:proofErr w:type="spellStart"/>
-                                  <w:r>
-                                    <w:rPr>
-                                      <w:rFonts w:ascii="Times New Roman" w:cs="Times New Roman"/>
-                                      <w:color w:val="000000" w:themeColor="text1"/>
-                                      <w:spacing w:val="-4"/>
-                                      <w:sz w:val="21"/>
-                                      <w:szCs w:val="21"/>
-                                      <w:lang w:val="en-US"/>
-                                    </w:rPr>
-                                    <w:t>ttd</w:t>
-                                  </w:r>
-                                  <w:proofErr w:type="spellEnd"/>
-                                  <w:r>
-                                    <w:rPr>
-                                      <w:rFonts w:ascii="Times New Roman" w:cs="Times New Roman"/>
-                                      <w:color w:val="000000" w:themeColor="text1"/>
-                                      <w:spacing w:val="-4"/>
-                                      <w:sz w:val="21"/>
-                                      <w:szCs w:val="21"/>
-                                      <w:lang w:val="en-US"/>
-                                    </w:rPr>
-                                    <w:t>}</w:t>
-                                  </w:r>
-                                </w:p>
-                              </w:txbxContent>
-                            </wps:txbx>
-                            <wps:bodyPr rot="0" spcFirstLastPara="0" vertOverflow="overflow" horzOverflow="overflow" vert="horz" wrap="square" lIns="91440" tIns="45720" rIns="91440" bIns="45720" numCol="1" spcCol="0" rtlCol="0" fromWordArt="0" anchor="ctr" anchorCtr="0" forceAA="0" compatLnSpc="1">
-                              <a:prstTxWarp prst="textNoShape">
-                                <a:avLst/>
-                              </a:prstTxWarp>
-                              <a:noAutofit/>
-                            </wps:bodyPr>
-                          </wps:wsp>
-                        </a:graphicData>
-                      </a:graphic>
-                      <wp14:sizeRelH relativeFrom="margin">
-                        <wp14:pctWidth>0</wp14:pctWidth>
-                      </wp14:sizeRelH>
-                    </wp:anchor>
-                  </w:drawing>
-                </mc:Choice>
-                <mc:Fallback>
-                  <w:pict>
-                    <v:rect w14:anchorId="2DF7566F" id="Rectangle 5" o:spid="_x0000_s1027" style="position:absolute;left:0;text-align:left;margin-left:4.85pt;margin-top:10.35pt;width:134.2pt;height:70.05pt;z-index:487592960;visibility:visible;mso-wrap-style:square;mso-width-percent:0;mso-wrap-distance-left:9pt;mso-wrap-distance-top:0;mso-wrap-distance-right:9pt;mso-wrap-distance-bottom:0;mso-position-horizontal:absolute;mso-position-horizontal-relative:text;mso-position-vertical:absolute;mso-position-vertical-relative:text;mso-width-percent:0;mso-width-relative:margin;v-text-anchor:middle" o:gfxdata="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" filled="f" stroked="f" strokeweight="2pt">
-                      <v:textbox>
-                        <w:txbxContent>
-                          <w:p>
-                            <w:pPr>
-                              <w:jc w:val="center"/>
-                              <w:rPr>
-                                <w:color w:val="000000" w:themeColor="text1"/>
-                              </w:rPr>
-                            </w:pPr>
-                            <w:r>
-                              <w:rPr>
-                                <w:rFonts w:ascii="Times New Roman" w:cs="Times New Roman"/>
-                                <w:color w:val="000000" w:themeColor="text1"/>
-                                <w:spacing w:val="-4"/>
-                                <w:sz w:val="21"/>
-                                <w:szCs w:val="21"/>
-                                <w:lang w:val="en-US"/>
-                              </w:rPr>
-                              <w:t>${</w:t>
-                            </w:r>
-                            <w:proofErr w:type="spellStart"/>
-                            <w:r>
-                              <w:rPr>
-                                <w:rFonts w:ascii="Times New Roman" w:cs="Times New Roman"/>
-                                <w:color w:val="000000" w:themeColor="text1"/>
-                                <w:spacing w:val="-4"/>
-                                <w:sz w:val="21"/>
-                                <w:szCs w:val="21"/>
-                                <w:lang w:val="en-US"/>
-                              </w:rPr>
-                              <w:t>ttd</w:t>
-                            </w:r>
-                            <w:proofErr w:type="spellEnd"/>
-                            <w:r>
-                              <w:rPr>
-                                <w:rFonts w:ascii="Times New Roman" w:cs="Times New Roman"/>
-                                <w:color w:val="000000" w:themeColor="text1"/>
-                                <w:spacing w:val="-4"/>
-                                <w:sz w:val="21"/>
-                                <w:szCs w:val="21"/>
-                                <w:lang w:val="en-US"/>
-                              </w:rPr>
-                              <w:t>}</w:t>
-                            </w:r>
-                          </w:p>
-                        </w:txbxContent>
-                      </v:textbox>
-                    </v:rect>
-                  </w:pict>
-                </mc:Fallback>
-              </mc:AlternateContent>
-            </w:r>
             <w:proofErr w:type="spellStart"/>
             <w:r>
               <w:rPr>
@@ -6418,13 +6274,13 @@
                 <w:noProof/>
               </w:rPr>
               <w:drawing>
-                <wp:anchor distT="0" distB="0" distL="114300" distR="114300" simplePos="0" relativeHeight="487589888" behindDoc="0" locked="0" layoutInCell="1" allowOverlap="1" wp14:anchorId="0D59D779" wp14:editId="5C1DD772">
+                <wp:anchor distT="0" distB="0" distL="114300" distR="114300" simplePos="0" relativeHeight="487589888" behindDoc="0" locked="0" layoutInCell="1" allowOverlap="1" wp14:anchorId="0D59D779" wp14:editId="417C148D">
                   <wp:simplePos x="0" y="0"/>
                   <wp:positionH relativeFrom="column">
-                    <wp:posOffset>333569</wp:posOffset>
+                    <wp:posOffset>333375</wp:posOffset>
                   </wp:positionH>
                   <wp:positionV relativeFrom="paragraph">
-                    <wp:posOffset>132416</wp:posOffset>
+                    <wp:posOffset>7722</wp:posOffset>
                   </wp:positionV>
                   <wp:extent cx="1344706" cy="441917"/>
                   <wp:effectExtent l="0" t="0" r="0" b="0"/>
@@ -6439,7 +6295,7 @@
                           <pic:cNvPicPr/>
                         </pic:nvPicPr>
                         <pic:blipFill>
-                          <a:blip r:embed="rId8">
+                          <a:blip r:embed="rId12">
                             <a:extLst>
                               <a:ext uri="{28A0092B-C50C-407E-A947-70E740481C1C}">
                                 <a14:useLocalDpi xmlns:a14="http://schemas.microsoft.com/office/drawing/2010/main" val="0"/>
@@ -6485,6 +6341,7 @@
           </w:tcPr>
           <w:p>
             <w:pPr>
+              <w:bidi/>
               <w:spacing w:before="120"/>
               <w:jc w:val="center"/>
               <w:rPr>
@@ -6536,7 +6393,7 @@
         </w:tc>
         <w:tc>
           <w:tcPr>
-            <w:tcW w:w="3222" w:type="dxa"/>
+            <w:tcW w:w="3647" w:type="dxa"/>
             <w:vAlign w:val="bottom"/>
           </w:tcPr>
           <w:p>
@@ -6771,11 +6628,12 @@
         </w:tc>
         <w:tc>
           <w:tcPr>
-            <w:tcW w:w="3222" w:type="dxa"/>
+            <w:tcW w:w="3647" w:type="dxa"/>
             <w:vAlign w:val="bottom"/>
           </w:tcPr>
           <w:p>
             <w:pPr>
+              <w:bidi/>
               <w:ind w:right="31"/>
               <w:jc w:val="center"/>
               <w:rPr>
@@ -6941,7 +6799,7 @@
     </w:p>
     <w:sectPr>
       <w:pgSz w:w="11907" w:h="18711" w:code="10000"/>
-      <w:pgMar w:top="425" w:right="425" w:bottom="278" w:left="357" w:header="720" w:footer="720" w:gutter="0"/>
+      <w:pgMar w:top="284" w:right="357" w:bottom="170" w:left="357" w:header="720" w:footer="720" w:gutter="0"/>
       <w:cols w:space="720"/>
     </w:sectPr>
   </w:body>
@@ -7730,7 +7588,7 @@
 </file>
 
 <file path=customXml/itemProps1.xml><?xml version="1.0" encoding="utf-8"?>
-<ds:datastoreItem xmlns:ds="http://schemas.openxmlformats.org/officeDocument/2006/customXml" ds:itemID="{AD860A98-002A-49F5-85E2-EE9F2EFA81AA}">
+<ds:datastoreItem xmlns:ds="http://schemas.openxmlformats.org/officeDocument/2006/customXml" ds:itemID="{CEB451B5-A238-4C1F-8763-FDC8D8A4FE14}">
   <ds:schemaRefs>
     <ds:schemaRef ds:uri="http://schemas.openxmlformats.org/officeDocument/2006/bibliography"/>
   </ds:schemaRefs>

--- a/templates/raport-akhir.docx
+++ b/templates/raport-akhir.docx
@@ -5,7 +5,7 @@
     <w:p>
       <w:pPr>
         <w:pStyle w:val="BodyText"/>
-        <w:ind w:firstLine="720"/>
+        <w:ind w:firstLine="142"/>
         <w:rPr>
           <w:rFonts w:ascii="Times New Roman"/>
           <w:b w:val="0"/>
@@ -21,16 +21,16 @@
           <w:sz w:val="20"/>
         </w:rPr>
         <w:drawing>
-          <wp:anchor distT="0" distB="36195" distL="0" distR="0" simplePos="0" relativeHeight="487587840" behindDoc="1" locked="0" layoutInCell="1" allowOverlap="1" wp14:anchorId="7E95F54E" wp14:editId="3A2F26D4">
+          <wp:anchor distT="0" distB="36195" distL="0" distR="0" simplePos="0" relativeHeight="487587840" behindDoc="1" locked="0" layoutInCell="1" allowOverlap="1" wp14:anchorId="7E95F54E" wp14:editId="239E4F69">
             <wp:simplePos x="0" y="0"/>
             <wp:positionH relativeFrom="page">
-              <wp:posOffset>3094355</wp:posOffset>
+              <wp:posOffset>3092947</wp:posOffset>
             </wp:positionH>
             <wp:positionV relativeFrom="paragraph">
-              <wp:posOffset>929640</wp:posOffset>
+              <wp:posOffset>932815</wp:posOffset>
             </wp:positionV>
-            <wp:extent cx="1426845" cy="396875"/>
-            <wp:effectExtent l="0" t="0" r="1905" b="3175"/>
+            <wp:extent cx="1346835" cy="333375"/>
+            <wp:effectExtent l="0" t="0" r="5715" b="9525"/>
             <wp:wrapTopAndBottom/>
             <wp:docPr id="2" name="Image 2"/>
             <wp:cNvGraphicFramePr>
@@ -52,7 +52,7 @@
                   <pic:spPr>
                     <a:xfrm>
                       <a:off x="0" y="0"/>
-                      <a:ext cx="1426845" cy="396875"/>
+                      <a:ext cx="1346835" cy="333375"/>
                     </a:xfrm>
                     <a:prstGeom prst="rect">
                       <a:avLst/>
@@ -233,8 +233,6 @@
           </wp:anchor>
         </w:drawing>
       </w:r>
-      <w:bookmarkStart w:id="0" w:name="_GoBack"/>
-      <w:bookmarkEnd w:id="0"/>
       <w:r>
         <w:rPr>
           <w:noProof/>
@@ -242,7 +240,7 @@
           <w:lang w:val="en-US"/>
         </w:rPr>
         <w:drawing>
-          <wp:inline distT="0" distB="0" distL="0" distR="0" wp14:anchorId="6D661975" wp14:editId="4EE77374">
+          <wp:inline distT="0" distB="0" distL="0" distR="0" wp14:anchorId="6D661975" wp14:editId="581994FC">
             <wp:extent cx="3137781" cy="869183"/>
             <wp:effectExtent l="0" t="0" r="5715" b="7620"/>
             <wp:docPr id="1" name="Picture 1" descr="C:\Users\USER\Downloads\KOP KMI NEW.png"/>
@@ -282,7 +280,7 @@
                   <pic:spPr bwMode="auto">
                     <a:xfrm>
                       <a:off x="0" y="0"/>
-                      <a:ext cx="3165952" cy="876987"/>
+                      <a:ext cx="3137781" cy="869183"/>
                     </a:xfrm>
                     <a:prstGeom prst="rect">
                       <a:avLst/>
@@ -302,6 +300,23 @@
             </a:graphic>
           </wp:inline>
         </w:drawing>
+      </w:r>
+    </w:p>
+    <w:p>
+      <w:pPr>
+        <w:pStyle w:val="BodyText"/>
+        <w:jc w:val="center"/>
+        <w:rPr>
+          <w:rFonts w:cs="Arial"/>
+          <w:rtl/>
+        </w:rPr>
+      </w:pPr>
+      <w:r>
+        <w:rPr>
+          <w:rFonts w:cs="Arial" w:hint="cs"/>
+          <w:rtl/>
+        </w:rPr>
+        <w:t>قرير نتائج التعلم في نهاية الفصل الدراسي</w:t>
       </w:r>
     </w:p>
     <w:p>
@@ -608,12 +623,14 @@
               <w:pStyle w:val="TableParagraph"/>
               <w:bidi/>
               <w:rPr>
+                <w:rFonts w:asciiTheme="minorBidi" w:hAnsiTheme="minorBidi" w:cstheme="minorBidi"/>
                 <w:sz w:val="24"/>
                 <w:szCs w:val="24"/>
               </w:rPr>
             </w:pPr>
             <w:r>
               <w:rPr>
+                <w:rFonts w:asciiTheme="minorBidi" w:hAnsiTheme="minorBidi" w:cstheme="minorBidi"/>
                 <w:b/>
                 <w:sz w:val="24"/>
                 <w:szCs w:val="24"/>
@@ -624,6 +641,7 @@
             <w:proofErr w:type="spellStart"/>
             <w:r>
               <w:rPr>
+                <w:rFonts w:asciiTheme="minorBidi" w:hAnsiTheme="minorBidi" w:cstheme="minorBidi"/>
                 <w:b/>
                 <w:sz w:val="24"/>
                 <w:szCs w:val="24"/>
@@ -634,6 +652,7 @@
             <w:proofErr w:type="spellEnd"/>
             <w:r>
               <w:rPr>
+                <w:rFonts w:asciiTheme="minorBidi" w:hAnsiTheme="minorBidi" w:cstheme="minorBidi"/>
                 <w:b/>
                 <w:sz w:val="24"/>
                 <w:szCs w:val="24"/>
@@ -659,6 +678,7 @@
               <w:bidi/>
               <w:jc w:val="center"/>
               <w:rPr>
+                <w:rFonts w:asciiTheme="minorBidi" w:hAnsiTheme="minorBidi" w:cstheme="minorBidi"/>
                 <w:sz w:val="24"/>
                 <w:szCs w:val="24"/>
                 <w:lang w:val="en-US"/>
@@ -666,6 +686,7 @@
             </w:pPr>
             <w:r>
               <w:rPr>
+                <w:rFonts w:asciiTheme="minorBidi" w:hAnsiTheme="minorBidi" w:cstheme="minorBidi"/>
                 <w:sz w:val="24"/>
                 <w:szCs w:val="24"/>
                 <w:lang w:val="en-US"/>
@@ -691,14 +712,14 @@
               <w:bidi/>
               <w:ind w:left="236"/>
               <w:rPr>
-                <w:rFonts w:cstheme="minorBidi"/>
+                <w:rFonts w:asciiTheme="minorBidi" w:hAnsiTheme="minorBidi" w:cstheme="minorBidi"/>
                 <w:sz w:val="24"/>
                 <w:szCs w:val="24"/>
               </w:rPr>
             </w:pPr>
             <w:r>
               <w:rPr>
-                <w:rFonts w:cstheme="minorBidi"/>
+                <w:rFonts w:asciiTheme="minorBidi" w:hAnsiTheme="minorBidi" w:cstheme="minorBidi"/>
                 <w:sz w:val="24"/>
                 <w:szCs w:val="24"/>
                 <w:rtl/>
@@ -846,12 +867,14 @@
               <w:pStyle w:val="TableParagraph"/>
               <w:bidi/>
               <w:rPr>
+                <w:rFonts w:asciiTheme="minorBidi" w:hAnsiTheme="minorBidi" w:cstheme="minorBidi"/>
                 <w:sz w:val="24"/>
                 <w:szCs w:val="24"/>
               </w:rPr>
             </w:pPr>
             <w:r>
               <w:rPr>
+                <w:rFonts w:asciiTheme="minorBidi" w:hAnsiTheme="minorBidi" w:cstheme="minorBidi"/>
                 <w:spacing w:val="-4"/>
                 <w:sz w:val="24"/>
                 <w:szCs w:val="24"/>
@@ -862,6 +885,7 @@
             <w:proofErr w:type="spellStart"/>
             <w:r>
               <w:rPr>
+                <w:rFonts w:asciiTheme="minorBidi" w:hAnsiTheme="minorBidi" w:cstheme="minorBidi"/>
                 <w:spacing w:val="-4"/>
                 <w:sz w:val="24"/>
                 <w:szCs w:val="24"/>
@@ -872,6 +896,7 @@
             <w:proofErr w:type="spellEnd"/>
             <w:r>
               <w:rPr>
+                <w:rFonts w:asciiTheme="minorBidi" w:hAnsiTheme="minorBidi" w:cstheme="minorBidi"/>
                 <w:spacing w:val="-4"/>
                 <w:sz w:val="24"/>
                 <w:szCs w:val="24"/>
@@ -897,6 +922,7 @@
               <w:bidi/>
               <w:jc w:val="center"/>
               <w:rPr>
+                <w:rFonts w:asciiTheme="minorBidi" w:hAnsiTheme="minorBidi" w:cstheme="minorBidi"/>
                 <w:sz w:val="24"/>
                 <w:szCs w:val="24"/>
                 <w:lang w:val="en-US"/>
@@ -904,6 +930,7 @@
             </w:pPr>
             <w:r>
               <w:rPr>
+                <w:rFonts w:asciiTheme="minorBidi" w:hAnsiTheme="minorBidi" w:cstheme="minorBidi"/>
                 <w:sz w:val="24"/>
                 <w:szCs w:val="24"/>
                 <w:lang w:val="en-US"/>
@@ -929,19 +956,19 @@
               <w:bidi/>
               <w:ind w:left="236"/>
               <w:rPr>
-                <w:rFonts w:cstheme="minorBidi"/>
+                <w:rFonts w:asciiTheme="minorBidi" w:hAnsiTheme="minorBidi" w:cstheme="minorBidi"/>
                 <w:sz w:val="24"/>
                 <w:szCs w:val="24"/>
               </w:rPr>
             </w:pPr>
             <w:r>
               <w:rPr>
-                <w:rFonts w:cs="Arial"/>
+                <w:rFonts w:asciiTheme="minorBidi" w:hAnsiTheme="minorBidi" w:cstheme="minorBidi"/>
                 <w:sz w:val="24"/>
                 <w:szCs w:val="24"/>
                 <w:rtl/>
               </w:rPr>
-              <w:t>رَقْمُ الحُضُورِ</w:t>
+              <w:t>رَقْمُ دَفْتَرِ الْقَيْدِ</w:t>
             </w:r>
           </w:p>
         </w:tc>
@@ -1073,12 +1100,14 @@
               <w:pStyle w:val="TableParagraph"/>
               <w:bidi/>
               <w:rPr>
+                <w:rFonts w:asciiTheme="minorBidi" w:hAnsiTheme="minorBidi" w:cstheme="minorBidi"/>
                 <w:sz w:val="24"/>
                 <w:szCs w:val="24"/>
               </w:rPr>
             </w:pPr>
             <w:r>
               <w:rPr>
+                <w:rFonts w:asciiTheme="minorBidi" w:hAnsiTheme="minorBidi" w:cstheme="minorBidi"/>
                 <w:spacing w:val="-2"/>
                 <w:sz w:val="24"/>
                 <w:szCs w:val="24"/>
@@ -1089,6 +1118,7 @@
             <w:proofErr w:type="spellStart"/>
             <w:r>
               <w:rPr>
+                <w:rFonts w:asciiTheme="minorBidi" w:hAnsiTheme="minorBidi" w:cstheme="minorBidi"/>
                 <w:spacing w:val="-2"/>
                 <w:sz w:val="24"/>
                 <w:szCs w:val="24"/>
@@ -1099,6 +1129,7 @@
             <w:proofErr w:type="spellEnd"/>
             <w:r>
               <w:rPr>
+                <w:rFonts w:asciiTheme="minorBidi" w:hAnsiTheme="minorBidi" w:cstheme="minorBidi"/>
                 <w:spacing w:val="-2"/>
                 <w:sz w:val="24"/>
                 <w:szCs w:val="24"/>
@@ -1124,6 +1155,7 @@
               <w:bidi/>
               <w:jc w:val="center"/>
               <w:rPr>
+                <w:rFonts w:asciiTheme="minorBidi" w:hAnsiTheme="minorBidi" w:cstheme="minorBidi"/>
                 <w:sz w:val="24"/>
                 <w:szCs w:val="24"/>
                 <w:lang w:val="en-US"/>
@@ -1131,6 +1163,7 @@
             </w:pPr>
             <w:r>
               <w:rPr>
+                <w:rFonts w:asciiTheme="minorBidi" w:hAnsiTheme="minorBidi" w:cstheme="minorBidi"/>
                 <w:sz w:val="24"/>
                 <w:szCs w:val="24"/>
                 <w:lang w:val="en-US"/>
@@ -1156,13 +1189,14 @@
               <w:bidi/>
               <w:ind w:left="236"/>
               <w:rPr>
+                <w:rFonts w:asciiTheme="minorBidi" w:hAnsiTheme="minorBidi" w:cstheme="minorBidi"/>
                 <w:sz w:val="24"/>
                 <w:szCs w:val="24"/>
               </w:rPr>
             </w:pPr>
             <w:r>
               <w:rPr>
-                <w:rFonts w:cs="Times New Roman"/>
+                <w:rFonts w:asciiTheme="minorBidi" w:hAnsiTheme="minorBidi" w:cstheme="minorBidi"/>
                 <w:sz w:val="24"/>
                 <w:szCs w:val="24"/>
                 <w:rtl/>
@@ -1314,12 +1348,14 @@
               <w:pStyle w:val="TableParagraph"/>
               <w:bidi/>
               <w:rPr>
+                <w:rFonts w:asciiTheme="minorBidi" w:hAnsiTheme="minorBidi" w:cstheme="minorBidi"/>
                 <w:sz w:val="24"/>
                 <w:szCs w:val="24"/>
               </w:rPr>
             </w:pPr>
             <w:r>
               <w:rPr>
+                <w:rFonts w:asciiTheme="minorBidi" w:hAnsiTheme="minorBidi" w:cstheme="minorBidi"/>
                 <w:spacing w:val="-2"/>
                 <w:sz w:val="24"/>
                 <w:szCs w:val="24"/>
@@ -1330,6 +1366,7 @@
             <w:proofErr w:type="spellStart"/>
             <w:r>
               <w:rPr>
+                <w:rFonts w:asciiTheme="minorBidi" w:hAnsiTheme="minorBidi" w:cstheme="minorBidi"/>
                 <w:spacing w:val="-2"/>
                 <w:sz w:val="24"/>
                 <w:szCs w:val="24"/>
@@ -1340,6 +1377,7 @@
             <w:proofErr w:type="spellEnd"/>
             <w:r>
               <w:rPr>
+                <w:rFonts w:asciiTheme="minorBidi" w:hAnsiTheme="minorBidi" w:cstheme="minorBidi"/>
                 <w:spacing w:val="-2"/>
                 <w:sz w:val="24"/>
                 <w:szCs w:val="24"/>
@@ -1350,6 +1388,7 @@
             <w:proofErr w:type="spellStart"/>
             <w:r>
               <w:rPr>
+                <w:rFonts w:asciiTheme="minorBidi" w:hAnsiTheme="minorBidi" w:cstheme="minorBidi"/>
                 <w:spacing w:val="-2"/>
                 <w:sz w:val="24"/>
                 <w:szCs w:val="24"/>
@@ -1360,6 +1399,7 @@
             <w:proofErr w:type="spellEnd"/>
             <w:r>
               <w:rPr>
+                <w:rFonts w:asciiTheme="minorBidi" w:hAnsiTheme="minorBidi" w:cstheme="minorBidi"/>
                 <w:spacing w:val="-2"/>
                 <w:sz w:val="24"/>
                 <w:szCs w:val="24"/>
@@ -1370,6 +1410,7 @@
             <w:proofErr w:type="spellStart"/>
             <w:r>
               <w:rPr>
+                <w:rFonts w:asciiTheme="minorBidi" w:hAnsiTheme="minorBidi" w:cstheme="minorBidi"/>
                 <w:spacing w:val="-2"/>
                 <w:sz w:val="24"/>
                 <w:szCs w:val="24"/>
@@ -1380,6 +1421,7 @@
             <w:proofErr w:type="spellEnd"/>
             <w:r>
               <w:rPr>
+                <w:rFonts w:asciiTheme="minorBidi" w:hAnsiTheme="minorBidi" w:cstheme="minorBidi"/>
                 <w:spacing w:val="-2"/>
                 <w:sz w:val="24"/>
                 <w:szCs w:val="24"/>
@@ -1405,6 +1447,7 @@
               <w:bidi/>
               <w:jc w:val="center"/>
               <w:rPr>
+                <w:rFonts w:asciiTheme="minorBidi" w:hAnsiTheme="minorBidi" w:cstheme="minorBidi"/>
                 <w:sz w:val="24"/>
                 <w:szCs w:val="24"/>
                 <w:lang w:val="en-US"/>
@@ -1412,6 +1455,7 @@
             </w:pPr>
             <w:r>
               <w:rPr>
+                <w:rFonts w:asciiTheme="minorBidi" w:hAnsiTheme="minorBidi" w:cstheme="minorBidi"/>
                 <w:sz w:val="24"/>
                 <w:szCs w:val="24"/>
                 <w:lang w:val="en-US"/>
@@ -1437,13 +1481,14 @@
               <w:bidi/>
               <w:ind w:left="236"/>
               <w:rPr>
+                <w:rFonts w:asciiTheme="minorBidi" w:hAnsiTheme="minorBidi" w:cstheme="minorBidi"/>
                 <w:sz w:val="24"/>
                 <w:szCs w:val="24"/>
               </w:rPr>
             </w:pPr>
             <w:r>
               <w:rPr>
-                <w:rFonts w:cs="Times New Roman"/>
+                <w:rFonts w:asciiTheme="minorBidi" w:hAnsiTheme="minorBidi" w:cstheme="minorBidi"/>
                 <w:sz w:val="24"/>
                 <w:szCs w:val="24"/>
                 <w:rtl/>
@@ -1510,7 +1555,8 @@
               <w:rPr>
                 <w:b/>
                 <w:spacing w:val="-5"/>
-                <w:sz w:val="23"/>
+                <w:sz w:val="20"/>
+                <w:szCs w:val="20"/>
               </w:rPr>
               <w:t>No.</w:t>
             </w:r>
@@ -1541,7 +1587,8 @@
             <w:r>
               <w:rPr>
                 <w:b/>
-                <w:sz w:val="21"/>
+                <w:sz w:val="20"/>
+                <w:szCs w:val="20"/>
               </w:rPr>
               <w:t>Bidang</w:t>
             </w:r>
@@ -1549,7 +1596,8 @@
               <w:rPr>
                 <w:b/>
                 <w:spacing w:val="5"/>
-                <w:sz w:val="21"/>
+                <w:sz w:val="20"/>
+                <w:szCs w:val="20"/>
               </w:rPr>
               <w:t xml:space="preserve"> </w:t>
             </w:r>
@@ -1557,7 +1605,8 @@
               <w:rPr>
                 <w:b/>
                 <w:spacing w:val="-2"/>
-                <w:sz w:val="21"/>
+                <w:sz w:val="20"/>
+                <w:szCs w:val="20"/>
               </w:rPr>
               <w:t>Studi</w:t>
             </w:r>
@@ -1591,7 +1640,8 @@
               <w:rPr>
                 <w:b/>
                 <w:spacing w:val="-2"/>
-                <w:sz w:val="21"/>
+                <w:sz w:val="20"/>
+                <w:szCs w:val="20"/>
               </w:rPr>
               <w:t>Nilai</w:t>
             </w:r>
@@ -1612,13 +1662,11 @@
           </w:tcPr>
           <w:p>
             <w:pPr>
-              <w:pStyle w:val="TableParagraph"/>
+              <w:pStyle w:val="NoSpacing"/>
               <w:bidi/>
-              <w:spacing w:line="200" w:lineRule="exact"/>
-              <w:ind w:left="8" w:hanging="8"/>
               <w:jc w:val="center"/>
               <w:rPr>
-                <w:rFonts w:cs="Arial"/>
+                <w:rFonts w:asciiTheme="minorBidi" w:hAnsiTheme="minorBidi" w:cstheme="minorBidi"/>
                 <w:b/>
                 <w:bCs/>
                 <w:sz w:val="25"/>
@@ -1627,34 +1675,28 @@
             </w:pPr>
             <w:r>
               <w:rPr>
-                <w:rFonts w:cs="Arial"/>
+                <w:rFonts w:asciiTheme="minorBidi" w:hAnsiTheme="minorBidi" w:cstheme="minorBidi"/>
                 <w:b/>
                 <w:bCs/>
-                <w:sz w:val="25"/>
-                <w:szCs w:val="25"/>
                 <w:rtl/>
               </w:rPr>
               <w:t>الدرجة</w:t>
             </w:r>
             <w:r>
               <w:rPr>
-                <w:rFonts w:cs="Arial"/>
+                <w:rFonts w:asciiTheme="minorBidi" w:hAnsiTheme="minorBidi" w:cstheme="minorBidi"/>
                 <w:b/>
                 <w:bCs/>
                 <w:spacing w:val="-1"/>
-                <w:sz w:val="25"/>
-                <w:szCs w:val="25"/>
                 <w:rtl/>
               </w:rPr>
               <w:t xml:space="preserve"> </w:t>
             </w:r>
             <w:r>
               <w:rPr>
-                <w:rFonts w:cs="Arial"/>
+                <w:rFonts w:asciiTheme="minorBidi" w:hAnsiTheme="minorBidi" w:cstheme="minorBidi"/>
                 <w:b/>
                 <w:bCs/>
-                <w:sz w:val="25"/>
-                <w:szCs w:val="25"/>
                 <w:rtl/>
               </w:rPr>
               <w:t>المكتسبة</w:t>
@@ -1680,20 +1722,20 @@
               <w:bidi/>
               <w:ind w:left="744" w:right="753"/>
               <w:rPr>
-                <w:rFonts w:cs="Arial"/>
+                <w:rFonts w:asciiTheme="minorBidi" w:hAnsiTheme="minorBidi" w:cstheme="minorBidi"/>
                 <w:b/>
                 <w:bCs/>
-                <w:sz w:val="27"/>
-                <w:szCs w:val="27"/>
-              </w:rPr>
-            </w:pPr>
-            <w:r>
-              <w:rPr>
-                <w:rFonts w:cs="Arial"/>
+                <w:sz w:val="28"/>
+                <w:szCs w:val="28"/>
+              </w:rPr>
+            </w:pPr>
+            <w:r>
+              <w:rPr>
+                <w:rFonts w:asciiTheme="minorBidi" w:hAnsiTheme="minorBidi" w:cstheme="minorBidi"/>
                 <w:b/>
                 <w:bCs/>
-                <w:sz w:val="27"/>
-                <w:szCs w:val="27"/>
+                <w:sz w:val="28"/>
+                <w:szCs w:val="28"/>
                 <w:rtl/>
               </w:rPr>
               <w:t>المواد</w:t>
@@ -1722,20 +1764,20 @@
               <w:bidi/>
               <w:jc w:val="center"/>
               <w:rPr>
-                <w:rFonts w:cs="Arial"/>
+                <w:rFonts w:asciiTheme="minorBidi" w:hAnsiTheme="minorBidi" w:cstheme="minorBidi"/>
                 <w:b/>
                 <w:bCs/>
-                <w:sz w:val="27"/>
-                <w:szCs w:val="27"/>
-              </w:rPr>
-            </w:pPr>
-            <w:r>
-              <w:rPr>
-                <w:rFonts w:cs="Arial"/>
+                <w:sz w:val="28"/>
+                <w:szCs w:val="28"/>
+              </w:rPr>
+            </w:pPr>
+            <w:r>
+              <w:rPr>
+                <w:rFonts w:asciiTheme="minorBidi" w:hAnsiTheme="minorBidi" w:cstheme="minorBidi"/>
                 <w:b/>
                 <w:bCs/>
-                <w:sz w:val="27"/>
-                <w:szCs w:val="27"/>
+                <w:sz w:val="28"/>
+                <w:szCs w:val="28"/>
                 <w:rtl/>
               </w:rPr>
               <w:t>رقم</w:t>
@@ -1819,7 +1861,8 @@
               <w:rPr>
                 <w:b/>
                 <w:spacing w:val="-2"/>
-                <w:sz w:val="19"/>
+                <w:sz w:val="20"/>
+                <w:szCs w:val="20"/>
               </w:rPr>
               <w:t>Angka</w:t>
             </w:r>
@@ -1853,7 +1896,8 @@
               <w:rPr>
                 <w:b/>
                 <w:spacing w:val="-2"/>
-                <w:sz w:val="21"/>
+                <w:sz w:val="20"/>
+                <w:szCs w:val="20"/>
               </w:rPr>
               <w:t>Huruf</w:t>
             </w:r>
@@ -1874,12 +1918,11 @@
           </w:tcPr>
           <w:p>
             <w:pPr>
-              <w:pStyle w:val="TableParagraph"/>
+              <w:pStyle w:val="NoSpacing"/>
               <w:bidi/>
-              <w:spacing w:line="202" w:lineRule="exact"/>
               <w:jc w:val="center"/>
               <w:rPr>
-                <w:rFonts w:cs="Arial"/>
+                <w:rFonts w:asciiTheme="minorBidi" w:hAnsiTheme="minorBidi" w:cstheme="minorBidi"/>
                 <w:b/>
                 <w:bCs/>
                 <w:sz w:val="23"/>
@@ -1888,51 +1931,45 @@
             </w:pPr>
             <w:r>
               <w:rPr>
-                <w:rFonts w:cs="Arial"/>
+                <w:rFonts w:asciiTheme="minorBidi" w:hAnsiTheme="minorBidi" w:cstheme="minorBidi"/>
+                <w:b/>
+                <w:bCs/>
+                <w:rtl/>
+              </w:rPr>
+              <w:t>كتابةً</w:t>
+            </w:r>
+          </w:p>
+        </w:tc>
+        <w:tc>
+          <w:tcPr>
+            <w:tcW w:w="709" w:type="dxa"/>
+            <w:tcBorders>
+              <w:top w:val="single" w:sz="8" w:space="0" w:color="000000"/>
+              <w:left w:val="single" w:sz="8" w:space="0" w:color="000000"/>
+              <w:bottom w:val="double" w:sz="6" w:space="0" w:color="000000"/>
+              <w:right w:val="single" w:sz="8" w:space="0" w:color="000000"/>
+            </w:tcBorders>
+            <w:shd w:val="clear" w:color="auto" w:fill="D9D9D9" w:themeFill="background1" w:themeFillShade="D9"/>
+            <w:vAlign w:val="center"/>
+          </w:tcPr>
+          <w:p>
+            <w:pPr>
+              <w:pStyle w:val="NoSpacing"/>
+              <w:bidi/>
+              <w:jc w:val="center"/>
+              <w:rPr>
+                <w:rFonts w:asciiTheme="minorBidi" w:hAnsiTheme="minorBidi" w:cstheme="minorBidi"/>
                 <w:b/>
                 <w:bCs/>
                 <w:sz w:val="23"/>
                 <w:szCs w:val="23"/>
-                <w:rtl/>
-              </w:rPr>
-              <w:t>كتابة</w:t>
-            </w:r>
-          </w:p>
-        </w:tc>
-        <w:tc>
-          <w:tcPr>
-            <w:tcW w:w="709" w:type="dxa"/>
-            <w:tcBorders>
-              <w:top w:val="single" w:sz="8" w:space="0" w:color="000000"/>
-              <w:left w:val="single" w:sz="8" w:space="0" w:color="000000"/>
-              <w:bottom w:val="double" w:sz="6" w:space="0" w:color="000000"/>
-              <w:right w:val="single" w:sz="8" w:space="0" w:color="000000"/>
-            </w:tcBorders>
-            <w:shd w:val="clear" w:color="auto" w:fill="D9D9D9" w:themeFill="background1" w:themeFillShade="D9"/>
-            <w:vAlign w:val="center"/>
-          </w:tcPr>
-          <w:p>
-            <w:pPr>
-              <w:pStyle w:val="TableParagraph"/>
-              <w:bidi/>
-              <w:spacing w:line="202" w:lineRule="exact"/>
-              <w:ind w:left="57"/>
-              <w:jc w:val="center"/>
-              <w:rPr>
-                <w:rFonts w:cs="Arial"/>
+              </w:rPr>
+            </w:pPr>
+            <w:r>
+              <w:rPr>
+                <w:rFonts w:asciiTheme="minorBidi" w:hAnsiTheme="minorBidi" w:cstheme="minorBidi"/>
                 <w:b/>
                 <w:bCs/>
-                <w:sz w:val="23"/>
-                <w:szCs w:val="23"/>
-              </w:rPr>
-            </w:pPr>
-            <w:r>
-              <w:rPr>
-                <w:rFonts w:cs="Arial"/>
-                <w:b/>
-                <w:bCs/>
-                <w:sz w:val="23"/>
-                <w:szCs w:val="23"/>
                 <w:rtl/>
               </w:rPr>
               <w:t>رقما</w:t>
@@ -1956,6 +1993,7 @@
             <w:pPr>
               <w:bidi/>
               <w:rPr>
+                <w:rFonts w:asciiTheme="minorBidi" w:hAnsiTheme="minorBidi" w:cstheme="minorBidi"/>
                 <w:sz w:val="2"/>
                 <w:szCs w:val="2"/>
               </w:rPr>
@@ -1979,6 +2017,7 @@
               <w:bidi/>
               <w:jc w:val="center"/>
               <w:rPr>
+                <w:rFonts w:asciiTheme="minorBidi" w:hAnsiTheme="minorBidi" w:cstheme="minorBidi"/>
                 <w:sz w:val="2"/>
                 <w:szCs w:val="2"/>
               </w:rPr>
@@ -2166,15 +2205,7 @@
                 <w:szCs w:val="18"/>
                 <w:lang w:val="en-US"/>
               </w:rPr>
-              <w:t>nilai_rapor</w:t>
-            </w:r>
-            <w:r>
-              <w:rPr>
-                <w:sz w:val="18"/>
-                <w:szCs w:val="18"/>
-                <w:lang w:val="en-US"/>
-              </w:rPr>
-              <w:t>_bilangan</w:t>
+              <w:t>nilai_rapor_bilangan</w:t>
             </w:r>
             <w:proofErr w:type="spellEnd"/>
             <w:r>
@@ -2206,7 +2237,7 @@
               <w:spacing w:line="271" w:lineRule="exact"/>
               <w:jc w:val="center"/>
               <w:rPr>
-                <w:rFonts w:cs="Arial"/>
+                <w:rFonts w:asciiTheme="minorBidi" w:hAnsiTheme="minorBidi" w:cstheme="minorBidi"/>
                 <w:b/>
                 <w:bCs/>
                 <w:sz w:val="18"/>
@@ -2216,7 +2247,7 @@
             </w:pPr>
             <w:r>
               <w:rPr>
-                <w:rFonts w:cs="Arial"/>
+                <w:rFonts w:asciiTheme="minorBidi" w:hAnsiTheme="minorBidi" w:cstheme="minorBidi"/>
                 <w:b/>
                 <w:bCs/>
                 <w:sz w:val="18"/>
@@ -2228,30 +2259,19 @@
             <w:proofErr w:type="spellStart"/>
             <w:r>
               <w:rPr>
-                <w:rFonts w:cs="Arial"/>
+                <w:rFonts w:asciiTheme="minorBidi" w:hAnsiTheme="minorBidi" w:cstheme="minorBidi"/>
                 <w:b/>
                 <w:bCs/>
                 <w:sz w:val="18"/>
                 <w:szCs w:val="18"/>
                 <w:lang w:val="en-US"/>
               </w:rPr>
-              <w:t>nilai_rapor</w:t>
-            </w:r>
-            <w:r>
-              <w:rPr>
-                <w:rFonts w:cs="Arial"/>
-                <w:b/>
-                <w:bCs/>
-                <w:sz w:val="18"/>
-                <w:szCs w:val="18"/>
-                <w:lang w:val="en-US"/>
-              </w:rPr>
-              <w:t>_bilangan_arab</w:t>
+              <w:t>nilai_rapor_bilangan_arab</w:t>
             </w:r>
             <w:proofErr w:type="spellEnd"/>
             <w:r>
               <w:rPr>
-                <w:rFonts w:cs="Arial"/>
+                <w:rFonts w:asciiTheme="minorBidi" w:hAnsiTheme="minorBidi" w:cstheme="minorBidi"/>
                 <w:b/>
                 <w:bCs/>
                 <w:sz w:val="18"/>
@@ -2280,6 +2300,7 @@
               <w:ind w:left="7"/>
               <w:jc w:val="center"/>
               <w:rPr>
+                <w:rFonts w:asciiTheme="minorBidi" w:hAnsiTheme="minorBidi" w:cstheme="minorBidi"/>
                 <w:b/>
                 <w:bCs/>
                 <w:sz w:val="18"/>
@@ -2289,6 +2310,7 @@
             </w:pPr>
             <w:r>
               <w:rPr>
+                <w:rFonts w:asciiTheme="minorBidi" w:hAnsiTheme="minorBidi" w:cstheme="minorBidi"/>
                 <w:b/>
                 <w:bCs/>
                 <w:spacing w:val="-5"/>
@@ -2301,6 +2323,7 @@
             <w:proofErr w:type="spellStart"/>
             <w:r>
               <w:rPr>
+                <w:rFonts w:asciiTheme="minorBidi" w:hAnsiTheme="minorBidi" w:cstheme="minorBidi"/>
                 <w:b/>
                 <w:bCs/>
                 <w:spacing w:val="-5"/>
@@ -2308,22 +2331,12 @@
                 <w:szCs w:val="18"/>
                 <w:lang w:val="en-US"/>
               </w:rPr>
-              <w:t>nilai_rapor</w:t>
-            </w:r>
-            <w:r>
-              <w:rPr>
-                <w:b/>
-                <w:bCs/>
-                <w:spacing w:val="-5"/>
-                <w:sz w:val="18"/>
-                <w:szCs w:val="18"/>
-                <w:lang w:val="en-US"/>
-              </w:rPr>
-              <w:t>_arab</w:t>
+              <w:t>nilai_rapor_arab</w:t>
             </w:r>
             <w:proofErr w:type="spellEnd"/>
             <w:r>
               <w:rPr>
+                <w:rFonts w:asciiTheme="minorBidi" w:hAnsiTheme="minorBidi" w:cstheme="minorBidi"/>
                 <w:b/>
                 <w:bCs/>
                 <w:spacing w:val="-5"/>
@@ -2358,7 +2371,7 @@
               <w:spacing w:line="271" w:lineRule="exact"/>
               <w:ind w:left="125"/>
               <w:rPr>
-                <w:rFonts w:cs="Arial"/>
+                <w:rFonts w:asciiTheme="minorBidi" w:hAnsiTheme="minorBidi" w:cstheme="minorBidi"/>
                 <w:b/>
                 <w:bCs/>
                 <w:sz w:val="18"/>
@@ -2368,7 +2381,7 @@
             </w:pPr>
             <w:r>
               <w:rPr>
-                <w:rFonts w:cs="Arial"/>
+                <w:rFonts w:asciiTheme="minorBidi" w:hAnsiTheme="minorBidi" w:cstheme="minorBidi"/>
                 <w:b/>
                 <w:bCs/>
                 <w:sz w:val="18"/>
@@ -2380,7 +2393,7 @@
             <w:proofErr w:type="spellStart"/>
             <w:r>
               <w:rPr>
-                <w:rFonts w:cs="Arial"/>
+                <w:rFonts w:asciiTheme="minorBidi" w:hAnsiTheme="minorBidi" w:cstheme="minorBidi"/>
                 <w:b/>
                 <w:bCs/>
                 <w:sz w:val="18"/>
@@ -2392,7 +2405,7 @@
             <w:proofErr w:type="spellEnd"/>
             <w:r>
               <w:rPr>
-                <w:rFonts w:cs="Arial"/>
+                <w:rFonts w:asciiTheme="minorBidi" w:hAnsiTheme="minorBidi" w:cstheme="minorBidi"/>
                 <w:b/>
                 <w:bCs/>
                 <w:sz w:val="18"/>
@@ -2422,6 +2435,7 @@
               <w:ind w:right="3"/>
               <w:jc w:val="center"/>
               <w:rPr>
+                <w:rFonts w:asciiTheme="minorBidi" w:hAnsiTheme="minorBidi" w:cstheme="minorBidi"/>
                 <w:b/>
                 <w:bCs/>
                 <w:sz w:val="18"/>
@@ -2431,6 +2445,7 @@
             </w:pPr>
             <w:r>
               <w:rPr>
+                <w:rFonts w:asciiTheme="minorBidi" w:hAnsiTheme="minorBidi" w:cstheme="minorBidi"/>
                 <w:b/>
                 <w:bCs/>
                 <w:spacing w:val="-10"/>
@@ -2443,6 +2458,7 @@
             <w:proofErr w:type="spellStart"/>
             <w:r>
               <w:rPr>
+                <w:rFonts w:asciiTheme="minorBidi" w:hAnsiTheme="minorBidi" w:cstheme="minorBidi"/>
                 <w:b/>
                 <w:bCs/>
                 <w:spacing w:val="-10"/>
@@ -2455,6 +2471,7 @@
             <w:proofErr w:type="spellEnd"/>
             <w:r>
               <w:rPr>
+                <w:rFonts w:asciiTheme="minorBidi" w:hAnsiTheme="minorBidi" w:cstheme="minorBidi"/>
                 <w:b/>
                 <w:bCs/>
                 <w:spacing w:val="-10"/>
@@ -2597,17 +2614,7 @@
                 <w:szCs w:val="18"/>
                 <w:lang w:val="en-US"/>
               </w:rPr>
-              <w:t>total_</w:t>
-            </w:r>
-            <w:r>
-              <w:rPr>
-                <w:b/>
-                <w:spacing w:val="-2"/>
-                <w:sz w:val="18"/>
-                <w:szCs w:val="18"/>
-                <w:lang w:val="en-US"/>
-              </w:rPr>
-              <w:t>nilai_rapor</w:t>
+              <w:t>total_nilai_rapor</w:t>
             </w:r>
             <w:proofErr w:type="spellEnd"/>
             <w:r>
@@ -2739,17 +2746,7 @@
                 <w:szCs w:val="18"/>
                 <w:lang w:val="en-US"/>
               </w:rPr>
-              <w:t>rata_</w:t>
-            </w:r>
-            <w:r>
-              <w:rPr>
-                <w:b/>
-                <w:spacing w:val="-2"/>
-                <w:sz w:val="18"/>
-                <w:szCs w:val="18"/>
-                <w:lang w:val="en-US"/>
-              </w:rPr>
-              <w:t>nilai_rapor</w:t>
+              <w:t>rata_nilai_rapor</w:t>
             </w:r>
             <w:proofErr w:type="spellEnd"/>
             <w:r>
@@ -2783,14 +2780,16 @@
               <w:ind w:left="103"/>
               <w:jc w:val="center"/>
               <w:rPr>
-                <w:b/>
-                <w:sz w:val="20"/>
-                <w:szCs w:val="20"/>
-                <w:lang w:val="en-US"/>
-              </w:rPr>
-            </w:pPr>
-            <w:r>
-              <w:rPr>
+                <w:rFonts w:asciiTheme="minorBidi" w:hAnsiTheme="minorBidi" w:cstheme="minorBidi"/>
+                <w:b/>
+                <w:sz w:val="20"/>
+                <w:szCs w:val="20"/>
+                <w:lang w:val="en-US"/>
+              </w:rPr>
+            </w:pPr>
+            <w:r>
+              <w:rPr>
+                <w:rFonts w:asciiTheme="minorBidi" w:hAnsiTheme="minorBidi" w:cstheme="minorBidi"/>
                 <w:b/>
                 <w:spacing w:val="-4"/>
                 <w:sz w:val="20"/>
@@ -2802,37 +2801,19 @@
             <w:proofErr w:type="spellStart"/>
             <w:r>
               <w:rPr>
+                <w:rFonts w:asciiTheme="minorBidi" w:hAnsiTheme="minorBidi" w:cstheme="minorBidi"/>
                 <w:b/>
                 <w:spacing w:val="-4"/>
                 <w:sz w:val="20"/>
                 <w:szCs w:val="20"/>
                 <w:lang w:val="en-US"/>
               </w:rPr>
-              <w:t>rata_</w:t>
-            </w:r>
-            <w:r>
-              <w:rPr>
-                <w:b/>
-                <w:spacing w:val="-4"/>
-                <w:sz w:val="20"/>
-                <w:szCs w:val="20"/>
-                <w:lang w:val="en-US"/>
-              </w:rPr>
-              <w:t>nilai_rapor</w:t>
-            </w:r>
-            <w:r>
-              <w:rPr>
-                <w:b/>
-                <w:spacing w:val="-4"/>
-                <w:sz w:val="20"/>
-                <w:szCs w:val="20"/>
-                <w:lang w:val="en-US"/>
-              </w:rPr>
-              <w:t>_arab</w:t>
+              <w:t>rata_nilai_rapor_arab</w:t>
             </w:r>
             <w:proofErr w:type="spellEnd"/>
             <w:r>
               <w:rPr>
+                <w:rFonts w:asciiTheme="minorBidi" w:hAnsiTheme="minorBidi" w:cstheme="minorBidi"/>
                 <w:b/>
                 <w:spacing w:val="-4"/>
                 <w:sz w:val="20"/>
@@ -2862,13 +2843,15 @@
               <w:ind w:left="103"/>
               <w:jc w:val="center"/>
               <w:rPr>
-                <w:b/>
-                <w:sz w:val="20"/>
-                <w:szCs w:val="20"/>
-              </w:rPr>
-            </w:pPr>
-            <w:r>
-              <w:rPr>
+                <w:rFonts w:asciiTheme="minorBidi" w:hAnsiTheme="minorBidi" w:cstheme="minorBidi"/>
+                <w:b/>
+                <w:sz w:val="20"/>
+                <w:szCs w:val="20"/>
+              </w:rPr>
+            </w:pPr>
+            <w:r>
+              <w:rPr>
+                <w:rFonts w:asciiTheme="minorBidi" w:hAnsiTheme="minorBidi" w:cstheme="minorBidi"/>
                 <w:b/>
                 <w:spacing w:val="-10"/>
                 <w:sz w:val="20"/>
@@ -2896,7 +2879,7 @@
               <w:bidi/>
               <w:ind w:left="252" w:right="215"/>
               <w:rPr>
-                <w:rFonts w:cs="Arial"/>
+                <w:rFonts w:asciiTheme="minorBidi" w:hAnsiTheme="minorBidi" w:cstheme="minorBidi"/>
                 <w:b/>
                 <w:bCs/>
                 <w:sz w:val="20"/>
@@ -2905,7 +2888,7 @@
             </w:pPr>
             <w:r>
               <w:rPr>
-                <w:rFonts w:cs="Arial"/>
+                <w:rFonts w:asciiTheme="minorBidi" w:hAnsiTheme="minorBidi" w:cstheme="minorBidi"/>
                 <w:b/>
                 <w:bCs/>
                 <w:sz w:val="20"/>
@@ -2935,14 +2918,16 @@
               <w:ind w:left="103" w:right="-15"/>
               <w:jc w:val="center"/>
               <w:rPr>
-                <w:b/>
-                <w:sz w:val="20"/>
-                <w:szCs w:val="20"/>
-                <w:lang w:val="en-US"/>
-              </w:rPr>
-            </w:pPr>
-            <w:r>
-              <w:rPr>
+                <w:rFonts w:asciiTheme="minorBidi" w:hAnsiTheme="minorBidi" w:cstheme="minorBidi"/>
+                <w:b/>
+                <w:sz w:val="20"/>
+                <w:szCs w:val="20"/>
+                <w:lang w:val="en-US"/>
+              </w:rPr>
+            </w:pPr>
+            <w:r>
+              <w:rPr>
+                <w:rFonts w:asciiTheme="minorBidi" w:hAnsiTheme="minorBidi" w:cstheme="minorBidi"/>
                 <w:b/>
                 <w:spacing w:val="-4"/>
                 <w:sz w:val="20"/>
@@ -2954,37 +2939,19 @@
             <w:proofErr w:type="spellStart"/>
             <w:r>
               <w:rPr>
+                <w:rFonts w:asciiTheme="minorBidi" w:hAnsiTheme="minorBidi" w:cstheme="minorBidi"/>
                 <w:b/>
                 <w:spacing w:val="-4"/>
                 <w:sz w:val="20"/>
                 <w:szCs w:val="20"/>
                 <w:lang w:val="en-US"/>
               </w:rPr>
-              <w:t>total_</w:t>
-            </w:r>
-            <w:r>
-              <w:rPr>
-                <w:b/>
-                <w:spacing w:val="-4"/>
-                <w:sz w:val="20"/>
-                <w:szCs w:val="20"/>
-                <w:lang w:val="en-US"/>
-              </w:rPr>
-              <w:t>nilai_rapor</w:t>
-            </w:r>
-            <w:r>
-              <w:rPr>
-                <w:b/>
-                <w:spacing w:val="-4"/>
-                <w:sz w:val="20"/>
-                <w:szCs w:val="20"/>
-                <w:lang w:val="en-US"/>
-              </w:rPr>
-              <w:t>_arab</w:t>
+              <w:t>total_nilai_rapor_arab</w:t>
             </w:r>
             <w:proofErr w:type="spellEnd"/>
             <w:r>
               <w:rPr>
+                <w:rFonts w:asciiTheme="minorBidi" w:hAnsiTheme="minorBidi" w:cstheme="minorBidi"/>
                 <w:b/>
                 <w:spacing w:val="-4"/>
                 <w:sz w:val="20"/>
@@ -3014,13 +2981,15 @@
               <w:ind w:left="103" w:right="31"/>
               <w:jc w:val="center"/>
               <w:rPr>
-                <w:b/>
-                <w:sz w:val="20"/>
-                <w:szCs w:val="20"/>
-              </w:rPr>
-            </w:pPr>
-            <w:r>
-              <w:rPr>
+                <w:rFonts w:asciiTheme="minorBidi" w:hAnsiTheme="minorBidi" w:cstheme="minorBidi"/>
+                <w:b/>
+                <w:sz w:val="20"/>
+                <w:szCs w:val="20"/>
+              </w:rPr>
+            </w:pPr>
+            <w:r>
+              <w:rPr>
+                <w:rFonts w:asciiTheme="minorBidi" w:hAnsiTheme="minorBidi" w:cstheme="minorBidi"/>
                 <w:b/>
                 <w:spacing w:val="-10"/>
                 <w:sz w:val="20"/>
@@ -3048,7 +3017,7 @@
               <w:bidi/>
               <w:ind w:left="267" w:right="343"/>
               <w:rPr>
-                <w:rFonts w:cs="Arial"/>
+                <w:rFonts w:asciiTheme="minorBidi" w:hAnsiTheme="minorBidi" w:cstheme="minorBidi"/>
                 <w:b/>
                 <w:bCs/>
                 <w:sz w:val="20"/>
@@ -3057,7 +3026,7 @@
             </w:pPr>
             <w:r>
               <w:rPr>
-                <w:rFonts w:cs="Arial"/>
+                <w:rFonts w:asciiTheme="minorBidi" w:hAnsiTheme="minorBidi" w:cstheme="minorBidi"/>
                 <w:b/>
                 <w:bCs/>
                 <w:sz w:val="20"/>
@@ -3253,16 +3222,7 @@
                 <w:szCs w:val="18"/>
                 <w:lang w:val="en-US"/>
               </w:rPr>
-              <w:t>D</w:t>
-            </w:r>
-            <w:r>
-              <w:rPr>
-                <w:b/>
-                <w:sz w:val="18"/>
-                <w:szCs w:val="18"/>
-                <w:lang w:val="en-US"/>
-              </w:rPr>
-              <w:t>ari</w:t>
+              <w:t>Dari</w:t>
             </w:r>
           </w:p>
         </w:tc>
@@ -3358,17 +3318,7 @@
                 <w:szCs w:val="18"/>
                 <w:lang w:val="en-US"/>
               </w:rPr>
-              <w:t>S</w:t>
-            </w:r>
-            <w:r>
-              <w:rPr>
-                <w:b/>
-                <w:spacing w:val="-2"/>
-                <w:sz w:val="18"/>
-                <w:szCs w:val="18"/>
-                <w:lang w:val="en-US"/>
-              </w:rPr>
-              <w:t>antri</w:t>
+              <w:t>Santri</w:t>
             </w:r>
             <w:proofErr w:type="spellEnd"/>
           </w:p>
@@ -3389,6 +3339,7 @@
               <w:bidi/>
               <w:jc w:val="center"/>
               <w:rPr>
+                <w:rFonts w:asciiTheme="minorBidi" w:hAnsiTheme="minorBidi" w:cstheme="minorBidi"/>
                 <w:b/>
                 <w:bCs/>
                 <w:sz w:val="20"/>
@@ -3398,7 +3349,7 @@
             </w:pPr>
             <w:r>
               <w:rPr>
-                <w:rFonts w:cs="Arial"/>
+                <w:rFonts w:asciiTheme="minorBidi" w:hAnsiTheme="minorBidi" w:cstheme="minorBidi"/>
                 <w:b/>
                 <w:bCs/>
                 <w:sz w:val="20"/>
@@ -3428,6 +3379,7 @@
               <w:ind w:left="103"/>
               <w:jc w:val="center"/>
               <w:rPr>
+                <w:rFonts w:asciiTheme="minorBidi" w:hAnsiTheme="minorBidi" w:cstheme="minorBidi"/>
                 <w:b/>
                 <w:spacing w:val="-10"/>
                 <w:sz w:val="20"/>
@@ -3437,6 +3389,7 @@
             </w:pPr>
             <w:r>
               <w:rPr>
+                <w:rFonts w:asciiTheme="minorBidi" w:hAnsiTheme="minorBidi" w:cstheme="minorBidi"/>
                 <w:b/>
                 <w:spacing w:val="-10"/>
                 <w:sz w:val="20"/>
@@ -3448,6 +3401,7 @@
             <w:proofErr w:type="spellStart"/>
             <w:r>
               <w:rPr>
+                <w:rFonts w:asciiTheme="minorBidi" w:hAnsiTheme="minorBidi" w:cstheme="minorBidi"/>
                 <w:b/>
                 <w:spacing w:val="-10"/>
                 <w:sz w:val="20"/>
@@ -3459,6 +3413,7 @@
             <w:proofErr w:type="spellEnd"/>
             <w:r>
               <w:rPr>
+                <w:rFonts w:asciiTheme="minorBidi" w:hAnsiTheme="minorBidi" w:cstheme="minorBidi"/>
                 <w:b/>
                 <w:spacing w:val="-10"/>
                 <w:sz w:val="20"/>
@@ -3490,7 +3445,7 @@
               <w:bidi/>
               <w:jc w:val="center"/>
               <w:rPr>
-                <w:rFonts w:cs="Arial"/>
+                <w:rFonts w:asciiTheme="minorBidi" w:hAnsiTheme="minorBidi" w:cstheme="minorBidi"/>
                 <w:b/>
                 <w:bCs/>
                 <w:sz w:val="20"/>
@@ -3500,7 +3455,7 @@
             </w:pPr>
             <w:r>
               <w:rPr>
-                <w:rFonts w:cs="Arial"/>
+                <w:rFonts w:asciiTheme="minorBidi" w:hAnsiTheme="minorBidi" w:cstheme="minorBidi"/>
                 <w:b/>
                 <w:bCs/>
                 <w:sz w:val="20"/>
@@ -3530,6 +3485,7 @@
               <w:ind w:left="103" w:right="-15"/>
               <w:jc w:val="center"/>
               <w:rPr>
+                <w:rFonts w:asciiTheme="minorBidi" w:hAnsiTheme="minorBidi" w:cstheme="minorBidi"/>
                 <w:b/>
                 <w:spacing w:val="-4"/>
                 <w:sz w:val="20"/>
@@ -3539,6 +3495,7 @@
             </w:pPr>
             <w:r>
               <w:rPr>
+                <w:rFonts w:asciiTheme="minorBidi" w:hAnsiTheme="minorBidi" w:cstheme="minorBidi"/>
                 <w:b/>
                 <w:spacing w:val="-4"/>
                 <w:sz w:val="20"/>
@@ -3550,6 +3507,7 @@
             <w:proofErr w:type="spellStart"/>
             <w:r>
               <w:rPr>
+                <w:rFonts w:asciiTheme="minorBidi" w:hAnsiTheme="minorBidi" w:cstheme="minorBidi"/>
                 <w:b/>
                 <w:spacing w:val="-4"/>
                 <w:sz w:val="20"/>
@@ -3561,6 +3519,7 @@
             <w:proofErr w:type="spellEnd"/>
             <w:r>
               <w:rPr>
+                <w:rFonts w:asciiTheme="minorBidi" w:hAnsiTheme="minorBidi" w:cstheme="minorBidi"/>
                 <w:b/>
                 <w:spacing w:val="-4"/>
                 <w:sz w:val="20"/>
@@ -3590,6 +3549,7 @@
               <w:ind w:left="103" w:right="31"/>
               <w:jc w:val="center"/>
               <w:rPr>
+                <w:rFonts w:asciiTheme="minorBidi" w:hAnsiTheme="minorBidi" w:cstheme="minorBidi"/>
                 <w:b/>
                 <w:spacing w:val="-10"/>
                 <w:sz w:val="20"/>
@@ -3599,6 +3559,7 @@
             </w:pPr>
             <w:r>
               <w:rPr>
+                <w:rFonts w:asciiTheme="minorBidi" w:hAnsiTheme="minorBidi" w:cstheme="minorBidi"/>
                 <w:b/>
                 <w:spacing w:val="-10"/>
                 <w:sz w:val="20"/>
@@ -3627,7 +3588,7 @@
               <w:bidi/>
               <w:ind w:left="267" w:right="343"/>
               <w:rPr>
-                <w:rFonts w:cs="Arial"/>
+                <w:rFonts w:asciiTheme="minorBidi" w:hAnsiTheme="minorBidi" w:cstheme="minorBidi"/>
                 <w:b/>
                 <w:bCs/>
                 <w:sz w:val="20"/>
@@ -3637,14 +3598,14 @@
             </w:pPr>
             <w:r>
               <w:rPr>
-                <w:rFonts w:cs="Arial"/>
+                <w:rFonts w:asciiTheme="minorBidi" w:hAnsiTheme="minorBidi" w:cstheme="minorBidi"/>
                 <w:b/>
                 <w:bCs/>
                 <w:sz w:val="20"/>
                 <w:szCs w:val="20"/>
                 <w:rtl/>
               </w:rPr>
-              <w:t>المُرَتَّبُهُ</w:t>
+              <w:t>المُرَتَّبُةُ</w:t>
             </w:r>
           </w:p>
         </w:tc>
@@ -3928,7 +3889,7 @@
               <w:bidi/>
               <w:ind w:left="16"/>
               <w:rPr>
-                <w:rFonts w:cs="Arial"/>
+                <w:rFonts w:asciiTheme="minorBidi" w:hAnsiTheme="minorBidi" w:cstheme="minorBidi"/>
                 <w:sz w:val="20"/>
                 <w:szCs w:val="20"/>
                 <w:rtl/>
@@ -3936,7 +3897,7 @@
             </w:pPr>
             <w:r>
               <w:rPr>
-                <w:rFonts w:cs="Arial"/>
+                <w:rFonts w:asciiTheme="minorBidi" w:hAnsiTheme="minorBidi" w:cstheme="minorBidi"/>
                 <w:sz w:val="20"/>
                 <w:szCs w:val="20"/>
                 <w:lang w:val="en-US"/>
@@ -3946,26 +3907,17 @@
             <w:proofErr w:type="spellStart"/>
             <w:r>
               <w:rPr>
-                <w:rFonts w:cs="Arial"/>
-                <w:sz w:val="20"/>
-                <w:szCs w:val="20"/>
-                <w:lang w:val="en-US"/>
-              </w:rPr>
-              <w:t>hw</w:t>
-            </w:r>
-            <w:r>
-              <w:rPr>
-                <w:rFonts w:cs="Arial"/>
-                <w:sz w:val="20"/>
-                <w:szCs w:val="20"/>
-                <w:lang w:val="en-US"/>
-              </w:rPr>
-              <w:t>_arab</w:t>
+                <w:rFonts w:asciiTheme="minorBidi" w:hAnsiTheme="minorBidi" w:cstheme="minorBidi"/>
+                <w:sz w:val="20"/>
+                <w:szCs w:val="20"/>
+                <w:lang w:val="en-US"/>
+              </w:rPr>
+              <w:t>hw_arab</w:t>
             </w:r>
             <w:proofErr w:type="spellEnd"/>
             <w:r>
               <w:rPr>
-                <w:rFonts w:cs="Arial"/>
+                <w:rFonts w:asciiTheme="minorBidi" w:hAnsiTheme="minorBidi" w:cstheme="minorBidi"/>
                 <w:sz w:val="20"/>
                 <w:szCs w:val="20"/>
                 <w:lang w:val="en-US"/>
@@ -3991,6 +3943,7 @@
               <w:bidi/>
               <w:ind w:left="16"/>
               <w:rPr>
+                <w:rFonts w:asciiTheme="minorBidi" w:hAnsiTheme="minorBidi" w:cstheme="minorBidi"/>
                 <w:spacing w:val="-10"/>
                 <w:sz w:val="20"/>
                 <w:szCs w:val="20"/>
@@ -3999,6 +3952,7 @@
             </w:pPr>
             <w:r>
               <w:rPr>
+                <w:rFonts w:asciiTheme="minorBidi" w:hAnsiTheme="minorBidi" w:cstheme="minorBidi"/>
                 <w:spacing w:val="-10"/>
                 <w:sz w:val="20"/>
                 <w:szCs w:val="20"/>
@@ -4026,7 +3980,7 @@
               <w:bidi/>
               <w:ind w:left="128"/>
               <w:rPr>
-                <w:rFonts w:cs="Arial"/>
+                <w:rFonts w:asciiTheme="minorBidi" w:hAnsiTheme="minorBidi" w:cstheme="minorBidi"/>
                 <w:sz w:val="20"/>
                 <w:szCs w:val="20"/>
                 <w:rtl/>
@@ -4034,7 +3988,7 @@
             </w:pPr>
             <w:r>
               <w:rPr>
-                <w:rFonts w:cs="Arial"/>
+                <w:rFonts w:asciiTheme="minorBidi" w:hAnsiTheme="minorBidi" w:cstheme="minorBidi"/>
                 <w:sz w:val="20"/>
                 <w:szCs w:val="20"/>
                 <w:rtl/>
@@ -4061,6 +4015,7 @@
               <w:bidi/>
               <w:ind w:left="16" w:right="-15"/>
               <w:rPr>
+                <w:rFonts w:asciiTheme="minorBidi" w:hAnsiTheme="minorBidi" w:cstheme="minorBidi"/>
                 <w:spacing w:val="-4"/>
                 <w:sz w:val="20"/>
                 <w:szCs w:val="20"/>
@@ -4069,6 +4024,7 @@
             </w:pPr>
             <w:r>
               <w:rPr>
+                <w:rFonts w:asciiTheme="minorBidi" w:hAnsiTheme="minorBidi" w:cstheme="minorBidi"/>
                 <w:spacing w:val="-4"/>
                 <w:sz w:val="20"/>
                 <w:szCs w:val="20"/>
@@ -4079,6 +4035,7 @@
             <w:proofErr w:type="spellStart"/>
             <w:r>
               <w:rPr>
+                <w:rFonts w:asciiTheme="minorBidi" w:hAnsiTheme="minorBidi" w:cstheme="minorBidi"/>
                 <w:spacing w:val="-4"/>
                 <w:sz w:val="20"/>
                 <w:szCs w:val="20"/>
@@ -4089,6 +4046,7 @@
             <w:proofErr w:type="spellEnd"/>
             <w:r>
               <w:rPr>
+                <w:rFonts w:asciiTheme="minorBidi" w:hAnsiTheme="minorBidi" w:cstheme="minorBidi"/>
                 <w:spacing w:val="-4"/>
                 <w:sz w:val="20"/>
                 <w:szCs w:val="20"/>
@@ -4116,6 +4074,7 @@
               <w:bidi/>
               <w:ind w:left="16" w:right="31"/>
               <w:rPr>
+                <w:rFonts w:asciiTheme="minorBidi" w:hAnsiTheme="minorBidi" w:cstheme="minorBidi"/>
                 <w:spacing w:val="-10"/>
                 <w:sz w:val="20"/>
                 <w:szCs w:val="20"/>
@@ -4124,6 +4083,7 @@
             </w:pPr>
             <w:r>
               <w:rPr>
+                <w:rFonts w:asciiTheme="minorBidi" w:hAnsiTheme="minorBidi" w:cstheme="minorBidi"/>
                 <w:spacing w:val="-10"/>
                 <w:sz w:val="20"/>
                 <w:szCs w:val="20"/>
@@ -4151,20 +4111,20 @@
               <w:bidi/>
               <w:ind w:left="265" w:right="343"/>
               <w:rPr>
-                <w:rFonts w:cs="Arial"/>
-                <w:sz w:val="20"/>
-                <w:szCs w:val="20"/>
-                <w:lang w:val="en-US"/>
-              </w:rPr>
-            </w:pPr>
-            <w:r>
-              <w:rPr>
-                <w:rFonts w:cs="Arial"/>
+                <w:rFonts w:asciiTheme="minorBidi" w:hAnsiTheme="minorBidi" w:cstheme="minorBidi"/>
+                <w:sz w:val="20"/>
+                <w:szCs w:val="20"/>
+                <w:lang w:val="en-US"/>
+              </w:rPr>
+            </w:pPr>
+            <w:r>
+              <w:rPr>
+                <w:rFonts w:asciiTheme="minorBidi" w:hAnsiTheme="minorBidi" w:cstheme="minorBidi"/>
                 <w:sz w:val="20"/>
                 <w:szCs w:val="20"/>
                 <w:rtl/>
               </w:rPr>
-              <w:t>كِسْلُوكٌ</w:t>
+              <w:t>السُّلُوك</w:t>
             </w:r>
           </w:p>
         </w:tc>
@@ -4454,15 +4414,15 @@
               <w:bidi/>
               <w:ind w:left="16"/>
               <w:rPr>
-                <w:rFonts w:cs="Arial"/>
-                <w:sz w:val="20"/>
-                <w:szCs w:val="20"/>
-                <w:lang w:val="en-US"/>
-              </w:rPr>
-            </w:pPr>
-            <w:r>
-              <w:rPr>
-                <w:rFonts w:cs="Arial"/>
+                <w:rFonts w:asciiTheme="minorBidi" w:hAnsiTheme="minorBidi" w:cstheme="minorBidi"/>
+                <w:sz w:val="20"/>
+                <w:szCs w:val="20"/>
+                <w:lang w:val="en-US"/>
+              </w:rPr>
+            </w:pPr>
+            <w:r>
+              <w:rPr>
+                <w:rFonts w:asciiTheme="minorBidi" w:hAnsiTheme="minorBidi" w:cstheme="minorBidi"/>
                 <w:sz w:val="20"/>
                 <w:szCs w:val="20"/>
                 <w:lang w:val="en-US"/>
@@ -4472,7 +4432,7 @@
             <w:proofErr w:type="spellStart"/>
             <w:r>
               <w:rPr>
-                <w:rFonts w:cs="Arial"/>
+                <w:rFonts w:asciiTheme="minorBidi" w:hAnsiTheme="minorBidi" w:cstheme="minorBidi"/>
                 <w:sz w:val="20"/>
                 <w:szCs w:val="20"/>
                 <w:lang w:val="en-US"/>
@@ -4482,7 +4442,7 @@
             <w:proofErr w:type="spellEnd"/>
             <w:r>
               <w:rPr>
-                <w:rFonts w:cs="Arial"/>
+                <w:rFonts w:asciiTheme="minorBidi" w:hAnsiTheme="minorBidi" w:cstheme="minorBidi"/>
                 <w:sz w:val="20"/>
                 <w:szCs w:val="20"/>
                 <w:lang w:val="en-US"/>
@@ -4508,6 +4468,7 @@
               <w:bidi/>
               <w:ind w:left="16"/>
               <w:rPr>
+                <w:rFonts w:asciiTheme="minorBidi" w:hAnsiTheme="minorBidi" w:cstheme="minorBidi"/>
                 <w:spacing w:val="-10"/>
                 <w:sz w:val="20"/>
                 <w:szCs w:val="20"/>
@@ -4516,6 +4477,7 @@
             </w:pPr>
             <w:r>
               <w:rPr>
+                <w:rFonts w:asciiTheme="minorBidi" w:hAnsiTheme="minorBidi" w:cstheme="minorBidi"/>
                 <w:spacing w:val="-10"/>
                 <w:sz w:val="20"/>
                 <w:szCs w:val="20"/>
@@ -4543,7 +4505,7 @@
               <w:bidi/>
               <w:ind w:left="128" w:right="215"/>
               <w:rPr>
-                <w:rFonts w:cs="Arial"/>
+                <w:rFonts w:asciiTheme="minorBidi" w:hAnsiTheme="minorBidi" w:cstheme="minorBidi"/>
                 <w:sz w:val="20"/>
                 <w:szCs w:val="20"/>
                 <w:rtl/>
@@ -4551,12 +4513,12 @@
             </w:pPr>
             <w:r>
               <w:rPr>
-                <w:rFonts w:cs="Arial"/>
+                <w:rFonts w:asciiTheme="minorBidi" w:hAnsiTheme="minorBidi" w:cstheme="minorBidi"/>
                 <w:sz w:val="20"/>
                 <w:szCs w:val="20"/>
                 <w:rtl/>
               </w:rPr>
-              <w:t>تبك سوجي</w:t>
+              <w:t>دفاع النفس</w:t>
             </w:r>
           </w:p>
         </w:tc>
@@ -4578,6 +4540,7 @@
               <w:bidi/>
               <w:ind w:left="16" w:right="-15"/>
               <w:rPr>
+                <w:rFonts w:asciiTheme="minorBidi" w:hAnsiTheme="minorBidi" w:cstheme="minorBidi"/>
                 <w:spacing w:val="-4"/>
                 <w:sz w:val="20"/>
                 <w:szCs w:val="20"/>
@@ -4586,6 +4549,7 @@
             </w:pPr>
             <w:r>
               <w:rPr>
+                <w:rFonts w:asciiTheme="minorBidi" w:hAnsiTheme="minorBidi" w:cstheme="minorBidi"/>
                 <w:spacing w:val="-4"/>
                 <w:sz w:val="20"/>
                 <w:szCs w:val="20"/>
@@ -4596,6 +4560,7 @@
             <w:proofErr w:type="spellStart"/>
             <w:r>
               <w:rPr>
+                <w:rFonts w:asciiTheme="minorBidi" w:hAnsiTheme="minorBidi" w:cstheme="minorBidi"/>
                 <w:spacing w:val="-4"/>
                 <w:sz w:val="20"/>
                 <w:szCs w:val="20"/>
@@ -4606,6 +4571,7 @@
             <w:proofErr w:type="spellEnd"/>
             <w:r>
               <w:rPr>
+                <w:rFonts w:asciiTheme="minorBidi" w:hAnsiTheme="minorBidi" w:cstheme="minorBidi"/>
                 <w:spacing w:val="-4"/>
                 <w:sz w:val="20"/>
                 <w:szCs w:val="20"/>
@@ -4633,6 +4599,7 @@
               <w:bidi/>
               <w:ind w:left="16" w:right="31"/>
               <w:rPr>
+                <w:rFonts w:asciiTheme="minorBidi" w:hAnsiTheme="minorBidi" w:cstheme="minorBidi"/>
                 <w:spacing w:val="-10"/>
                 <w:sz w:val="20"/>
                 <w:szCs w:val="20"/>
@@ -4641,6 +4608,7 @@
             </w:pPr>
             <w:r>
               <w:rPr>
+                <w:rFonts w:asciiTheme="minorBidi" w:hAnsiTheme="minorBidi" w:cstheme="minorBidi"/>
                 <w:spacing w:val="-10"/>
                 <w:sz w:val="20"/>
                 <w:szCs w:val="20"/>
@@ -4668,7 +4636,7 @@
               <w:bidi/>
               <w:ind w:left="265" w:right="343"/>
               <w:rPr>
-                <w:rFonts w:cs="Arial"/>
+                <w:rFonts w:asciiTheme="minorBidi" w:hAnsiTheme="minorBidi" w:cstheme="minorBidi"/>
                 <w:sz w:val="20"/>
                 <w:szCs w:val="20"/>
                 <w:rtl/>
@@ -4676,7 +4644,7 @@
             </w:pPr>
             <w:r>
               <w:rPr>
-                <w:rFonts w:cs="Arial"/>
+                <w:rFonts w:asciiTheme="minorBidi" w:hAnsiTheme="minorBidi" w:cstheme="minorBidi"/>
                 <w:sz w:val="20"/>
                 <w:szCs w:val="20"/>
                 <w:rtl/>
@@ -4953,15 +4921,15 @@
               <w:bidi/>
               <w:ind w:left="16"/>
               <w:rPr>
-                <w:rFonts w:cs="Arial"/>
-                <w:sz w:val="20"/>
-                <w:szCs w:val="20"/>
-                <w:lang w:val="en-US"/>
-              </w:rPr>
-            </w:pPr>
-            <w:r>
-              <w:rPr>
-                <w:rFonts w:cs="Arial"/>
+                <w:rFonts w:asciiTheme="minorBidi" w:hAnsiTheme="minorBidi" w:cstheme="minorBidi"/>
+                <w:sz w:val="20"/>
+                <w:szCs w:val="20"/>
+                <w:lang w:val="en-US"/>
+              </w:rPr>
+            </w:pPr>
+            <w:r>
+              <w:rPr>
+                <w:rFonts w:asciiTheme="minorBidi" w:hAnsiTheme="minorBidi" w:cstheme="minorBidi"/>
                 <w:sz w:val="20"/>
                 <w:szCs w:val="20"/>
                 <w:lang w:val="en-US"/>
@@ -4971,7 +4939,7 @@
             <w:proofErr w:type="spellStart"/>
             <w:r>
               <w:rPr>
-                <w:rFonts w:cs="Arial"/>
+                <w:rFonts w:asciiTheme="minorBidi" w:hAnsiTheme="minorBidi" w:cstheme="minorBidi"/>
                 <w:sz w:val="20"/>
                 <w:szCs w:val="20"/>
                 <w:lang w:val="en-US"/>
@@ -4981,7 +4949,7 @@
             <w:proofErr w:type="spellEnd"/>
             <w:r>
               <w:rPr>
-                <w:rFonts w:cs="Arial"/>
+                <w:rFonts w:asciiTheme="minorBidi" w:hAnsiTheme="minorBidi" w:cstheme="minorBidi"/>
                 <w:sz w:val="20"/>
                 <w:szCs w:val="20"/>
                 <w:lang w:val="en-US"/>
@@ -5007,6 +4975,7 @@
               <w:bidi/>
               <w:ind w:left="16"/>
               <w:rPr>
+                <w:rFonts w:asciiTheme="minorBidi" w:hAnsiTheme="minorBidi" w:cstheme="minorBidi"/>
                 <w:spacing w:val="-10"/>
                 <w:sz w:val="20"/>
                 <w:szCs w:val="20"/>
@@ -5015,6 +4984,7 @@
             </w:pPr>
             <w:r>
               <w:rPr>
+                <w:rFonts w:asciiTheme="minorBidi" w:hAnsiTheme="minorBidi" w:cstheme="minorBidi"/>
                 <w:spacing w:val="-10"/>
                 <w:sz w:val="20"/>
                 <w:szCs w:val="20"/>
@@ -5042,7 +5012,7 @@
               <w:bidi/>
               <w:ind w:left="128" w:right="215"/>
               <w:rPr>
-                <w:rFonts w:cs="Arial"/>
+                <w:rFonts w:asciiTheme="minorBidi" w:hAnsiTheme="minorBidi" w:cstheme="minorBidi"/>
                 <w:sz w:val="20"/>
                 <w:szCs w:val="20"/>
                 <w:rtl/>
@@ -5050,7 +5020,7 @@
             </w:pPr>
             <w:r>
               <w:rPr>
-                <w:rFonts w:cs="Arial"/>
+                <w:rFonts w:asciiTheme="minorBidi" w:hAnsiTheme="minorBidi" w:cstheme="minorBidi"/>
                 <w:sz w:val="20"/>
                 <w:szCs w:val="20"/>
                 <w:rtl/>
@@ -5077,6 +5047,7 @@
               <w:bidi/>
               <w:ind w:left="16" w:right="-15"/>
               <w:rPr>
+                <w:rFonts w:asciiTheme="minorBidi" w:hAnsiTheme="minorBidi" w:cstheme="minorBidi"/>
                 <w:spacing w:val="-4"/>
                 <w:sz w:val="20"/>
                 <w:szCs w:val="20"/>
@@ -5085,6 +5056,7 @@
             </w:pPr>
             <w:r>
               <w:rPr>
+                <w:rFonts w:asciiTheme="minorBidi" w:hAnsiTheme="minorBidi" w:cstheme="minorBidi"/>
                 <w:spacing w:val="-4"/>
                 <w:sz w:val="20"/>
                 <w:szCs w:val="20"/>
@@ -5095,6 +5067,7 @@
             <w:proofErr w:type="spellStart"/>
             <w:r>
               <w:rPr>
+                <w:rFonts w:asciiTheme="minorBidi" w:hAnsiTheme="minorBidi" w:cstheme="minorBidi"/>
                 <w:spacing w:val="-4"/>
                 <w:sz w:val="20"/>
                 <w:szCs w:val="20"/>
@@ -5105,6 +5078,7 @@
             <w:proofErr w:type="spellEnd"/>
             <w:r>
               <w:rPr>
+                <w:rFonts w:asciiTheme="minorBidi" w:hAnsiTheme="minorBidi" w:cstheme="minorBidi"/>
                 <w:spacing w:val="-4"/>
                 <w:sz w:val="20"/>
                 <w:szCs w:val="20"/>
@@ -5132,6 +5106,7 @@
               <w:bidi/>
               <w:ind w:left="16" w:right="31"/>
               <w:rPr>
+                <w:rFonts w:asciiTheme="minorBidi" w:hAnsiTheme="minorBidi" w:cstheme="minorBidi"/>
                 <w:spacing w:val="-10"/>
                 <w:sz w:val="20"/>
                 <w:szCs w:val="20"/>
@@ -5140,6 +5115,7 @@
             </w:pPr>
             <w:r>
               <w:rPr>
+                <w:rFonts w:asciiTheme="minorBidi" w:hAnsiTheme="minorBidi" w:cstheme="minorBidi"/>
                 <w:spacing w:val="-10"/>
                 <w:sz w:val="20"/>
                 <w:szCs w:val="20"/>
@@ -5167,7 +5143,7 @@
               <w:bidi/>
               <w:ind w:left="265" w:right="343"/>
               <w:rPr>
-                <w:rFonts w:cs="Arial"/>
+                <w:rFonts w:asciiTheme="minorBidi" w:hAnsiTheme="minorBidi" w:cstheme="minorBidi"/>
                 <w:sz w:val="20"/>
                 <w:szCs w:val="20"/>
                 <w:rtl/>
@@ -5175,7 +5151,7 @@
             </w:pPr>
             <w:r>
               <w:rPr>
-                <w:rFonts w:cs="Arial"/>
+                <w:rFonts w:asciiTheme="minorBidi" w:hAnsiTheme="minorBidi" w:cstheme="minorBidi"/>
                 <w:sz w:val="20"/>
                 <w:szCs w:val="20"/>
                 <w:rtl/>
@@ -5457,15 +5433,15 @@
             <w:pPr>
               <w:bidi/>
               <w:rPr>
-                <w:rFonts w:cs="Arial"/>
-                <w:sz w:val="20"/>
-                <w:szCs w:val="20"/>
-                <w:lang w:val="en-US"/>
-              </w:rPr>
-            </w:pPr>
-            <w:r>
-              <w:rPr>
-                <w:rFonts w:cs="Arial"/>
+                <w:rFonts w:asciiTheme="minorBidi" w:hAnsiTheme="minorBidi" w:cstheme="minorBidi"/>
+                <w:sz w:val="20"/>
+                <w:szCs w:val="20"/>
+                <w:lang w:val="en-US"/>
+              </w:rPr>
+            </w:pPr>
+            <w:r>
+              <w:rPr>
+                <w:rFonts w:asciiTheme="minorBidi" w:hAnsiTheme="minorBidi" w:cstheme="minorBidi"/>
                 <w:sz w:val="20"/>
                 <w:szCs w:val="20"/>
                 <w:lang w:val="en-US"/>
@@ -5475,7 +5451,7 @@
             <w:proofErr w:type="spellStart"/>
             <w:r>
               <w:rPr>
-                <w:rFonts w:cs="Arial"/>
+                <w:rFonts w:asciiTheme="minorBidi" w:hAnsiTheme="minorBidi" w:cstheme="minorBidi"/>
                 <w:sz w:val="20"/>
                 <w:szCs w:val="20"/>
                 <w:lang w:val="en-US"/>
@@ -5485,7 +5461,7 @@
             <w:proofErr w:type="spellEnd"/>
             <w:r>
               <w:rPr>
-                <w:rFonts w:cs="Arial"/>
+                <w:rFonts w:asciiTheme="minorBidi" w:hAnsiTheme="minorBidi" w:cstheme="minorBidi"/>
                 <w:sz w:val="20"/>
                 <w:szCs w:val="20"/>
                 <w:lang w:val="en-US"/>
@@ -5511,6 +5487,7 @@
               <w:bidi/>
               <w:ind w:left="16"/>
               <w:rPr>
+                <w:rFonts w:asciiTheme="minorBidi" w:hAnsiTheme="minorBidi" w:cstheme="minorBidi"/>
                 <w:spacing w:val="-10"/>
                 <w:sz w:val="20"/>
                 <w:szCs w:val="20"/>
@@ -5519,6 +5496,7 @@
             </w:pPr>
             <w:r>
               <w:rPr>
+                <w:rFonts w:asciiTheme="minorBidi" w:hAnsiTheme="minorBidi" w:cstheme="minorBidi"/>
                 <w:spacing w:val="-10"/>
                 <w:sz w:val="20"/>
                 <w:szCs w:val="20"/>
@@ -5546,6 +5524,7 @@
               <w:bidi/>
               <w:ind w:left="16"/>
               <w:rPr>
+                <w:rFonts w:asciiTheme="minorBidi" w:hAnsiTheme="minorBidi" w:cstheme="minorBidi"/>
                 <w:spacing w:val="-10"/>
                 <w:sz w:val="20"/>
                 <w:szCs w:val="20"/>
@@ -5554,7 +5533,7 @@
             </w:pPr>
             <w:r>
               <w:rPr>
-                <w:rFonts w:cs="Arial"/>
+                <w:rFonts w:asciiTheme="minorBidi" w:hAnsiTheme="minorBidi" w:cstheme="minorBidi"/>
                 <w:spacing w:val="-10"/>
                 <w:sz w:val="20"/>
                 <w:szCs w:val="20"/>
@@ -5586,7 +5565,7 @@
               <w:bidi/>
               <w:ind w:firstLine="1"/>
               <w:rPr>
-                <w:rFonts w:cs="Arial"/>
+                <w:rFonts w:asciiTheme="minorBidi" w:hAnsiTheme="minorBidi" w:cstheme="minorBidi"/>
                 <w:sz w:val="20"/>
                 <w:szCs w:val="20"/>
                 <w:rtl/>
@@ -5595,7 +5574,7 @@
             </w:pPr>
             <w:r>
               <w:rPr>
-                <w:rFonts w:cs="Arial"/>
+                <w:rFonts w:asciiTheme="minorBidi" w:hAnsiTheme="minorBidi" w:cstheme="minorBidi"/>
                 <w:sz w:val="20"/>
                 <w:szCs w:val="20"/>
                 <w:lang w:val="en-US"/>
@@ -5605,7 +5584,7 @@
             <w:proofErr w:type="spellStart"/>
             <w:r>
               <w:rPr>
-                <w:rFonts w:cs="Arial"/>
+                <w:rFonts w:asciiTheme="minorBidi" w:hAnsiTheme="minorBidi" w:cstheme="minorBidi"/>
                 <w:sz w:val="20"/>
                 <w:szCs w:val="20"/>
                 <w:lang w:val="en-US"/>
@@ -5615,7 +5594,7 @@
             <w:proofErr w:type="spellEnd"/>
             <w:r>
               <w:rPr>
-                <w:rFonts w:cs="Arial"/>
+                <w:rFonts w:asciiTheme="minorBidi" w:hAnsiTheme="minorBidi" w:cstheme="minorBidi"/>
                 <w:sz w:val="20"/>
                 <w:szCs w:val="20"/>
                 <w:lang w:val="en-US"/>
@@ -5641,6 +5620,7 @@
               <w:bidi/>
               <w:ind w:right="215" w:firstLine="1"/>
               <w:rPr>
+                <w:rFonts w:asciiTheme="minorBidi" w:hAnsiTheme="minorBidi" w:cstheme="minorBidi"/>
                 <w:spacing w:val="-4"/>
                 <w:sz w:val="20"/>
                 <w:szCs w:val="20"/>
@@ -5649,6 +5629,7 @@
             </w:pPr>
             <w:r>
               <w:rPr>
+                <w:rFonts w:asciiTheme="minorBidi" w:hAnsiTheme="minorBidi" w:cstheme="minorBidi"/>
                 <w:spacing w:val="-4"/>
                 <w:sz w:val="20"/>
                 <w:szCs w:val="20"/>
@@ -5676,6 +5657,7 @@
               <w:bidi/>
               <w:ind w:right="215" w:firstLine="1"/>
               <w:rPr>
+                <w:rFonts w:asciiTheme="minorBidi" w:hAnsiTheme="minorBidi" w:cstheme="minorBidi"/>
                 <w:spacing w:val="-4"/>
                 <w:sz w:val="20"/>
                 <w:szCs w:val="20"/>
@@ -5684,7 +5666,7 @@
             </w:pPr>
             <w:r>
               <w:rPr>
-                <w:rFonts w:cs="Arial"/>
+                <w:rFonts w:asciiTheme="minorBidi" w:hAnsiTheme="minorBidi" w:cstheme="minorBidi"/>
                 <w:spacing w:val="-4"/>
                 <w:sz w:val="20"/>
                 <w:szCs w:val="20"/>
@@ -5713,6 +5695,7 @@
               <w:bidi/>
               <w:ind w:right="215" w:firstLine="1"/>
               <w:rPr>
+                <w:rFonts w:asciiTheme="minorBidi" w:hAnsiTheme="minorBidi" w:cstheme="minorBidi"/>
                 <w:spacing w:val="-10"/>
                 <w:sz w:val="20"/>
                 <w:szCs w:val="20"/>
@@ -5721,6 +5704,7 @@
             </w:pPr>
             <w:r>
               <w:rPr>
+                <w:rFonts w:asciiTheme="minorBidi" w:hAnsiTheme="minorBidi" w:cstheme="minorBidi"/>
                 <w:spacing w:val="-10"/>
                 <w:sz w:val="20"/>
                 <w:szCs w:val="20"/>
@@ -5731,6 +5715,7 @@
             <w:proofErr w:type="spellStart"/>
             <w:r>
               <w:rPr>
+                <w:rFonts w:asciiTheme="minorBidi" w:hAnsiTheme="minorBidi" w:cstheme="minorBidi"/>
                 <w:spacing w:val="-10"/>
                 <w:sz w:val="20"/>
                 <w:szCs w:val="20"/>
@@ -5741,6 +5726,7 @@
             <w:proofErr w:type="spellEnd"/>
             <w:r>
               <w:rPr>
+                <w:rFonts w:asciiTheme="minorBidi" w:hAnsiTheme="minorBidi" w:cstheme="minorBidi"/>
                 <w:spacing w:val="-10"/>
                 <w:sz w:val="20"/>
                 <w:szCs w:val="20"/>
@@ -5767,6 +5753,7 @@
               <w:bidi/>
               <w:ind w:left="16" w:right="31"/>
               <w:rPr>
+                <w:rFonts w:asciiTheme="minorBidi" w:hAnsiTheme="minorBidi" w:cstheme="minorBidi"/>
                 <w:spacing w:val="-10"/>
                 <w:sz w:val="20"/>
                 <w:szCs w:val="20"/>
@@ -5775,6 +5762,7 @@
             </w:pPr>
             <w:r>
               <w:rPr>
+                <w:rFonts w:asciiTheme="minorBidi" w:hAnsiTheme="minorBidi" w:cstheme="minorBidi"/>
                 <w:spacing w:val="-10"/>
                 <w:sz w:val="20"/>
                 <w:szCs w:val="20"/>
@@ -5802,7 +5790,7 @@
               <w:bidi/>
               <w:ind w:left="13" w:right="-3"/>
               <w:rPr>
-                <w:rFonts w:cs="Arial"/>
+                <w:rFonts w:asciiTheme="minorBidi" w:hAnsiTheme="minorBidi" w:cstheme="minorBidi"/>
                 <w:sz w:val="20"/>
                 <w:szCs w:val="20"/>
                 <w:rtl/>
@@ -5810,7 +5798,7 @@
             </w:pPr>
             <w:r>
               <w:rPr>
-                <w:rFonts w:cs="Arial"/>
+                <w:rFonts w:asciiTheme="minorBidi" w:hAnsiTheme="minorBidi" w:cstheme="minorBidi"/>
                 <w:sz w:val="20"/>
                 <w:szCs w:val="20"/>
                 <w:lang w:val="en-US"/>
@@ -5819,7 +5807,7 @@
             </w:r>
             <w:r>
               <w:rPr>
-                <w:rFonts w:cs="Arial"/>
+                <w:rFonts w:asciiTheme="minorBidi" w:hAnsiTheme="minorBidi" w:cstheme="minorBidi"/>
                 <w:sz w:val="20"/>
                 <w:szCs w:val="20"/>
                 <w:rtl/>
@@ -5830,75 +5818,474 @@
         </w:tc>
       </w:tr>
     </w:tbl>
-    <w:p>
-      <w:pPr>
-        <w:spacing w:before="60"/>
-        <w:ind w:right="493"/>
-        <w:jc w:val="right"/>
-        <w:rPr>
-          <w:rFonts w:ascii="Times New Roman" w:cs="Times New Roman"/>
-          <w:lang w:val="en-US"/>
-        </w:rPr>
-      </w:pPr>
-      <w:r>
-        <w:rPr>
-          <w:rFonts w:ascii="Times New Roman" w:cs="Times New Roman"/>
-          <w:noProof/>
-          <w:spacing w:val="-4"/>
-          <w:sz w:val="21"/>
-          <w:szCs w:val="21"/>
-          <w:lang w:val="en-US"/>
-        </w:rPr>
-        <mc:AlternateContent>
-          <mc:Choice Requires="wps">
-            <w:drawing>
-              <wp:anchor distT="0" distB="0" distL="114300" distR="114300" simplePos="0" relativeHeight="487592960" behindDoc="0" locked="0" layoutInCell="1" allowOverlap="1" wp14:anchorId="2DF7566F" wp14:editId="32AA55FE">
-                <wp:simplePos x="0" y="0"/>
-                <wp:positionH relativeFrom="column">
-                  <wp:posOffset>4984750</wp:posOffset>
-                </wp:positionH>
-                <wp:positionV relativeFrom="paragraph">
-                  <wp:posOffset>191135</wp:posOffset>
-                </wp:positionV>
-                <wp:extent cx="1703705" cy="889000"/>
-                <wp:effectExtent l="0" t="0" r="0" b="0"/>
-                <wp:wrapNone/>
-                <wp:docPr id="5" name="Rectangle 5"/>
-                <wp:cNvGraphicFramePr/>
-                <a:graphic xmlns:a="http://schemas.openxmlformats.org/drawingml/2006/main">
-                  <a:graphicData uri="http://schemas.microsoft.com/office/word/2010/wordprocessingShape">
-                    <wps:wsp>
-                      <wps:cNvSpPr/>
-                      <wps:spPr>
-                        <a:xfrm>
-                          <a:off x="0" y="0"/>
-                          <a:ext cx="1703705" cy="889000"/>
-                        </a:xfrm>
-                        <a:prstGeom prst="rect">
-                          <a:avLst/>
-                        </a:prstGeom>
-                        <a:noFill/>
-                        <a:ln>
-                          <a:noFill/>
-                        </a:ln>
-                      </wps:spPr>
-                      <wps:style>
-                        <a:lnRef idx="2">
-                          <a:schemeClr val="accent1">
-                            <a:shade val="50000"/>
-                          </a:schemeClr>
-                        </a:lnRef>
-                        <a:fillRef idx="1">
-                          <a:schemeClr val="accent1"/>
-                        </a:fillRef>
-                        <a:effectRef idx="0">
-                          <a:schemeClr val="accent1"/>
-                        </a:effectRef>
-                        <a:fontRef idx="minor">
-                          <a:schemeClr val="lt1"/>
-                        </a:fontRef>
-                      </wps:style>
-                      <wps:txbx>
+    <w:tbl>
+      <w:tblPr>
+        <w:tblStyle w:val="TableGrid"/>
+        <w:tblW w:w="0" w:type="auto"/>
+        <w:tblInd w:w="284" w:type="dxa"/>
+        <w:tblLook w:val="04A0" w:firstRow="1" w:lastRow="0" w:firstColumn="1" w:lastColumn="0" w:noHBand="0" w:noVBand="1"/>
+      </w:tblPr>
+      <w:tblGrid>
+        <w:gridCol w:w="3421"/>
+        <w:gridCol w:w="3705"/>
+        <w:gridCol w:w="670"/>
+        <w:gridCol w:w="2977"/>
+      </w:tblGrid>
+      <w:tr>
+        <w:tc>
+          <w:tcPr>
+            <w:tcW w:w="3421" w:type="dxa"/>
+            <w:tcBorders>
+              <w:top w:val="nil"/>
+              <w:left w:val="nil"/>
+              <w:bottom w:val="nil"/>
+              <w:right w:val="nil"/>
+            </w:tcBorders>
+          </w:tcPr>
+          <w:p>
+            <w:pPr>
+              <w:spacing w:before="120"/>
+              <w:rPr>
+                <w:rFonts w:ascii="Times New Roman" w:cs="Times New Roman"/>
+                <w:spacing w:val="-4"/>
+                <w:sz w:val="20"/>
+                <w:szCs w:val="20"/>
+                <w:lang w:val="id-ID"/>
+              </w:rPr>
+            </w:pPr>
+          </w:p>
+        </w:tc>
+        <w:tc>
+          <w:tcPr>
+            <w:tcW w:w="4375" w:type="dxa"/>
+            <w:gridSpan w:val="2"/>
+            <w:tcBorders>
+              <w:top w:val="nil"/>
+              <w:left w:val="nil"/>
+              <w:bottom w:val="nil"/>
+              <w:right w:val="nil"/>
+            </w:tcBorders>
+            <w:vAlign w:val="center"/>
+          </w:tcPr>
+          <w:p>
+            <w:pPr>
+              <w:spacing w:before="60" w:after="60"/>
+              <w:jc w:val="right"/>
+              <w:rPr>
+                <w:rFonts w:asciiTheme="minorBidi" w:hAnsiTheme="minorBidi" w:cstheme="minorBidi"/>
+                <w:b/>
+                <w:bCs/>
+                <w:spacing w:val="-4"/>
+                <w:sz w:val="20"/>
+                <w:szCs w:val="20"/>
+                <w:lang w:val="en-US"/>
+              </w:rPr>
+            </w:pPr>
+            <w:r>
+              <w:rPr>
+                <w:rFonts w:asciiTheme="minorBidi" w:hAnsiTheme="minorBidi" w:cstheme="minorBidi"/>
+                <w:sz w:val="20"/>
+                <w:szCs w:val="20"/>
+              </w:rPr>
+              <w:t>Patean,</w:t>
+            </w:r>
+            <w:r>
+              <w:rPr>
+                <w:rFonts w:asciiTheme="minorBidi" w:hAnsiTheme="minorBidi" w:cstheme="minorBidi"/>
+                <w:spacing w:val="3"/>
+                <w:sz w:val="20"/>
+                <w:szCs w:val="20"/>
+              </w:rPr>
+              <w:t xml:space="preserve"> </w:t>
+            </w:r>
+            <w:r>
+              <w:rPr>
+                <w:rFonts w:asciiTheme="minorBidi" w:hAnsiTheme="minorBidi" w:cstheme="minorBidi"/>
+                <w:spacing w:val="3"/>
+                <w:sz w:val="20"/>
+                <w:szCs w:val="20"/>
+                <w:lang w:val="en-US"/>
+              </w:rPr>
+              <w:t xml:space="preserve"> ${</w:t>
+            </w:r>
+            <w:proofErr w:type="spellStart"/>
+            <w:r>
+              <w:rPr>
+                <w:rFonts w:asciiTheme="minorBidi" w:hAnsiTheme="minorBidi" w:cstheme="minorBidi"/>
+                <w:sz w:val="20"/>
+                <w:szCs w:val="20"/>
+                <w:lang w:val="en-US"/>
+              </w:rPr>
+              <w:t>tanggal</w:t>
+            </w:r>
+            <w:proofErr w:type="spellEnd"/>
+            <w:r>
+              <w:rPr>
+                <w:rFonts w:asciiTheme="minorBidi" w:hAnsiTheme="minorBidi" w:cstheme="minorBidi"/>
+                <w:sz w:val="20"/>
+                <w:szCs w:val="20"/>
+                <w:lang w:val="en-US"/>
+              </w:rPr>
+              <w:t xml:space="preserve">}  /  </w:t>
+            </w:r>
+          </w:p>
+        </w:tc>
+        <w:tc>
+          <w:tcPr>
+            <w:tcW w:w="2977" w:type="dxa"/>
+            <w:tcBorders>
+              <w:top w:val="nil"/>
+              <w:left w:val="nil"/>
+              <w:bottom w:val="nil"/>
+              <w:right w:val="nil"/>
+            </w:tcBorders>
+            <w:vAlign w:val="center"/>
+          </w:tcPr>
+          <w:p>
+            <w:pPr>
+              <w:bidi/>
+              <w:ind w:right="176"/>
+              <w:jc w:val="right"/>
+              <w:rPr>
+                <w:rFonts w:asciiTheme="minorBidi" w:hAnsiTheme="minorBidi" w:cstheme="minorBidi"/>
+                <w:noProof/>
+                <w:spacing w:val="-4"/>
+                <w:sz w:val="20"/>
+                <w:szCs w:val="20"/>
+                <w:lang w:val="en-US"/>
+              </w:rPr>
+            </w:pPr>
+            <w:r>
+              <w:rPr>
+                <w:rFonts w:asciiTheme="minorBidi" w:hAnsiTheme="minorBidi" w:cstheme="minorBidi"/>
+                <w:sz w:val="20"/>
+                <w:szCs w:val="20"/>
+                <w:rtl/>
+                <w:lang w:val="en-US"/>
+              </w:rPr>
+              <w:t>تقريرا بفاتيان</w:t>
+            </w:r>
+            <w:r>
+              <w:rPr>
+                <w:rFonts w:asciiTheme="minorBidi" w:hAnsiTheme="minorBidi" w:cstheme="minorBidi"/>
+                <w:sz w:val="20"/>
+                <w:szCs w:val="20"/>
+                <w:lang w:val="en-US"/>
+              </w:rPr>
+              <w:t xml:space="preserve">  ${</w:t>
+            </w:r>
+            <w:proofErr w:type="spellStart"/>
+            <w:r>
+              <w:rPr>
+                <w:rFonts w:asciiTheme="minorBidi" w:hAnsiTheme="minorBidi" w:cstheme="minorBidi"/>
+                <w:sz w:val="20"/>
+                <w:szCs w:val="20"/>
+                <w:lang w:val="en-US"/>
+              </w:rPr>
+              <w:t>tanggal_arab</w:t>
+            </w:r>
+            <w:proofErr w:type="spellEnd"/>
+            <w:r>
+              <w:rPr>
+                <w:rFonts w:asciiTheme="minorBidi" w:hAnsiTheme="minorBidi" w:cstheme="minorBidi"/>
+                <w:sz w:val="20"/>
+                <w:szCs w:val="20"/>
+                <w:lang w:val="en-US"/>
+              </w:rPr>
+              <w:t xml:space="preserve">}  </w:t>
+            </w:r>
+            <w:r>
+              <w:rPr>
+                <w:rFonts w:asciiTheme="minorBidi" w:hAnsiTheme="minorBidi" w:cstheme="minorBidi"/>
+                <w:sz w:val="20"/>
+                <w:szCs w:val="20"/>
+                <w:rtl/>
+                <w:lang w:val="en-US"/>
+              </w:rPr>
+              <w:t xml:space="preserve"> </w:t>
+            </w:r>
+          </w:p>
+        </w:tc>
+      </w:tr>
+      <w:tr>
+        <w:tc>
+          <w:tcPr>
+            <w:tcW w:w="3421" w:type="dxa"/>
+            <w:tcBorders>
+              <w:top w:val="nil"/>
+              <w:left w:val="nil"/>
+              <w:bottom w:val="nil"/>
+              <w:right w:val="nil"/>
+            </w:tcBorders>
+          </w:tcPr>
+          <w:p>
+            <w:pPr>
+              <w:spacing w:before="120"/>
+              <w:jc w:val="center"/>
+              <w:rPr>
+                <w:rFonts w:asciiTheme="minorBidi" w:hAnsiTheme="minorBidi" w:cstheme="minorBidi"/>
+                <w:spacing w:val="-4"/>
+                <w:sz w:val="20"/>
+                <w:szCs w:val="20"/>
+              </w:rPr>
+            </w:pPr>
+            <w:r>
+              <w:rPr>
+                <w:rFonts w:asciiTheme="minorBidi" w:hAnsiTheme="minorBidi" w:cstheme="minorBidi"/>
+                <w:spacing w:val="-4"/>
+                <w:sz w:val="20"/>
+                <w:szCs w:val="20"/>
+                <w:lang w:val="id-ID"/>
+              </w:rPr>
+              <w:t xml:space="preserve">Direktur KMI / </w:t>
+            </w:r>
+            <w:r>
+              <w:rPr>
+                <w:rFonts w:asciiTheme="minorBidi" w:hAnsiTheme="minorBidi" w:cstheme="minorBidi"/>
+                <w:spacing w:val="-4"/>
+                <w:sz w:val="20"/>
+                <w:szCs w:val="20"/>
+                <w:rtl/>
+              </w:rPr>
+              <w:t>مدير كلية المعلمين الإسلامية</w:t>
+            </w:r>
+          </w:p>
+        </w:tc>
+        <w:tc>
+          <w:tcPr>
+            <w:tcW w:w="3705" w:type="dxa"/>
+            <w:tcBorders>
+              <w:top w:val="nil"/>
+              <w:left w:val="nil"/>
+              <w:bottom w:val="single" w:sz="4" w:space="0" w:color="auto"/>
+              <w:right w:val="nil"/>
+            </w:tcBorders>
+          </w:tcPr>
+          <w:p>
+            <w:pPr>
+              <w:spacing w:before="60" w:after="60"/>
+              <w:jc w:val="center"/>
+              <w:rPr>
+                <w:rFonts w:asciiTheme="minorBidi" w:hAnsiTheme="minorBidi" w:cstheme="minorBidi"/>
+                <w:spacing w:val="-4"/>
+                <w:sz w:val="21"/>
+                <w:szCs w:val="21"/>
+              </w:rPr>
+            </w:pPr>
+            <w:proofErr w:type="spellStart"/>
+            <w:r>
+              <w:rPr>
+                <w:rFonts w:asciiTheme="minorBidi" w:hAnsiTheme="minorBidi" w:cstheme="minorBidi"/>
+                <w:b/>
+                <w:bCs/>
+                <w:spacing w:val="-4"/>
+                <w:sz w:val="20"/>
+                <w:szCs w:val="20"/>
+                <w:lang w:val="en-US"/>
+              </w:rPr>
+              <w:t>Predikat</w:t>
+            </w:r>
+            <w:proofErr w:type="spellEnd"/>
+            <w:r>
+              <w:rPr>
+                <w:rFonts w:asciiTheme="minorBidi" w:hAnsiTheme="minorBidi" w:cstheme="minorBidi"/>
+                <w:b/>
+                <w:bCs/>
+                <w:spacing w:val="-4"/>
+                <w:sz w:val="20"/>
+                <w:szCs w:val="20"/>
+                <w:lang w:val="en-US"/>
+              </w:rPr>
+              <w:t xml:space="preserve"> </w:t>
+            </w:r>
+            <w:r>
+              <w:rPr>
+                <w:rFonts w:asciiTheme="minorBidi" w:hAnsiTheme="minorBidi" w:cstheme="minorBidi"/>
+                <w:b/>
+                <w:bCs/>
+                <w:spacing w:val="-4"/>
+                <w:sz w:val="26"/>
+                <w:szCs w:val="26"/>
+              </w:rPr>
+              <w:t xml:space="preserve">/ </w:t>
+            </w:r>
+            <w:r>
+              <w:rPr>
+                <w:rFonts w:asciiTheme="minorBidi" w:hAnsiTheme="minorBidi" w:cs="Arial"/>
+                <w:b/>
+                <w:bCs/>
+                <w:spacing w:val="-4"/>
+                <w:sz w:val="26"/>
+                <w:szCs w:val="26"/>
+                <w:rtl/>
+              </w:rPr>
+              <w:t>التقدير</w:t>
+            </w:r>
+          </w:p>
+        </w:tc>
+        <w:tc>
+          <w:tcPr>
+            <w:tcW w:w="3647" w:type="dxa"/>
+            <w:gridSpan w:val="2"/>
+            <w:tcBorders>
+              <w:top w:val="nil"/>
+              <w:left w:val="nil"/>
+              <w:bottom w:val="nil"/>
+              <w:right w:val="nil"/>
+            </w:tcBorders>
+          </w:tcPr>
+          <w:p>
+            <w:pPr>
+              <w:spacing w:before="120"/>
+              <w:jc w:val="center"/>
+              <w:rPr>
+                <w:rFonts w:asciiTheme="minorBidi" w:hAnsiTheme="minorBidi" w:cstheme="minorBidi"/>
+                <w:spacing w:val="-4"/>
+                <w:sz w:val="20"/>
+                <w:szCs w:val="20"/>
+                <w:lang w:val="en-US"/>
+              </w:rPr>
+            </w:pPr>
+            <w:r>
+              <w:rPr>
+                <w:rFonts w:asciiTheme="minorBidi" w:hAnsiTheme="minorBidi" w:cstheme="minorBidi"/>
+                <w:noProof/>
+                <w:spacing w:val="-4"/>
+                <w:sz w:val="20"/>
+                <w:szCs w:val="20"/>
+                <w:lang w:val="en-US"/>
+              </w:rPr>
+              <mc:AlternateContent>
+                <mc:Choice Requires="wps">
+                  <w:drawing>
+                    <wp:anchor distT="0" distB="0" distL="114300" distR="114300" simplePos="0" relativeHeight="487586815" behindDoc="0" locked="0" layoutInCell="1" allowOverlap="1" wp14:anchorId="101B9255" wp14:editId="6AB1D8A1">
+                      <wp:simplePos x="0" y="0"/>
+                      <wp:positionH relativeFrom="column">
+                        <wp:posOffset>210820</wp:posOffset>
+                      </wp:positionH>
+                      <wp:positionV relativeFrom="paragraph">
+                        <wp:posOffset>119380</wp:posOffset>
+                      </wp:positionV>
+                      <wp:extent cx="1703705" cy="889000"/>
+                      <wp:effectExtent l="0" t="0" r="0" b="0"/>
+                      <wp:wrapNone/>
+                      <wp:docPr id="6" name="Rectangle 6"/>
+                      <wp:cNvGraphicFramePr/>
+                      <a:graphic xmlns:a="http://schemas.openxmlformats.org/drawingml/2006/main">
+                        <a:graphicData uri="http://schemas.microsoft.com/office/word/2010/wordprocessingShape">
+                          <wps:wsp>
+                            <wps:cNvSpPr/>
+                            <wps:spPr>
+                              <a:xfrm>
+                                <a:off x="0" y="0"/>
+                                <a:ext cx="1703705" cy="889000"/>
+                              </a:xfrm>
+                              <a:prstGeom prst="rect">
+                                <a:avLst/>
+                              </a:prstGeom>
+                              <a:noFill/>
+                              <a:ln>
+                                <a:noFill/>
+                              </a:ln>
+                            </wps:spPr>
+                            <wps:style>
+                              <a:lnRef idx="2">
+                                <a:schemeClr val="accent1">
+                                  <a:shade val="50000"/>
+                                </a:schemeClr>
+                              </a:lnRef>
+                              <a:fillRef idx="1">
+                                <a:schemeClr val="accent1"/>
+                              </a:fillRef>
+                              <a:effectRef idx="0">
+                                <a:schemeClr val="accent1"/>
+                              </a:effectRef>
+                              <a:fontRef idx="minor">
+                                <a:schemeClr val="lt1"/>
+                              </a:fontRef>
+                            </wps:style>
+                            <wps:txbx>
+                              <w:txbxContent>
+                                <w:p>
+                                  <w:pPr>
+                                    <w:jc w:val="center"/>
+                                    <w:rPr>
+                                      <w:color w:val="000000" w:themeColor="text1"/>
+                                    </w:rPr>
+                                  </w:pPr>
+                                  <w:r>
+                                    <w:rPr>
+                                      <w:rFonts w:ascii="Times New Roman" w:cs="Times New Roman"/>
+                                      <w:color w:val="000000" w:themeColor="text1"/>
+                                      <w:spacing w:val="-4"/>
+                                      <w:sz w:val="21"/>
+                                      <w:szCs w:val="21"/>
+                                      <w:lang w:val="en-US"/>
+                                    </w:rPr>
+                                    <w:t>$</w:t>
+                                  </w:r>
+                                  <w:bookmarkStart w:id="0" w:name="_GoBack"/>
+                                  <w:r>
+                                    <w:rPr>
+                                      <w:rFonts w:ascii="Times New Roman" w:cs="Times New Roman"/>
+                                      <w:color w:val="000000" w:themeColor="text1"/>
+                                      <w:spacing w:val="-4"/>
+                                      <w:sz w:val="21"/>
+                                      <w:szCs w:val="21"/>
+                                      <w:lang w:val="en-US"/>
+                                    </w:rPr>
+                                    <w:t>{</w:t>
+                                  </w:r>
+                                  <w:proofErr w:type="spellStart"/>
+                                  <w:r>
+                                    <w:rPr>
+                                      <w:rFonts w:ascii="Times New Roman" w:cs="Times New Roman"/>
+                                      <w:color w:val="000000" w:themeColor="text1"/>
+                                      <w:spacing w:val="-4"/>
+                                      <w:sz w:val="21"/>
+                                      <w:szCs w:val="21"/>
+                                      <w:lang w:val="en-US"/>
+                                    </w:rPr>
+                                    <w:t>ttd</w:t>
+                                  </w:r>
+                                  <w:proofErr w:type="spellEnd"/>
+                                  <w:r>
+                                    <w:rPr>
+                                      <w:rFonts w:ascii="Times New Roman" w:cs="Times New Roman"/>
+                                      <w:color w:val="000000" w:themeColor="text1"/>
+                                      <w:spacing w:val="-4"/>
+                                      <w:sz w:val="21"/>
+                                      <w:szCs w:val="21"/>
+                                      <w:lang w:val="en-US"/>
+                                    </w:rPr>
+                                    <w:t>}</w:t>
+                                  </w:r>
+                                  <w:bookmarkEnd w:id="0"/>
+                                </w:p>
+                              </w:txbxContent>
+                            </wps:txbx>
+                            <wps:bodyPr rot="0" spcFirstLastPara="0" vertOverflow="overflow" horzOverflow="overflow" vert="horz" wrap="square" lIns="91440" tIns="45720" rIns="91440" bIns="45720" numCol="1" spcCol="0" rtlCol="0" fromWordArt="0" anchor="ctr" anchorCtr="0" forceAA="0" compatLnSpc="1">
+                              <a:prstTxWarp prst="textNoShape">
+                                <a:avLst/>
+                              </a:prstTxWarp>
+                              <a:noAutofit/>
+                            </wps:bodyPr>
+                          </wps:wsp>
+                        </a:graphicData>
+                      </a:graphic>
+                      <wp14:sizeRelH relativeFrom="margin">
+                        <wp14:pctWidth>0</wp14:pctWidth>
+                      </wp14:sizeRelH>
+                      <wp14:sizeRelV relativeFrom="margin">
+                        <wp14:pctHeight>0</wp14:pctHeight>
+                      </wp14:sizeRelV>
+                    </wp:anchor>
+                  </w:drawing>
+                </mc:Choice>
+                <mc:Fallback>
+                  <w:pict>
+                    <v:rect w14:anchorId="101B9255" id="Rectangle 6" o:spid="_x0000_s1026" style="position:absolute;left:0;text-align:left;margin-left:16.6pt;margin-top:9.4pt;width:134.15pt;height:70pt;z-index:487586815;visibility:visible;mso-wrap-style:square;mso-width-percent:0;mso-height-percent:0;mso-wrap-distance-left:9pt;mso-wrap-distance-top:0;mso-wrap-distance-right:9pt;mso-wrap-distance-bottom:0;mso-position-horizontal:absolute;mso-position-horizontal-relative:text;mso-position-vertical:absolute;mso-position-vertical-relative:text;mso-width-percent:0;mso-height-percent:0;mso-width-relative:margin;mso-height-relative:margin;v-text-anchor:middle" o:gfxdata="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" filled="f" stroked="f" strokeweight="2pt">
+                      <v:textbox>
                         <w:txbxContent>
                           <w:p>
                             <w:pPr>
@@ -5916,7 +6303,19 @@
                                 <w:szCs w:val="21"/>
                                 <w:lang w:val="en-US"/>
                               </w:rPr>
-                              <w:t>${</w:t>
+                              <w:t>$</w:t>
+                            </w:r>
+                            <w:bookmarkStart w:id="1" w:name="_GoBack"/>
+                            <w:r>
+                              <w:rPr>
+                                <w:rFonts w:ascii="Times New Roman" w:cs="Times New Roman"/>
+                                <w:color w:val="000000" w:themeColor="text1"/>
+                                <w:spacing w:val="-4"/>
+                                <w:sz w:val="21"/>
+                                <w:szCs w:val="21"/>
+                                <w:lang w:val="en-US"/>
+                              </w:rPr>
+                              <w:t>{</w:t>
                             </w:r>
                             <w:proofErr w:type="spellStart"/>
                             <w:r>
@@ -5942,189 +6341,61 @@
                               </w:rPr>
                               <w:t>}</w:t>
                             </w:r>
+                            <w:bookmarkEnd w:id="1"/>
                           </w:p>
                         </w:txbxContent>
-                      </wps:txbx>
-                      <wps:bodyPr rot="0" spcFirstLastPara="0" vertOverflow="overflow" horzOverflow="overflow" vert="horz" wrap="square" lIns="91440" tIns="45720" rIns="91440" bIns="45720" numCol="1" spcCol="0" rtlCol="0" fromWordArt="0" anchor="ctr" anchorCtr="0" forceAA="0" compatLnSpc="1">
-                        <a:prstTxWarp prst="textNoShape">
-                          <a:avLst/>
-                        </a:prstTxWarp>
-                        <a:noAutofit/>
-                      </wps:bodyPr>
-                    </wps:wsp>
-                  </a:graphicData>
-                </a:graphic>
-                <wp14:sizeRelH relativeFrom="margin">
-                  <wp14:pctWidth>0</wp14:pctWidth>
-                </wp14:sizeRelH>
-                <wp14:sizeRelV relativeFrom="margin">
-                  <wp14:pctHeight>0</wp14:pctHeight>
-                </wp14:sizeRelV>
-              </wp:anchor>
-            </w:drawing>
-          </mc:Choice>
-          <mc:Fallback>
-            <w:pict>
-              <v:rect w14:anchorId="2DF7566F" id="Rectangle 5" o:spid="_x0000_s1026" style="position:absolute;left:0;text-align:left;margin-left:392.5pt;margin-top:15.05pt;width:134.15pt;height:70pt;z-index:487592960;visibility:visible;mso-wrap-style:square;mso-width-percent:0;mso-height-percent:0;mso-wrap-distance-left:9pt;mso-wrap-distance-top:0;mso-wrap-distance-right:9pt;mso-wrap-distance-bottom:0;mso-position-horizontal:absolute;mso-position-horizontal-relative:text;mso-position-vertical:absolute;mso-position-vertical-relative:text;mso-width-percent:0;mso-height-percent:0;mso-width-relative:margin;mso-height-relative:margin;v-text-anchor:middle" o:gfxdata="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" filled="f" stroked="f" strokeweight="2pt">
-                <v:textbox>
-                  <w:txbxContent>
-                    <w:p>
-                      <w:pPr>
-                        <w:jc w:val="center"/>
-                        <w:rPr>
-                          <w:color w:val="000000" w:themeColor="text1"/>
-                        </w:rPr>
-                      </w:pPr>
-                      <w:r>
-                        <w:rPr>
-                          <w:rFonts w:ascii="Times New Roman" w:cs="Times New Roman"/>
-                          <w:color w:val="000000" w:themeColor="text1"/>
-                          <w:spacing w:val="-4"/>
-                          <w:sz w:val="21"/>
-                          <w:szCs w:val="21"/>
-                          <w:lang w:val="en-US"/>
-                        </w:rPr>
-                        <w:t>${</w:t>
-                      </w:r>
-                      <w:proofErr w:type="spellStart"/>
-                      <w:r>
-                        <w:rPr>
-                          <w:rFonts w:ascii="Times New Roman" w:cs="Times New Roman"/>
-                          <w:color w:val="000000" w:themeColor="text1"/>
-                          <w:spacing w:val="-4"/>
-                          <w:sz w:val="21"/>
-                          <w:szCs w:val="21"/>
-                          <w:lang w:val="en-US"/>
-                        </w:rPr>
-                        <w:t>ttd</w:t>
-                      </w:r>
-                      <w:proofErr w:type="spellEnd"/>
-                      <w:r>
-                        <w:rPr>
-                          <w:rFonts w:ascii="Times New Roman" w:cs="Times New Roman"/>
-                          <w:color w:val="000000" w:themeColor="text1"/>
-                          <w:spacing w:val="-4"/>
-                          <w:sz w:val="21"/>
-                          <w:szCs w:val="21"/>
-                          <w:lang w:val="en-US"/>
-                        </w:rPr>
-                        <w:t>}</w:t>
-                      </w:r>
-                    </w:p>
-                  </w:txbxContent>
-                </v:textbox>
-              </v:rect>
-            </w:pict>
-          </mc:Fallback>
-        </mc:AlternateContent>
-      </w:r>
-      <w:r>
-        <w:rPr>
-          <w:rFonts w:ascii="Times New Roman"/>
-        </w:rPr>
-        <w:t>Patean,</w:t>
-      </w:r>
-      <w:r>
-        <w:rPr>
-          <w:rFonts w:ascii="Times New Roman"/>
-          <w:spacing w:val="3"/>
-        </w:rPr>
-        <w:t xml:space="preserve"> </w:t>
-      </w:r>
-      <w:r>
-        <w:rPr>
-          <w:rFonts w:ascii="Times New Roman"/>
-          <w:spacing w:val="3"/>
-          <w:lang w:val="en-US"/>
-        </w:rPr>
-        <w:t xml:space="preserve"> ${</w:t>
-      </w:r>
-      <w:proofErr w:type="spellStart"/>
-      <w:r>
-        <w:rPr>
-          <w:rFonts w:ascii="Times New Roman"/>
-          <w:lang w:val="en-US"/>
-        </w:rPr>
-        <w:t>tanggal</w:t>
-      </w:r>
-      <w:proofErr w:type="spellEnd"/>
-      <w:r>
-        <w:rPr>
-          <w:rFonts w:ascii="Times New Roman"/>
-          <w:lang w:val="en-US"/>
-        </w:rPr>
-        <w:t xml:space="preserve">}  /  </w:t>
-      </w:r>
-      <w:r>
-        <w:rPr>
-          <w:rFonts w:ascii="Times New Roman"/>
-          <w:lang w:val="en-US"/>
-        </w:rPr>
-        <w:t>${</w:t>
-      </w:r>
-      <w:proofErr w:type="spellStart"/>
-      <w:r>
-        <w:rPr>
-          <w:rFonts w:ascii="Times New Roman"/>
-          <w:lang w:val="en-US"/>
-        </w:rPr>
-        <w:t>tanggal_arab</w:t>
-      </w:r>
-      <w:proofErr w:type="spellEnd"/>
-      <w:r>
-        <w:rPr>
-          <w:rFonts w:ascii="Times New Roman"/>
-          <w:lang w:val="en-US"/>
-        </w:rPr>
-        <w:t>}</w:t>
-      </w:r>
-      <w:r>
-        <w:rPr>
-          <w:rFonts w:ascii="Times New Roman"/>
-          <w:lang w:val="en-US"/>
-        </w:rPr>
-        <w:t xml:space="preserve">    </w:t>
-      </w:r>
-      <w:r>
-        <w:rPr>
-          <w:rFonts w:ascii="Times New Roman" w:cs="Times New Roman"/>
-          <w:rtl/>
-          <w:lang w:val="en-US"/>
-        </w:rPr>
-        <w:t xml:space="preserve"> تحريرا بفاتيان</w:t>
-      </w:r>
-      <w:r>
-        <w:rPr>
-          <w:rFonts w:ascii="Times New Roman" w:cs="Times New Roman"/>
-          <w:lang w:val="en-US"/>
-        </w:rPr>
-        <w:t xml:space="preserve">  </w:t>
-      </w:r>
-    </w:p>
-    <w:tbl>
-      <w:tblPr>
-        <w:tblStyle w:val="TableGrid"/>
-        <w:tblW w:w="0" w:type="auto"/>
-        <w:tblInd w:w="284" w:type="dxa"/>
-        <w:tblBorders>
-          <w:top w:val="none" w:sz="0" w:space="0" w:color="auto"/>
-          <w:left w:val="none" w:sz="0" w:space="0" w:color="auto"/>
-          <w:bottom w:val="none" w:sz="0" w:space="0" w:color="auto"/>
-          <w:right w:val="none" w:sz="0" w:space="0" w:color="auto"/>
-          <w:insideH w:val="none" w:sz="0" w:space="0" w:color="auto"/>
-          <w:insideV w:val="none" w:sz="0" w:space="0" w:color="auto"/>
-        </w:tblBorders>
-        <w:tblLook w:val="04A0" w:firstRow="1" w:lastRow="0" w:firstColumn="1" w:lastColumn="0" w:noHBand="0" w:noVBand="1"/>
-      </w:tblPr>
-      <w:tblGrid>
-        <w:gridCol w:w="3421"/>
-        <w:gridCol w:w="3705"/>
-        <w:gridCol w:w="3647"/>
-      </w:tblGrid>
+                      </v:textbox>
+                    </v:rect>
+                  </w:pict>
+                </mc:Fallback>
+              </mc:AlternateContent>
+            </w:r>
+            <w:proofErr w:type="spellStart"/>
+            <w:r>
+              <w:rPr>
+                <w:rFonts w:asciiTheme="minorBidi" w:hAnsiTheme="minorBidi" w:cstheme="minorBidi"/>
+                <w:spacing w:val="-4"/>
+                <w:sz w:val="20"/>
+                <w:szCs w:val="20"/>
+                <w:lang w:val="en-US"/>
+              </w:rPr>
+              <w:t>Wali</w:t>
+            </w:r>
+            <w:proofErr w:type="spellEnd"/>
+            <w:r>
+              <w:rPr>
+                <w:rFonts w:asciiTheme="minorBidi" w:hAnsiTheme="minorBidi" w:cstheme="minorBidi"/>
+                <w:spacing w:val="-4"/>
+                <w:sz w:val="20"/>
+                <w:szCs w:val="20"/>
+                <w:lang w:val="en-US"/>
+              </w:rPr>
+              <w:t xml:space="preserve"> Kelas / </w:t>
+            </w:r>
+            <w:r>
+              <w:rPr>
+                <w:rFonts w:asciiTheme="minorBidi" w:hAnsiTheme="minorBidi" w:cstheme="minorBidi"/>
+                <w:spacing w:val="-4"/>
+                <w:sz w:val="20"/>
+                <w:szCs w:val="20"/>
+                <w:rtl/>
+                <w:lang w:val="en-US"/>
+              </w:rPr>
+              <w:t>وَلِيُّ الْفَصْلِ</w:t>
+            </w:r>
+          </w:p>
+        </w:tc>
+      </w:tr>
       <w:tr>
         <w:tc>
           <w:tcPr>
             <w:tcW w:w="3421" w:type="dxa"/>
+            <w:tcBorders>
+              <w:top w:val="nil"/>
+              <w:left w:val="nil"/>
+              <w:bottom w:val="nil"/>
+              <w:right w:val="nil"/>
+            </w:tcBorders>
           </w:tcPr>
           <w:p>
             <w:pPr>
@@ -6133,159 +6404,29 @@
               <w:rPr>
                 <w:rFonts w:ascii="Times New Roman" w:cs="Times New Roman"/>
                 <w:spacing w:val="-4"/>
-                <w:sz w:val="21"/>
-                <w:szCs w:val="21"/>
-              </w:rPr>
-            </w:pPr>
-            <w:r>
-              <w:rPr>
-                <w:rFonts w:ascii="Times New Roman" w:cs="Times New Roman"/>
-                <w:spacing w:val="-4"/>
-                <w:sz w:val="21"/>
-                <w:szCs w:val="21"/>
-              </w:rPr>
-              <w:t xml:space="preserve">Direktur KMI / </w:t>
-            </w:r>
-            <w:r>
-              <w:rPr>
-                <w:rFonts w:ascii="Times New Roman" w:cs="Times New Roman"/>
-                <w:spacing w:val="-4"/>
-                <w:sz w:val="21"/>
-                <w:szCs w:val="21"/>
-                <w:rtl/>
-              </w:rPr>
-              <w:t>مدير المدرسة</w:t>
-            </w:r>
-          </w:p>
-        </w:tc>
-        <w:tc>
-          <w:tcPr>
-            <w:tcW w:w="3705" w:type="dxa"/>
-            <w:tcBorders>
-              <w:bottom w:val="single" w:sz="8" w:space="0" w:color="000000"/>
-            </w:tcBorders>
-          </w:tcPr>
-          <w:p>
-            <w:pPr>
-              <w:spacing w:before="120"/>
-              <w:jc w:val="center"/>
-              <w:rPr>
-                <w:rFonts w:ascii="Times New Roman" w:cs="Times New Roman"/>
-                <w:spacing w:val="-4"/>
-                <w:sz w:val="21"/>
-                <w:szCs w:val="21"/>
-              </w:rPr>
-            </w:pPr>
-            <w:r>
-              <w:rPr>
-                <w:rFonts w:ascii="Times New Roman" w:cs="Times New Roman"/>
-                <w:b/>
-                <w:bCs/>
-                <w:spacing w:val="-4"/>
-                <w:sz w:val="21"/>
-                <w:szCs w:val="21"/>
-              </w:rPr>
-              <w:t xml:space="preserve">Predikat / </w:t>
-            </w:r>
-            <w:r>
-              <w:rPr>
-                <w:rFonts w:ascii="Times New Roman" w:cs="Times New Roman"/>
-                <w:b/>
-                <w:bCs/>
-                <w:spacing w:val="-4"/>
-                <w:sz w:val="21"/>
-                <w:szCs w:val="21"/>
-                <w:rtl/>
-              </w:rPr>
-              <w:t>التقدير</w:t>
-            </w:r>
-          </w:p>
-        </w:tc>
-        <w:tc>
-          <w:tcPr>
-            <w:tcW w:w="3647" w:type="dxa"/>
-          </w:tcPr>
-          <w:p>
-            <w:pPr>
-              <w:spacing w:before="120"/>
-              <w:jc w:val="center"/>
-              <w:rPr>
-                <w:rFonts w:ascii="Times New Roman" w:cs="Times New Roman"/>
-                <w:spacing w:val="-4"/>
-                <w:sz w:val="21"/>
-                <w:szCs w:val="21"/>
-                <w:lang w:val="en-US"/>
-              </w:rPr>
-            </w:pPr>
-            <w:proofErr w:type="spellStart"/>
-            <w:r>
-              <w:rPr>
-                <w:rFonts w:ascii="Times New Roman" w:cs="Times New Roman"/>
-                <w:spacing w:val="-4"/>
-                <w:sz w:val="21"/>
-                <w:szCs w:val="21"/>
-                <w:lang w:val="en-US"/>
-              </w:rPr>
-              <w:t>Wali</w:t>
-            </w:r>
-            <w:proofErr w:type="spellEnd"/>
-            <w:r>
-              <w:rPr>
-                <w:rFonts w:ascii="Times New Roman" w:cs="Times New Roman"/>
-                <w:spacing w:val="-4"/>
-                <w:sz w:val="21"/>
-                <w:szCs w:val="21"/>
-                <w:lang w:val="en-US"/>
-              </w:rPr>
-              <w:t xml:space="preserve"> Kelas / </w:t>
-            </w:r>
-            <w:r>
-              <w:rPr>
-                <w:rFonts w:ascii="Times New Roman" w:cs="Times New Roman"/>
-                <w:spacing w:val="-4"/>
-                <w:sz w:val="21"/>
-                <w:szCs w:val="21"/>
-                <w:rtl/>
-                <w:lang w:val="en-US"/>
-              </w:rPr>
-              <w:t>وَلِيُّ الصَّفِّ</w:t>
-            </w:r>
-          </w:p>
-        </w:tc>
-      </w:tr>
-      <w:tr>
-        <w:tc>
-          <w:tcPr>
-            <w:tcW w:w="3421" w:type="dxa"/>
-          </w:tcPr>
-          <w:p>
-            <w:pPr>
-              <w:spacing w:before="120"/>
-              <w:jc w:val="center"/>
-              <w:rPr>
-                <w:rFonts w:ascii="Times New Roman" w:cs="Times New Roman"/>
-                <w:spacing w:val="-4"/>
-                <w:sz w:val="21"/>
-                <w:szCs w:val="21"/>
+                <w:sz w:val="20"/>
+                <w:szCs w:val="20"/>
               </w:rPr>
             </w:pPr>
             <w:r>
               <w:rPr>
                 <w:noProof/>
+                <w:sz w:val="20"/>
+                <w:szCs w:val="20"/>
               </w:rPr>
               <w:drawing>
-                <wp:anchor distT="0" distB="0" distL="114300" distR="114300" simplePos="0" relativeHeight="487589888" behindDoc="0" locked="0" layoutInCell="1" allowOverlap="1" wp14:anchorId="0D59D779" wp14:editId="417C148D">
+                <wp:anchor distT="0" distB="0" distL="114300" distR="114300" simplePos="0" relativeHeight="487600128" behindDoc="0" locked="0" layoutInCell="1" allowOverlap="1" wp14:anchorId="273FB40E" wp14:editId="51EB3295">
                   <wp:simplePos x="0" y="0"/>
                   <wp:positionH relativeFrom="column">
-                    <wp:posOffset>333375</wp:posOffset>
+                    <wp:posOffset>76835</wp:posOffset>
                   </wp:positionH>
                   <wp:positionV relativeFrom="paragraph">
-                    <wp:posOffset>7722</wp:posOffset>
+                    <wp:posOffset>10160</wp:posOffset>
                   </wp:positionV>
-                  <wp:extent cx="1344706" cy="441917"/>
+                  <wp:extent cx="1739014" cy="571500"/>
                   <wp:effectExtent l="0" t="0" r="0" b="0"/>
                   <wp:wrapNone/>
-                  <wp:docPr id="759071638" name="Picture 3"/>
+                  <wp:docPr id="7" name="Picture 3"/>
                   <wp:cNvGraphicFramePr/>
                   <a:graphic xmlns:a="http://schemas.openxmlformats.org/drawingml/2006/main">
                     <a:graphicData uri="http://schemas.openxmlformats.org/drawingml/2006/picture">
@@ -6310,7 +6451,7 @@
                         <pic:spPr bwMode="auto">
                           <a:xfrm>
                             <a:off x="0" y="0"/>
-                            <a:ext cx="1344706" cy="441917"/>
+                            <a:ext cx="1739014" cy="571500"/>
                           </a:xfrm>
                           <a:prstGeom prst="rect">
                             <a:avLst/>
@@ -6335,20 +6476,26 @@
           <w:tcPr>
             <w:tcW w:w="3705" w:type="dxa"/>
             <w:tcBorders>
-              <w:top w:val="single" w:sz="8" w:space="0" w:color="000000"/>
+              <w:top w:val="single" w:sz="4" w:space="0" w:color="auto"/>
+              <w:left w:val="nil"/>
+              <w:bottom w:val="nil"/>
+              <w:right w:val="nil"/>
             </w:tcBorders>
             <w:vAlign w:val="center"/>
           </w:tcPr>
           <w:p>
             <w:pPr>
               <w:bidi/>
-              <w:spacing w:before="120"/>
+              <w:spacing w:before="120" w:after="120"/>
               <w:jc w:val="center"/>
               <w:rPr>
-                <w:rFonts w:ascii="Times New Roman" w:cs="Times New Roman"/>
-                <w:spacing w:val="-4"/>
-                <w:sz w:val="21"/>
-                <w:szCs w:val="21"/>
+                <w:rFonts w:asciiTheme="minorBidi" w:hAnsiTheme="minorBidi" w:cstheme="minorBidi"/>
+                <w:b/>
+                <w:bCs/>
+                <w:w w:val="79"/>
+                <w:sz w:val="25"/>
+                <w:szCs w:val="25"/>
+                <w:lang w:val="en-US"/>
               </w:rPr>
             </w:pPr>
             <w:r>
@@ -6394,7 +6541,13 @@
         <w:tc>
           <w:tcPr>
             <w:tcW w:w="3647" w:type="dxa"/>
-            <w:vAlign w:val="bottom"/>
+            <w:gridSpan w:val="2"/>
+            <w:tcBorders>
+              <w:top w:val="nil"/>
+              <w:left w:val="nil"/>
+              <w:bottom w:val="nil"/>
+              <w:right w:val="nil"/>
+            </w:tcBorders>
           </w:tcPr>
           <w:p>
             <w:pPr>
@@ -6403,8 +6556,8 @@
               <w:rPr>
                 <w:rFonts w:ascii="Times New Roman" w:cs="Times New Roman"/>
                 <w:spacing w:val="-4"/>
-                <w:sz w:val="21"/>
-                <w:szCs w:val="21"/>
+                <w:sz w:val="20"/>
+                <w:szCs w:val="20"/>
                 <w:lang w:val="en-US"/>
               </w:rPr>
             </w:pPr>
@@ -6415,7 +6568,12 @@
         <w:tc>
           <w:tcPr>
             <w:tcW w:w="3421" w:type="dxa"/>
-            <w:vAlign w:val="bottom"/>
+            <w:tcBorders>
+              <w:top w:val="nil"/>
+              <w:left w:val="nil"/>
+              <w:bottom w:val="nil"/>
+              <w:right w:val="nil"/>
+            </w:tcBorders>
           </w:tcPr>
           <w:p>
             <w:pPr>
@@ -6425,8 +6583,8 @@
                 <w:rFonts w:cs="Arial"/>
                 <w:b/>
                 <w:bCs/>
-                <w:sz w:val="21"/>
-                <w:szCs w:val="21"/>
+                <w:sz w:val="20"/>
+                <w:szCs w:val="20"/>
                 <w:lang w:val="en-US"/>
               </w:rPr>
             </w:pPr>
@@ -6435,8 +6593,8 @@
                 <w:rFonts w:cs="Arial"/>
                 <w:b/>
                 <w:bCs/>
-                <w:sz w:val="21"/>
-                <w:szCs w:val="21"/>
+                <w:sz w:val="20"/>
+                <w:szCs w:val="20"/>
                 <w:rtl/>
                 <w:lang w:val="en-US"/>
               </w:rPr>
@@ -6451,8 +6609,8 @@
                 <w:rFonts w:cs="Arial"/>
                 <w:b/>
                 <w:bCs/>
-                <w:sz w:val="21"/>
-                <w:szCs w:val="21"/>
+                <w:sz w:val="20"/>
+                <w:szCs w:val="20"/>
                 <w:u w:val="single" w:color="000000"/>
                 <w:lang w:val="en-US"/>
               </w:rPr>
@@ -6463,8 +6621,8 @@
                 <w:rFonts w:cs="Arial"/>
                 <w:b/>
                 <w:bCs/>
-                <w:sz w:val="21"/>
-                <w:szCs w:val="21"/>
+                <w:sz w:val="20"/>
+                <w:szCs w:val="20"/>
                 <w:u w:val="single" w:color="000000"/>
                 <w:lang w:val="en-US"/>
               </w:rPr>
@@ -6476,8 +6634,8 @@
                 <w:rFonts w:cs="Arial"/>
                 <w:b/>
                 <w:bCs/>
-                <w:sz w:val="21"/>
-                <w:szCs w:val="21"/>
+                <w:sz w:val="20"/>
+                <w:szCs w:val="20"/>
                 <w:u w:val="single" w:color="000000"/>
                 <w:lang w:val="en-US"/>
               </w:rPr>
@@ -6489,8 +6647,8 @@
                 <w:rFonts w:cs="Arial"/>
                 <w:b/>
                 <w:bCs/>
-                <w:sz w:val="21"/>
-                <w:szCs w:val="21"/>
+                <w:sz w:val="20"/>
+                <w:szCs w:val="20"/>
                 <w:u w:val="single" w:color="000000"/>
                 <w:lang w:val="en-US"/>
               </w:rPr>
@@ -6502,46 +6660,34 @@
                 <w:rFonts w:cs="Arial"/>
                 <w:b/>
                 <w:bCs/>
-                <w:sz w:val="21"/>
-                <w:szCs w:val="21"/>
+                <w:sz w:val="20"/>
+                <w:szCs w:val="20"/>
                 <w:u w:val="single" w:color="000000"/>
                 <w:lang w:val="en-US"/>
               </w:rPr>
-              <w:t>, S.T.,</w:t>
-            </w:r>
+              <w:t xml:space="preserve">, S.T., </w:t>
+            </w:r>
+            <w:proofErr w:type="spellStart"/>
             <w:r>
               <w:rPr>
                 <w:rFonts w:cs="Arial"/>
                 <w:b/>
                 <w:bCs/>
-                <w:sz w:val="21"/>
-                <w:szCs w:val="21"/>
+                <w:sz w:val="20"/>
+                <w:szCs w:val="20"/>
                 <w:u w:val="single" w:color="000000"/>
                 <w:lang w:val="en-US"/>
               </w:rPr>
-              <w:t xml:space="preserve"> </w:t>
-            </w:r>
-            <w:proofErr w:type="spellStart"/>
+              <w:t>M.Pd</w:t>
+            </w:r>
+            <w:proofErr w:type="spellEnd"/>
             <w:r>
               <w:rPr>
                 <w:rFonts w:cs="Arial"/>
                 <w:b/>
                 <w:bCs/>
-                <w:sz w:val="21"/>
-                <w:szCs w:val="21"/>
-                <w:u w:val="single" w:color="000000"/>
-                <w:lang w:val="en-US"/>
-              </w:rPr>
-              <w:t>M.Pd</w:t>
-            </w:r>
-            <w:proofErr w:type="spellEnd"/>
-            <w:r>
-              <w:rPr>
-                <w:rFonts w:cs="Arial"/>
-                <w:b/>
-                <w:bCs/>
-                <w:sz w:val="21"/>
-                <w:szCs w:val="21"/>
+                <w:sz w:val="20"/>
+                <w:szCs w:val="20"/>
                 <w:u w:val="single" w:color="000000"/>
                 <w:lang w:val="en-US"/>
               </w:rPr>
@@ -6553,27 +6699,31 @@
               <w:ind w:right="31"/>
               <w:jc w:val="center"/>
               <w:rPr>
-                <w:sz w:val="17"/>
-                <w:lang w:val="en-US"/>
-              </w:rPr>
-            </w:pPr>
-            <w:r>
-              <w:rPr>
-                <w:sz w:val="21"/>
+                <w:sz w:val="20"/>
+                <w:szCs w:val="20"/>
+                <w:lang w:val="en-US"/>
+              </w:rPr>
+            </w:pPr>
+            <w:r>
+              <w:rPr>
+                <w:sz w:val="20"/>
+                <w:szCs w:val="20"/>
               </w:rPr>
               <w:t>NBM.</w:t>
             </w:r>
             <w:r>
               <w:rPr>
                 <w:spacing w:val="3"/>
-                <w:sz w:val="21"/>
+                <w:sz w:val="20"/>
+                <w:szCs w:val="20"/>
               </w:rPr>
               <w:t xml:space="preserve"> </w:t>
             </w:r>
             <w:r>
               <w:rPr>
                 <w:spacing w:val="-2"/>
-                <w:sz w:val="21"/>
+                <w:sz w:val="20"/>
+                <w:szCs w:val="20"/>
                 <w:lang w:val="en-US"/>
               </w:rPr>
               <w:t>952205</w:t>
@@ -6583,16 +6733,21 @@
         <w:tc>
           <w:tcPr>
             <w:tcW w:w="3705" w:type="dxa"/>
-          </w:tcPr>
-          <w:p>
-            <w:pPr>
-              <w:spacing w:before="120"/>
+            <w:tcBorders>
+              <w:top w:val="nil"/>
+              <w:left w:val="nil"/>
+              <w:bottom w:val="nil"/>
+              <w:right w:val="nil"/>
+            </w:tcBorders>
+          </w:tcPr>
+          <w:p>
+            <w:pPr>
               <w:jc w:val="center"/>
               <w:rPr>
-                <w:rFonts w:ascii="Times New Roman" w:cs="Times New Roman"/>
+                <w:rFonts w:asciiTheme="minorBidi" w:hAnsiTheme="minorBidi" w:cstheme="minorBidi"/>
                 <w:spacing w:val="-4"/>
-                <w:sz w:val="21"/>
-                <w:szCs w:val="21"/>
+                <w:sz w:val="20"/>
+                <w:szCs w:val="20"/>
               </w:rPr>
             </w:pPr>
             <w:r>
@@ -6629,7 +6784,13 @@
         <w:tc>
           <w:tcPr>
             <w:tcW w:w="3647" w:type="dxa"/>
-            <w:vAlign w:val="bottom"/>
+            <w:gridSpan w:val="2"/>
+            <w:tcBorders>
+              <w:top w:val="nil"/>
+              <w:left w:val="nil"/>
+              <w:bottom w:val="nil"/>
+              <w:right w:val="nil"/>
+            </w:tcBorders>
           </w:tcPr>
           <w:p>
             <w:pPr>
@@ -6640,8 +6801,8 @@
                 <w:rFonts w:cs="Arial"/>
                 <w:b/>
                 <w:bCs/>
-                <w:sz w:val="21"/>
-                <w:szCs w:val="21"/>
+                <w:sz w:val="20"/>
+                <w:szCs w:val="20"/>
                 <w:lang w:val="en-US"/>
               </w:rPr>
             </w:pPr>
@@ -6650,8 +6811,8 @@
                 <w:rFonts w:cs="Arial"/>
                 <w:b/>
                 <w:bCs/>
-                <w:sz w:val="21"/>
-                <w:szCs w:val="21"/>
+                <w:sz w:val="20"/>
+                <w:szCs w:val="20"/>
                 <w:lang w:val="en-US"/>
               </w:rPr>
               <w:t>${</w:t>
@@ -6662,8 +6823,8 @@
                 <w:rFonts w:cs="Arial"/>
                 <w:b/>
                 <w:bCs/>
-                <w:sz w:val="21"/>
-                <w:szCs w:val="21"/>
+                <w:sz w:val="20"/>
+                <w:szCs w:val="20"/>
                 <w:lang w:val="en-US"/>
               </w:rPr>
               <w:t>nama_walas_arab</w:t>
@@ -6674,8 +6835,8 @@
                 <w:rFonts w:cs="Arial"/>
                 <w:b/>
                 <w:bCs/>
-                <w:sz w:val="21"/>
-                <w:szCs w:val="21"/>
+                <w:sz w:val="20"/>
+                <w:szCs w:val="20"/>
                 <w:lang w:val="en-US"/>
               </w:rPr>
               <w:t>}</w:t>
@@ -6689,8 +6850,8 @@
                 <w:rFonts w:cs="Arial"/>
                 <w:b/>
                 <w:bCs/>
-                <w:sz w:val="21"/>
-                <w:szCs w:val="21"/>
+                <w:sz w:val="20"/>
+                <w:szCs w:val="20"/>
                 <w:u w:val="single" w:color="000000"/>
                 <w:lang w:val="en-US"/>
               </w:rPr>
@@ -6700,8 +6861,8 @@
                 <w:rFonts w:cs="Arial"/>
                 <w:b/>
                 <w:bCs/>
-                <w:sz w:val="21"/>
-                <w:szCs w:val="21"/>
+                <w:sz w:val="20"/>
+                <w:szCs w:val="20"/>
                 <w:u w:val="single" w:color="000000"/>
                 <w:lang w:val="en-US"/>
               </w:rPr>
@@ -6713,8 +6874,8 @@
                 <w:rFonts w:cs="Arial"/>
                 <w:b/>
                 <w:bCs/>
-                <w:sz w:val="21"/>
-                <w:szCs w:val="21"/>
+                <w:sz w:val="20"/>
+                <w:szCs w:val="20"/>
                 <w:u w:val="single" w:color="000000"/>
                 <w:lang w:val="en-US"/>
               </w:rPr>
@@ -6726,8 +6887,8 @@
                 <w:rFonts w:cs="Arial"/>
                 <w:b/>
                 <w:bCs/>
-                <w:sz w:val="21"/>
-                <w:szCs w:val="21"/>
+                <w:sz w:val="20"/>
+                <w:szCs w:val="20"/>
                 <w:u w:val="single" w:color="000000"/>
                 <w:lang w:val="en-US"/>
               </w:rPr>
@@ -6740,27 +6901,30 @@
               <w:rPr>
                 <w:rFonts w:ascii="Times New Roman" w:cs="Times New Roman"/>
                 <w:spacing w:val="-4"/>
-                <w:sz w:val="21"/>
-                <w:szCs w:val="21"/>
-              </w:rPr>
-            </w:pPr>
-            <w:r>
-              <w:rPr>
-                <w:sz w:val="21"/>
+                <w:sz w:val="20"/>
+                <w:szCs w:val="20"/>
+              </w:rPr>
+            </w:pPr>
+            <w:r>
+              <w:rPr>
+                <w:sz w:val="20"/>
+                <w:szCs w:val="20"/>
               </w:rPr>
               <w:t>NBM.</w:t>
             </w:r>
             <w:r>
               <w:rPr>
                 <w:spacing w:val="3"/>
-                <w:sz w:val="21"/>
+                <w:sz w:val="20"/>
+                <w:szCs w:val="20"/>
               </w:rPr>
               <w:t xml:space="preserve"> </w:t>
             </w:r>
             <w:r>
               <w:rPr>
                 <w:spacing w:val="-2"/>
-                <w:sz w:val="21"/>
+                <w:sz w:val="20"/>
+                <w:szCs w:val="20"/>
                 <w:lang w:val="en-US"/>
               </w:rPr>
               <w:t>${</w:t>
@@ -6769,7 +6933,8 @@
             <w:r>
               <w:rPr>
                 <w:spacing w:val="-2"/>
-                <w:sz w:val="21"/>
+                <w:sz w:val="20"/>
+                <w:szCs w:val="20"/>
                 <w:lang w:val="en-US"/>
               </w:rPr>
               <w:t>nbm_walas</w:t>
@@ -6778,7 +6943,8 @@
             <w:r>
               <w:rPr>
                 <w:spacing w:val="-2"/>
-                <w:sz w:val="21"/>
+                <w:sz w:val="20"/>
+                <w:szCs w:val="20"/>
                 <w:lang w:val="en-US"/>
               </w:rPr>
               <w:t>}</w:t>
@@ -6892,7 +7058,7 @@
     <w:lsdException w:name="Closing" w:semiHidden="1" w:unhideWhenUsed="1"/>
     <w:lsdException w:name="Signature" w:semiHidden="1" w:unhideWhenUsed="1"/>
     <w:lsdException w:name="Default Paragraph Font" w:semiHidden="1" w:uiPriority="1" w:unhideWhenUsed="1"/>
-    <w:lsdException w:name="Body Text" w:semiHidden="1" w:unhideWhenUsed="1"/>
+    <w:lsdException w:name="Body Text" w:semiHidden="1" w:uiPriority="1" w:unhideWhenUsed="1" w:qFormat="1"/>
     <w:lsdException w:name="Body Text Indent" w:semiHidden="1" w:unhideWhenUsed="1"/>
     <w:lsdException w:name="List Continue" w:semiHidden="1" w:unhideWhenUsed="1"/>
     <w:lsdException w:name="List Continue 2" w:semiHidden="1" w:unhideWhenUsed="1"/>
@@ -7242,6 +7408,7 @@
   <w:style w:type="paragraph" w:styleId="BodyText">
     <w:name w:val="Body Text"/>
     <w:basedOn w:val="Normal"/>
+    <w:link w:val="BodyTextChar"/>
     <w:uiPriority w:val="1"/>
     <w:qFormat/>
     <w:rPr>
@@ -7296,6 +7463,32 @@
         <w:insideV w:val="single" w:sz="4" w:space="0" w:color="auto"/>
       </w:tblBorders>
     </w:tblPr>
+  </w:style>
+  <w:style w:type="character" w:customStyle="1" w:styleId="BodyTextChar">
+    <w:name w:val="Body Text Char"/>
+    <w:basedOn w:val="DefaultParagraphFont"/>
+    <w:link w:val="BodyText"/>
+    <w:uiPriority w:val="1"/>
+    <w:rsid w:val="00FA3C7B"/>
+    <w:rPr>
+      <w:rFonts w:ascii="Arial Narrow" w:eastAsia="Arial Narrow" w:hAnsi="Arial Narrow" w:cs="Arial Narrow"/>
+      <w:b/>
+      <w:bCs/>
+      <w:sz w:val="21"/>
+      <w:szCs w:val="21"/>
+      <w:u w:val="single" w:color="000000"/>
+      <w:lang w:val="id"/>
+    </w:rPr>
+  </w:style>
+  <w:style w:type="paragraph" w:styleId="NoSpacing">
+    <w:name w:val="No Spacing"/>
+    <w:uiPriority w:val="1"/>
+    <w:qFormat/>
+    <w:rsid w:val="00E405A4"/>
+    <w:rPr>
+      <w:rFonts w:ascii="Arial Narrow" w:eastAsia="Arial Narrow" w:hAnsi="Arial Narrow" w:cs="Arial Narrow"/>
+      <w:lang w:val="id"/>
+    </w:rPr>
   </w:style>
 </w:styles>
 </file>
@@ -7588,7 +7781,7 @@
 </file>
 
 <file path=customXml/itemProps1.xml><?xml version="1.0" encoding="utf-8"?>
-<ds:datastoreItem xmlns:ds="http://schemas.openxmlformats.org/officeDocument/2006/customXml" ds:itemID="{CEB451B5-A238-4C1F-8763-FDC8D8A4FE14}">
+<ds:datastoreItem xmlns:ds="http://schemas.openxmlformats.org/officeDocument/2006/customXml" ds:itemID="{C2CF455A-9FD1-41EB-AC51-B45225C4806E}">
   <ds:schemaRefs>
     <ds:schemaRef ds:uri="http://schemas.openxmlformats.org/officeDocument/2006/bibliography"/>
   </ds:schemaRefs>
